--- a/docs/documento-final.docx
+++ b/docs/documento-final.docx
@@ -65,6 +65,26 @@
     <w:p>
       <w:r>
         <w:t>San Salvador, El Salvador · 2026</w:t>
+      </w:r>
+    </w:p>
+    <w:p>
+      <w:r>
+        <w:t xml:space="preserve">Sección / grupo: </w:t>
+      </w:r>
+      <w:r>
+        <w:rPr>
+          <w:i/>
+        </w:rPr>
+        <w:t>(completar)</w:t>
+      </w:r>
+      <w:r>
+        <w:t xml:space="preserve"> · Fecha de entrega: </w:t>
+      </w:r>
+      <w:r>
+        <w:rPr>
+          <w:i/>
+        </w:rPr>
+        <w:t>(completar)</w:t>
       </w:r>
     </w:p>
     <w:p>
@@ -809,6 +829,7 @@
     <w:p>
       <w:pPr>
         <w:pStyle w:val="Heading2"/>
+        <w:pageBreakBefore/>
       </w:pPr>
       <w:r>
         <w:rPr>
@@ -949,6 +970,7 @@
     <w:p>
       <w:pPr>
         <w:pStyle w:val="Heading2"/>
+        <w:pageBreakBefore/>
       </w:pPr>
       <w:r>
         <w:rPr>
@@ -1078,6 +1100,7 @@
     <w:p>
       <w:pPr>
         <w:pStyle w:val="Heading2"/>
+        <w:pageBreakBefore/>
       </w:pPr>
       <w:r>
         <w:rPr>
@@ -1115,8 +1138,12 @@
     </w:p>
     <w:p>
       <w:pPr>
-        <w:pStyle w:val="ListNumber"/>
+        <w:ind w:left="510" w:hanging="340"/>
       </w:pPr>
+      <w:r>
+        <w:t>1.</w:t>
+        <w:tab/>
+      </w:r>
       <w:r>
         <w:rPr>
           <w:b/>
@@ -1129,8 +1156,12 @@
     </w:p>
     <w:p>
       <w:pPr>
-        <w:pStyle w:val="ListNumber"/>
+        <w:ind w:left="510" w:hanging="340"/>
       </w:pPr>
+      <w:r>
+        <w:t>2.</w:t>
+        <w:tab/>
+      </w:r>
       <w:r>
         <w:rPr>
           <w:b/>
@@ -1143,8 +1174,12 @@
     </w:p>
     <w:p>
       <w:pPr>
-        <w:pStyle w:val="ListNumber"/>
+        <w:ind w:left="510" w:hanging="340"/>
       </w:pPr>
+      <w:r>
+        <w:t>3.</w:t>
+        <w:tab/>
+      </w:r>
       <w:r>
         <w:rPr>
           <w:b/>
@@ -1168,6 +1203,7 @@
     <w:p>
       <w:pPr>
         <w:pStyle w:val="Heading2"/>
+        <w:pageBreakBefore/>
       </w:pPr>
       <w:r>
         <w:rPr>
@@ -2444,6 +2480,7 @@
     <w:p>
       <w:pPr>
         <w:pStyle w:val="Heading2"/>
+        <w:pageBreakBefore/>
       </w:pPr>
       <w:r>
         <w:rPr>
@@ -3055,8 +3092,147 @@
         <w:t>raíz de composición</w:t>
       </w:r>
       <w:r>
-        <w:t>: crea cada DAO y servicio una sola vez y los entrega por constructor. Ninguna clase de negocio crea sus propias dependencias.</w:t>
-      </w:r>
+        <w:t>: crea los DAO y servicios y los entrega por constructor. Las clases del Avance 3 (</w:t>
+      </w:r>
+      <w:r>
+        <w:rPr>
+          <w:rFonts w:ascii="Consolas" w:hAnsi="Consolas"/>
+          <w:sz w:val="19"/>
+        </w:rPr>
+        <w:t>MiembroService</w:t>
+      </w:r>
+      <w:r>
+        <w:t xml:space="preserve">, </w:t>
+      </w:r>
+      <w:r>
+        <w:rPr>
+          <w:rFonts w:ascii="Consolas" w:hAnsi="Consolas"/>
+          <w:sz w:val="19"/>
+        </w:rPr>
+        <w:t>AsistenciaService</w:t>
+      </w:r>
+      <w:r>
+        <w:t xml:space="preserve">, </w:t>
+      </w:r>
+      <w:r>
+        <w:rPr>
+          <w:rFonts w:ascii="Consolas" w:hAnsi="Consolas"/>
+          <w:sz w:val="19"/>
+        </w:rPr>
+        <w:t>ConvocatoriaConcurrenteService</w:t>
+      </w:r>
+      <w:r>
+        <w:t xml:space="preserve">, </w:t>
+      </w:r>
+      <w:r>
+        <w:rPr>
+          <w:rFonts w:ascii="Consolas" w:hAnsi="Consolas"/>
+          <w:sz w:val="19"/>
+        </w:rPr>
+        <w:t>HealthController</w:t>
+      </w:r>
+      <w:r>
+        <w:t xml:space="preserve">) ya no crean sus propias dependencias. Solo dos servicios anteriores, </w:t>
+      </w:r>
+      <w:r>
+        <w:rPr>
+          <w:rFonts w:ascii="Consolas" w:hAnsi="Consolas"/>
+          <w:sz w:val="19"/>
+        </w:rPr>
+        <w:t>ReunionService</w:t>
+      </w:r>
+      <w:r>
+        <w:t xml:space="preserve"> y </w:t>
+      </w:r>
+      <w:r>
+        <w:rPr>
+          <w:rFonts w:ascii="Consolas" w:hAnsi="Consolas"/>
+          <w:sz w:val="19"/>
+        </w:rPr>
+        <w:t>RolService</w:t>
+      </w:r>
+      <w:r>
+        <w:t xml:space="preserve">, todavía crean un DAO propio con </w:t>
+      </w:r>
+      <w:r>
+        <w:rPr>
+          <w:rFonts w:ascii="Consolas" w:hAnsi="Consolas"/>
+          <w:sz w:val="19"/>
+        </w:rPr>
+        <w:t>new</w:t>
+      </w:r>
+      <w:r>
+        <w:t xml:space="preserve"> (ver §13, pendiente reconocido).</w:t>
+      </w:r>
+    </w:p>
+    <w:p>
+      <w:r>
+        <w:rPr>
+          <w:b/>
+        </w:rPr>
+        <w:t>Mejora adicional de seguridad.</w:t>
+      </w:r>
+      <w:r>
+        <w:t xml:space="preserve"> La contraseña provisional de un miembro (</w:t>
+      </w:r>
+      <w:r>
+        <w:rPr>
+          <w:rFonts w:ascii="Consolas" w:hAnsi="Consolas"/>
+          <w:sz w:val="19"/>
+        </w:rPr>
+        <w:t>usuario.clave_temporal</w:t>
+      </w:r>
+      <w:r>
+        <w:t>) ya no se guarda en texto plano. Se cifra con AES-256-GCM (</w:t>
+      </w:r>
+      <w:r>
+        <w:rPr>
+          <w:rFonts w:ascii="Consolas" w:hAnsi="Consolas"/>
+          <w:sz w:val="19"/>
+        </w:rPr>
+        <w:t>util/CifradorCredenciales</w:t>
+      </w:r>
+      <w:r>
+        <w:t xml:space="preserve">) y el valor almacenado lleva el prefijo </w:t>
+      </w:r>
+      <w:r>
+        <w:rPr>
+          <w:rFonts w:ascii="Consolas" w:hAnsi="Consolas"/>
+          <w:sz w:val="19"/>
+        </w:rPr>
+        <w:t>enc:v1:</w:t>
+      </w:r>
+      <w:r>
+        <w:t xml:space="preserve">. La API la descifra solo cuando el escritorio debe volver a mostrarla. No es un hash porque la directiva necesita mostrar la clave al miembro hasta que este la cambie. En el servidor DEV se comprobó que los valores guardados empiezan por </w:t>
+      </w:r>
+      <w:r>
+        <w:rPr>
+          <w:rFonts w:ascii="Consolas" w:hAnsi="Consolas"/>
+          <w:sz w:val="19"/>
+        </w:rPr>
+        <w:t>enc:v1:</w:t>
+      </w:r>
+      <w:r>
+        <w:t>. No es un requisito de la guía; se documenta como mejora complementaria.</w:t>
+      </w:r>
+    </w:p>
+    <w:p>
+      <w:r>
+        <w:rPr>
+          <w:b/>
+        </w:rPr>
+        <w:t>[EVIDENCIA PENDIENTE: Captura de clave_temporal con prefijo enc:v1: (valor recortado)]</w:t>
+      </w:r>
+    </w:p>
+    <w:p>
+      <w:pPr>
+        <w:sectPr>
+          <w:pgSz w:w="12240" w:h="15840"/>
+          <w:pgMar w:top="1134" w:right="1247" w:bottom="1134" w:left="1247" w:header="720" w:footer="720" w:gutter="0"/>
+          <w:cols w:space="720"/>
+          <w:docGrid w:linePitch="360"/>
+        </w:sectPr>
+      </w:pPr>
     </w:p>
     <w:p>
       <w:pPr>
@@ -3091,7 +3267,7 @@
       <w:r>
         <w:drawing>
           <wp:inline xmlns:a="http://schemas.openxmlformats.org/drawingml/2006/main" xmlns:pic="http://schemas.openxmlformats.org/drawingml/2006/picture">
-            <wp:extent cx="5940000" cy="3913081"/>
+            <wp:extent cx="8388000" cy="5525744"/>
             <wp:docPr id="2" name="Picture 2"/>
             <wp:cNvGraphicFramePr>
               <a:graphicFrameLocks noChangeAspect="1"/>
@@ -3112,7 +3288,7 @@
                   <pic:spPr>
                     <a:xfrm>
                       <a:off x="0" y="0"/>
-                      <a:ext cx="5940000" cy="3913081"/>
+                      <a:ext cx="8388000" cy="5525744"/>
                     </a:xfrm>
                     <a:prstGeom prst="rect"/>
                   </pic:spPr>
@@ -3145,7 +3321,7 @@
       <w:r>
         <w:drawing>
           <wp:inline xmlns:a="http://schemas.openxmlformats.org/drawingml/2006/main" xmlns:pic="http://schemas.openxmlformats.org/drawingml/2006/picture">
-            <wp:extent cx="5940000" cy="2879516"/>
+            <wp:extent cx="8388000" cy="4066226"/>
             <wp:docPr id="3" name="Picture 3"/>
             <wp:cNvGraphicFramePr>
               <a:graphicFrameLocks noChangeAspect="1"/>
@@ -3166,7 +3342,7 @@
                   <pic:spPr>
                     <a:xfrm>
                       <a:off x="0" y="0"/>
-                      <a:ext cx="5940000" cy="2879516"/>
+                      <a:ext cx="8388000" cy="4066226"/>
                     </a:xfrm>
                     <a:prstGeom prst="rect"/>
                   </pic:spPr>
@@ -3176,6 +3352,16 @@
           </wp:inline>
         </w:drawing>
       </w:r>
+    </w:p>
+    <w:p>
+      <w:pPr>
+        <w:sectPr>
+          <w:pgSz w:w="15840" w:h="12240" w:orient="landscape"/>
+          <w:pgMar w:top="1134" w:right="1247" w:bottom="1134" w:left="1247" w:header="720" w:footer="720" w:gutter="0"/>
+          <w:cols w:space="720"/>
+          <w:docGrid w:linePitch="360"/>
+        </w:sectPr>
+      </w:pPr>
     </w:p>
     <w:p>
       <w:pPr>
@@ -4420,6 +4606,7 @@
     <w:p>
       <w:pPr>
         <w:pStyle w:val="Heading2"/>
+        <w:pageBreakBefore/>
       </w:pPr>
       <w:r>
         <w:rPr>
@@ -5093,6 +5280,7 @@
     <w:p>
       <w:pPr>
         <w:pStyle w:val="Heading2"/>
+        <w:pageBreakBefore/>
       </w:pPr>
       <w:r>
         <w:rPr>
@@ -5327,9 +5515,11 @@
     </w:p>
     <w:p>
       <w:pPr>
-        <w:pStyle w:val="ListNumber"/>
+        <w:ind w:left="510" w:hanging="340"/>
       </w:pPr>
       <w:r>
+        <w:t>1.</w:t>
+        <w:tab/>
         <w:t xml:space="preserve">pide </w:t>
       </w:r>
       <w:r>
@@ -5344,9 +5534,11 @@
     </w:p>
     <w:p>
       <w:pPr>
-        <w:pStyle w:val="ListNumber"/>
+        <w:ind w:left="510" w:hanging="340"/>
       </w:pPr>
       <w:r>
+        <w:t>2.</w:t>
+        <w:tab/>
         <w:t xml:space="preserve">desactiva </w:t>
       </w:r>
       <w:r>
@@ -5362,9 +5554,11 @@
     </w:p>
     <w:p>
       <w:pPr>
-        <w:pStyle w:val="ListNumber"/>
+        <w:ind w:left="510" w:hanging="340"/>
       </w:pPr>
       <w:r>
+        <w:t>3.</w:t>
+        <w:tab/>
         <w:t xml:space="preserve">ejecuta un </w:t>
       </w:r>
       <w:r>
@@ -5385,33 +5579,30 @@
       </w:r>
       <w:r>
         <w:t>:</w:t>
-      </w:r>
-    </w:p>
-    <w:p>
-      <w:r>
-        <w:t xml:space="preserve">   ```sql</w:t>
-      </w:r>
-    </w:p>
-    <w:p>
-      <w:r>
-        <w:t xml:space="preserve">   INSERT IGNORE INTO asistencia (id_reunion, id_miembro, asistio, observacion)</w:t>
-      </w:r>
-    </w:p>
-    <w:p>
-      <w:r>
-        <w:t xml:space="preserve">   SELECT ?, m.id_miembro, FALSE, NULL FROM miembro m WHERE m.id_miembro = ? AND m.estado = 'ACTIVO'</w:t>
-      </w:r>
-    </w:p>
-    <w:p>
-      <w:r>
-        <w:t xml:space="preserve">   ```</w:t>
       </w:r>
     </w:p>
     <w:p>
       <w:pPr>
-        <w:pStyle w:val="ListNumber"/>
+        <w:ind w:left="283"/>
+        <w:shd w:val="clear" w:fill="F3F3F3"/>
       </w:pPr>
       <w:r>
+        <w:rPr>
+          <w:rFonts w:ascii="Consolas" w:hAnsi="Consolas"/>
+          <w:sz w:val="17"/>
+        </w:rPr>
+        <w:t>INSERT IGNORE INTO asistencia (id_reunion, id_miembro, asistio, observacion)</w:t>
+        <w:br/>
+        <w:t>SELECT ?, m.id_miembro, FALSE, NULL FROM miembro m WHERE m.id_miembro = ? AND m.estado = 'ACTIVO'</w:t>
+      </w:r>
+    </w:p>
+    <w:p>
+      <w:pPr>
+        <w:ind w:left="510" w:hanging="340"/>
+      </w:pPr>
+      <w:r>
+        <w:t>4.</w:t>
+        <w:tab/>
         <w:t xml:space="preserve">confirma con </w:t>
       </w:r>
       <w:r>
@@ -5567,20 +5758,7 @@
               <w:rPr>
                 <w:sz w:val="18"/>
               </w:rPr>
-              <w:t xml:space="preserve"> convierte el duplicado en "0 filas afectadas": la operación es idempotente. No se usa </w:t>
-            </w:r>
-            <w:r>
-              <w:rPr>
-                <w:rFonts w:ascii="Consolas" w:hAnsi="Consolas"/>
-                <w:sz w:val="18"/>
-              </w:rPr>
-              <w:t>synchronized</w:t>
-            </w:r>
-            <w:r>
-              <w:rPr>
-                <w:sz w:val="18"/>
-              </w:rPr>
-              <w:t>, que no protegería frente a otra instancia de la API ni frente al escritorio.</w:t>
+              <w:t xml:space="preserve"> convierte el duplicado en "0 filas afectadas": la operación es idempotente.</w:t>
             </w:r>
           </w:p>
         </w:tc>
@@ -5854,30 +6032,20 @@
         <w:rPr>
           <w:b/>
         </w:rPr>
-        <w:t>Evidencia en las pruebas</w:t>
-      </w:r>
-      <w:r>
-        <w:t xml:space="preserve"> (</w:t>
+        <w:t>Por qué synchronized no sería suficiente.</w:t>
+      </w:r>
+      <w:r>
+        <w:t xml:space="preserve"> </w:t>
       </w:r>
       <w:r>
         <w:rPr>
           <w:rFonts w:ascii="Consolas" w:hAnsi="Consolas"/>
           <w:sz w:val="19"/>
         </w:rPr>
-        <w:t>ConvocatoriaConcurrenteServiceTest</w:t>
-      </w:r>
-      <w:r>
-        <w:t xml:space="preserve">, </w:t>
-      </w:r>
-      <w:r>
-        <w:rPr>
-          <w:rFonts w:ascii="Consolas" w:hAnsi="Consolas"/>
-          <w:sz w:val="19"/>
-        </w:rPr>
-        <w:t>JdbcConvocatoriaRepositoryTest</w:t>
-      </w:r>
-      <w:r>
-        <w:t>):</w:t>
+        <w:t>synchronized</w:t>
+      </w:r>
+      <w:r>
+        <w:t xml:space="preserve"> solo coordina hilos dentro de la misma JVM. El duplicado puede venir de fuera de ese proceso:</w:t>
       </w:r>
     </w:p>
     <w:p>
@@ -5885,17 +6053,7 @@
         <w:pStyle w:val="ListBullet"/>
       </w:pPr>
       <w:r>
-        <w:t xml:space="preserve">Las tareas corren en los hilos del executor y se solapan: cuatro lotes están en curso al mismo tiempo, comprobado con un </w:t>
-      </w:r>
-      <w:r>
-        <w:rPr>
-          <w:rFonts w:ascii="Consolas" w:hAnsi="Consolas"/>
-          <w:sz w:val="19"/>
-        </w:rPr>
-        <w:t>CountDownLatch</w:t>
-      </w:r>
-      <w:r>
-        <w:t>.</w:t>
+        <w:t>dos administradores que pulsan "Auto-convocar" a la vez generan dos peticiones HTTP distintas;</w:t>
       </w:r>
     </w:p>
     <w:p>
@@ -5903,7 +6061,7 @@
         <w:pStyle w:val="ListBullet"/>
       </w:pPr>
       <w:r>
-        <w:t>Nunca hay más tareas simultáneas que hilos.</w:t>
+        <w:t>la API podría ejecutarse en más de una instancia;</w:t>
       </w:r>
     </w:p>
     <w:p>
@@ -5911,7 +6069,485 @@
         <w:pStyle w:val="ListBullet"/>
       </w:pPr>
       <w:r>
-        <w:t>Dos convocatorias simultáneas de la misma reunión crean cada registro exactamente una vez.</w:t>
+        <w:t>otra herramienta podría escribir directamente en MySQL.</w:t>
+      </w:r>
+    </w:p>
+    <w:p>
+      <w:r>
+        <w:t xml:space="preserve">Ninguno de esos casos pasa por el mismo monitor de Java. La única autoridad que ve todas las escrituras es la base de datos, por eso la garantía es la restricción única y no un bloqueo en memoria. Además, </w:t>
+      </w:r>
+      <w:r>
+        <w:rPr>
+          <w:rFonts w:ascii="Consolas" w:hAnsi="Consolas"/>
+          <w:sz w:val="19"/>
+        </w:rPr>
+        <w:t>synchronized</w:t>
+      </w:r>
+      <w:r>
+        <w:t xml:space="preserve"> obligaría a los hilos a esperar unos por otros, y se perdería la ventaja de escribir los lotes en paralelo.</w:t>
+      </w:r>
+    </w:p>
+    <w:p>
+      <w:r>
+        <w:rPr>
+          <w:b/>
+        </w:rPr>
+        <w:t>Uso desde el escritorio.</w:t>
+      </w:r>
+      <w:r>
+        <w:t xml:space="preserve"> El botón </w:t>
+      </w:r>
+      <w:r>
+        <w:rPr>
+          <w:b/>
+        </w:rPr>
+        <w:t>"Auto-convocar miembros activos"</w:t>
+      </w:r>
+      <w:r>
+        <w:t xml:space="preserve"> de la ventana de asistencias llama a </w:t>
+      </w:r>
+      <w:r>
+        <w:rPr>
+          <w:rFonts w:ascii="Consolas" w:hAnsi="Consolas"/>
+          <w:sz w:val="19"/>
+        </w:rPr>
+        <w:t>POST /api/reuniones/{id}/asistencias/convocar</w:t>
+      </w:r>
+      <w:r>
+        <w:t xml:space="preserve">. </w:t>
+      </w:r>
+      <w:r>
+        <w:rPr>
+          <w:rFonts w:ascii="Consolas" w:hAnsi="Consolas"/>
+          <w:sz w:val="19"/>
+        </w:rPr>
+        <w:t>AsistenciaService.convocarMiembros</w:t>
+      </w:r>
+      <w:r>
+        <w:t xml:space="preserve"> valida la reunión (por ejemplo, rechaza una reunión cancelada) y delega en </w:t>
+      </w:r>
+      <w:r>
+        <w:rPr>
+          <w:rFonts w:ascii="Consolas" w:hAnsi="Consolas"/>
+          <w:sz w:val="19"/>
+        </w:rPr>
+        <w:t>ConvocatoriaConcurrenteService</w:t>
+      </w:r>
+      <w:r>
+        <w:t>.</w:t>
+      </w:r>
+    </w:p>
+    <w:p>
+      <w:r>
+        <w:rPr>
+          <w:b/>
+        </w:rPr>
+        <w:t>Validación en el servidor DEV</w:t>
+      </w:r>
+      <w:r>
+        <w:t xml:space="preserve"> (despliegue de </w:t>
+      </w:r>
+      <w:r>
+        <w:rPr>
+          <w:rFonts w:ascii="Consolas" w:hAnsi="Consolas"/>
+          <w:sz w:val="19"/>
+        </w:rPr>
+        <w:t>develop</w:t>
+      </w:r>
+      <w:r>
+        <w:t xml:space="preserve"> / </w:t>
+      </w:r>
+      <w:r>
+        <w:rPr>
+          <w:rFonts w:ascii="Consolas" w:hAnsi="Consolas"/>
+          <w:sz w:val="19"/>
+        </w:rPr>
+        <w:t>qa-v1.4.42</w:t>
+      </w:r>
+      <w:r>
+        <w:t>, MySQL real):</w:t>
+      </w:r>
+    </w:p>
+    <w:tbl>
+      <w:tblPr>
+        <w:tblStyle w:val="TableGrid"/>
+        <w:tblW w:type="auto" w:w="0"/>
+        <w:jc w:val="center"/>
+        <w:tblLook w:firstColumn="1" w:firstRow="1" w:lastColumn="0" w:lastRow="0" w:noHBand="0" w:noVBand="1" w:val="04A0"/>
+      </w:tblPr>
+      <w:tblGrid>
+        <w:gridCol w:w="1949"/>
+        <w:gridCol w:w="1949"/>
+        <w:gridCol w:w="1949"/>
+        <w:gridCol w:w="1949"/>
+        <w:gridCol w:w="1949"/>
+      </w:tblGrid>
+      <w:tr>
+        <w:tc>
+          <w:tcPr>
+            <w:tcW w:type="dxa" w:w="1949"/>
+            <w:shd w:val="clear" w:color="auto" w:fill="DAE8FC"/>
+          </w:tcPr>
+          <w:p>
+            <w:r>
+              <w:rPr>
+                <w:b/>
+                <w:sz w:val="18"/>
+              </w:rPr>
+            </w:r>
+            <w:r>
+              <w:rPr>
+                <w:b/>
+                <w:sz w:val="18"/>
+              </w:rPr>
+              <w:t>Ejecución</w:t>
+            </w:r>
+          </w:p>
+        </w:tc>
+        <w:tc>
+          <w:tcPr>
+            <w:tcW w:type="dxa" w:w="1949"/>
+            <w:shd w:val="clear" w:color="auto" w:fill="DAE8FC"/>
+          </w:tcPr>
+          <w:p>
+            <w:r>
+              <w:rPr>
+                <w:b/>
+                <w:sz w:val="18"/>
+              </w:rPr>
+            </w:r>
+            <w:r>
+              <w:rPr>
+                <w:b/>
+                <w:sz w:val="18"/>
+              </w:rPr>
+              <w:t>Solicitados</w:t>
+            </w:r>
+          </w:p>
+        </w:tc>
+        <w:tc>
+          <w:tcPr>
+            <w:tcW w:type="dxa" w:w="1949"/>
+            <w:shd w:val="clear" w:color="auto" w:fill="DAE8FC"/>
+          </w:tcPr>
+          <w:p>
+            <w:r>
+              <w:rPr>
+                <w:b/>
+                <w:sz w:val="18"/>
+              </w:rPr>
+            </w:r>
+            <w:r>
+              <w:rPr>
+                <w:b/>
+                <w:sz w:val="18"/>
+              </w:rPr>
+              <w:t>Convocados</w:t>
+            </w:r>
+          </w:p>
+        </w:tc>
+        <w:tc>
+          <w:tcPr>
+            <w:tcW w:type="dxa" w:w="1949"/>
+            <w:shd w:val="clear" w:color="auto" w:fill="DAE8FC"/>
+          </w:tcPr>
+          <w:p>
+            <w:r>
+              <w:rPr>
+                <w:b/>
+                <w:sz w:val="18"/>
+              </w:rPr>
+            </w:r>
+            <w:r>
+              <w:rPr>
+                <w:b/>
+                <w:sz w:val="18"/>
+              </w:rPr>
+              <w:t>Omitidos</w:t>
+            </w:r>
+          </w:p>
+        </w:tc>
+        <w:tc>
+          <w:tcPr>
+            <w:tcW w:type="dxa" w:w="1949"/>
+            <w:shd w:val="clear" w:color="auto" w:fill="DAE8FC"/>
+          </w:tcPr>
+          <w:p>
+            <w:r>
+              <w:rPr>
+                <w:b/>
+                <w:sz w:val="18"/>
+              </w:rPr>
+            </w:r>
+            <w:r>
+              <w:rPr>
+                <w:b/>
+                <w:sz w:val="18"/>
+              </w:rPr>
+              <w:t xml:space="preserve">Registros en </w:t>
+            </w:r>
+            <w:r>
+              <w:rPr>
+                <w:rFonts w:ascii="Consolas" w:hAnsi="Consolas"/>
+                <w:b/>
+                <w:sz w:val="18"/>
+              </w:rPr>
+              <w:t>asistencia</w:t>
+            </w:r>
+            <w:r>
+              <w:rPr>
+                <w:b/>
+                <w:sz w:val="18"/>
+              </w:rPr>
+              <w:t xml:space="preserve"> para la reunión</w:t>
+            </w:r>
+          </w:p>
+        </w:tc>
+      </w:tr>
+      <w:tr>
+        <w:tc>
+          <w:tcPr>
+            <w:tcW w:type="dxa" w:w="1949"/>
+          </w:tcPr>
+          <w:p>
+            <w:r>
+              <w:rPr>
+                <w:sz w:val="18"/>
+              </w:rPr>
+            </w:r>
+            <w:r>
+              <w:rPr>
+                <w:sz w:val="18"/>
+              </w:rPr>
+              <w:t>Primera convocatoria</w:t>
+            </w:r>
+          </w:p>
+        </w:tc>
+        <w:tc>
+          <w:tcPr>
+            <w:tcW w:type="dxa" w:w="1949"/>
+          </w:tcPr>
+          <w:p>
+            <w:r>
+              <w:rPr>
+                <w:sz w:val="18"/>
+              </w:rPr>
+            </w:r>
+            <w:r>
+              <w:rPr>
+                <w:sz w:val="18"/>
+              </w:rPr>
+              <w:t>25</w:t>
+            </w:r>
+          </w:p>
+        </w:tc>
+        <w:tc>
+          <w:tcPr>
+            <w:tcW w:type="dxa" w:w="1949"/>
+          </w:tcPr>
+          <w:p>
+            <w:r>
+              <w:rPr>
+                <w:sz w:val="18"/>
+              </w:rPr>
+            </w:r>
+            <w:r>
+              <w:rPr>
+                <w:sz w:val="18"/>
+              </w:rPr>
+              <w:t>25</w:t>
+            </w:r>
+          </w:p>
+        </w:tc>
+        <w:tc>
+          <w:tcPr>
+            <w:tcW w:type="dxa" w:w="1949"/>
+          </w:tcPr>
+          <w:p>
+            <w:r>
+              <w:rPr>
+                <w:sz w:val="18"/>
+              </w:rPr>
+            </w:r>
+            <w:r>
+              <w:rPr>
+                <w:sz w:val="18"/>
+              </w:rPr>
+              <w:t>0</w:t>
+            </w:r>
+          </w:p>
+        </w:tc>
+        <w:tc>
+          <w:tcPr>
+            <w:tcW w:type="dxa" w:w="1949"/>
+          </w:tcPr>
+          <w:p>
+            <w:r>
+              <w:rPr>
+                <w:sz w:val="18"/>
+              </w:rPr>
+            </w:r>
+            <w:r>
+              <w:rPr>
+                <w:sz w:val="18"/>
+              </w:rPr>
+              <w:t>25</w:t>
+            </w:r>
+          </w:p>
+        </w:tc>
+      </w:tr>
+      <w:tr>
+        <w:tc>
+          <w:tcPr>
+            <w:tcW w:type="dxa" w:w="1949"/>
+          </w:tcPr>
+          <w:p>
+            <w:r>
+              <w:rPr>
+                <w:sz w:val="18"/>
+              </w:rPr>
+            </w:r>
+            <w:r>
+              <w:rPr>
+                <w:sz w:val="18"/>
+              </w:rPr>
+              <w:t>Segunda convocatoria (misma reunión)</w:t>
+            </w:r>
+          </w:p>
+        </w:tc>
+        <w:tc>
+          <w:tcPr>
+            <w:tcW w:type="dxa" w:w="1949"/>
+          </w:tcPr>
+          <w:p>
+            <w:r>
+              <w:rPr>
+                <w:sz w:val="18"/>
+              </w:rPr>
+            </w:r>
+            <w:r>
+              <w:rPr>
+                <w:sz w:val="18"/>
+              </w:rPr>
+              <w:t>25</w:t>
+            </w:r>
+          </w:p>
+        </w:tc>
+        <w:tc>
+          <w:tcPr>
+            <w:tcW w:type="dxa" w:w="1949"/>
+          </w:tcPr>
+          <w:p>
+            <w:r>
+              <w:rPr>
+                <w:sz w:val="18"/>
+              </w:rPr>
+            </w:r>
+            <w:r>
+              <w:rPr>
+                <w:sz w:val="18"/>
+              </w:rPr>
+              <w:t>0</w:t>
+            </w:r>
+          </w:p>
+        </w:tc>
+        <w:tc>
+          <w:tcPr>
+            <w:tcW w:type="dxa" w:w="1949"/>
+          </w:tcPr>
+          <w:p>
+            <w:r>
+              <w:rPr>
+                <w:sz w:val="18"/>
+              </w:rPr>
+            </w:r>
+            <w:r>
+              <w:rPr>
+                <w:sz w:val="18"/>
+              </w:rPr>
+              <w:t>25</w:t>
+            </w:r>
+          </w:p>
+        </w:tc>
+        <w:tc>
+          <w:tcPr>
+            <w:tcW w:type="dxa" w:w="1949"/>
+          </w:tcPr>
+          <w:p>
+            <w:r>
+              <w:rPr>
+                <w:sz w:val="18"/>
+              </w:rPr>
+            </w:r>
+            <w:r>
+              <w:rPr>
+                <w:sz w:val="18"/>
+              </w:rPr>
+              <w:t>25 (sin cambio)</w:t>
+            </w:r>
+          </w:p>
+        </w:tc>
+      </w:tr>
+    </w:tbl>
+    <w:p/>
+    <w:p>
+      <w:r>
+        <w:t xml:space="preserve">La segunda ejecución no creó duplicados: la restricción única y </w:t>
+      </w:r>
+      <w:r>
+        <w:rPr>
+          <w:rFonts w:ascii="Consolas" w:hAnsi="Consolas"/>
+          <w:sz w:val="19"/>
+        </w:rPr>
+        <w:t>INSERT IGNORE</w:t>
+      </w:r>
+      <w:r>
+        <w:t xml:space="preserve"> funcionaron sobre la base real.</w:t>
+      </w:r>
+    </w:p>
+    <w:p>
+      <w:r>
+        <w:t>*</w:t>
+      </w:r>
+      <w:r>
+        <w:rPr>
+          <w:i/>
+        </w:rPr>
+        <w:t>[EVIDENCIA PENDIENTE: Captura de la 1.ª convocatoria (25 convocados), la 2.ª (25 omitidos) y `SELECT COUNT(</w:t>
+      </w:r>
+      <w:r>
+        <w:t>)` = 25]**</w:t>
+      </w:r>
+    </w:p>
+    <w:p>
+      <w:r>
+        <w:rPr>
+          <w:b/>
+        </w:rPr>
+        <w:t>Evidencia en las pruebas</w:t>
+      </w:r>
+      <w:r>
+        <w:t xml:space="preserve"> (</w:t>
+      </w:r>
+      <w:r>
+        <w:rPr>
+          <w:rFonts w:ascii="Consolas" w:hAnsi="Consolas"/>
+          <w:sz w:val="19"/>
+        </w:rPr>
+        <w:t>ConvocatoriaConcurrenteServiceTest</w:t>
+      </w:r>
+      <w:r>
+        <w:t xml:space="preserve">, </w:t>
+      </w:r>
+      <w:r>
+        <w:rPr>
+          <w:rFonts w:ascii="Consolas" w:hAnsi="Consolas"/>
+          <w:sz w:val="19"/>
+        </w:rPr>
+        <w:t>JdbcConvocatoriaRepositoryTest</w:t>
+      </w:r>
+      <w:r>
+        <w:t>):</w:t>
       </w:r>
     </w:p>
     <w:p>
@@ -5919,7 +6555,17 @@
         <w:pStyle w:val="ListBullet"/>
       </w:pPr>
       <w:r>
-        <w:t>Un lote fallido, la base caída y un lote lento producen el resultado parcial correcto.</w:t>
+        <w:t xml:space="preserve">Las tareas corren en los hilos del executor y se solapan: cuatro lotes están en curso al mismo tiempo, comprobado con un </w:t>
+      </w:r>
+      <w:r>
+        <w:rPr>
+          <w:rFonts w:ascii="Consolas" w:hAnsi="Consolas"/>
+          <w:sz w:val="19"/>
+        </w:rPr>
+        <w:t>CountDownLatch</w:t>
+      </w:r>
+      <w:r>
+        <w:t>.</w:t>
       </w:r>
     </w:p>
     <w:p>
@@ -5927,6 +6573,30 @@
         <w:pStyle w:val="ListBullet"/>
       </w:pPr>
       <w:r>
+        <w:t>Nunca hay más tareas simultáneas que hilos.</w:t>
+      </w:r>
+    </w:p>
+    <w:p>
+      <w:pPr>
+        <w:pStyle w:val="ListBullet"/>
+      </w:pPr>
+      <w:r>
+        <w:t>Dos convocatorias simultáneas de la misma reunión crean cada registro exactamente una vez.</w:t>
+      </w:r>
+    </w:p>
+    <w:p>
+      <w:pPr>
+        <w:pStyle w:val="ListBullet"/>
+      </w:pPr>
+      <w:r>
+        <w:t>Un lote fallido, la base caída y un lote lento producen el resultado parcial correcto.</w:t>
+      </w:r>
+    </w:p>
+    <w:p>
+      <w:pPr>
+        <w:pStyle w:val="ListBullet"/>
+      </w:pPr>
+      <w:r>
         <w:t xml:space="preserve">Con un </w:t>
       </w:r>
       <w:r>
@@ -5943,6 +6613,7 @@
     <w:p>
       <w:pPr>
         <w:pStyle w:val="Heading2"/>
+        <w:pageBreakBefore/>
       </w:pPr>
       <w:r>
         <w:rPr>
@@ -6712,8 +7383,110 @@
       </w:r>
     </w:p>
     <w:p>
+      <w:r>
+        <w:rPr>
+          <w:b/>
+        </w:rPr>
+        <w:t>Cierre de recursos.</w:t>
+      </w:r>
+      <w:r>
+        <w:t xml:space="preserve"> </w:t>
+      </w:r>
+      <w:r>
+        <w:rPr>
+          <w:rFonts w:ascii="Consolas" w:hAnsi="Consolas"/>
+          <w:sz w:val="19"/>
+        </w:rPr>
+        <w:t>Connection</w:t>
+      </w:r>
+      <w:r>
+        <w:t xml:space="preserve">, </w:t>
+      </w:r>
+      <w:r>
+        <w:rPr>
+          <w:rFonts w:ascii="Consolas" w:hAnsi="Consolas"/>
+          <w:sz w:val="19"/>
+        </w:rPr>
+        <w:t>PreparedStatement</w:t>
+      </w:r>
+      <w:r>
+        <w:t xml:space="preserve"> y </w:t>
+      </w:r>
+      <w:r>
+        <w:rPr>
+          <w:rFonts w:ascii="Consolas" w:hAnsi="Consolas"/>
+          <w:sz w:val="19"/>
+        </w:rPr>
+        <w:t>ResultSet</w:t>
+      </w:r>
+      <w:r>
+        <w:t xml:space="preserve"> se declaran en try-with-resources, de modo que se cierran aunque ocurra una excepción. Con el pool, cerrar la </w:t>
+      </w:r>
+      <w:r>
+        <w:rPr>
+          <w:rFonts w:ascii="Consolas" w:hAnsi="Consolas"/>
+          <w:sz w:val="19"/>
+        </w:rPr>
+        <w:t>Connection</w:t>
+      </w:r>
+      <w:r>
+        <w:t xml:space="preserve"> la devuelve al pool en lugar de cerrar el socket con MySQL.</w:t>
+      </w:r>
+    </w:p>
+    <w:p>
+      <w:r>
+        <w:rPr>
+          <w:b/>
+        </w:rPr>
+        <w:t>Errores de conexión.</w:t>
+      </w:r>
+      <w:r>
+        <w:t xml:space="preserve"> Si MySQL no responde o el pool se agota, </w:t>
+      </w:r>
+      <w:r>
+        <w:rPr>
+          <w:rFonts w:ascii="Consolas" w:hAnsi="Consolas"/>
+          <w:sz w:val="19"/>
+        </w:rPr>
+        <w:t>TraductorSQLException</w:t>
+      </w:r>
+      <w:r>
+        <w:t xml:space="preserve"> convierte la </w:t>
+      </w:r>
+      <w:r>
+        <w:rPr>
+          <w:rFonts w:ascii="Consolas" w:hAnsi="Consolas"/>
+          <w:sz w:val="19"/>
+        </w:rPr>
+        <w:t>SQLException</w:t>
+      </w:r>
+      <w:r>
+        <w:t xml:space="preserve"> en </w:t>
+      </w:r>
+      <w:r>
+        <w:rPr>
+          <w:rFonts w:ascii="Consolas" w:hAnsi="Consolas"/>
+          <w:sz w:val="19"/>
+        </w:rPr>
+        <w:t>ConexionBDException</w:t>
+      </w:r>
+      <w:r>
+        <w:t xml:space="preserve"> y el cliente recibe </w:t>
+      </w:r>
+      <w:r>
+        <w:rPr>
+          <w:b/>
+        </w:rPr>
+        <w:t>HTTP 503</w:t>
+      </w:r>
+      <w:r>
+        <w:t xml:space="preserve"> con un mensaje genérico, sin SQL (§15). En el servidor DEV se detuvo MySQL: la API respondió 503 sin exponer detalles y volvió a operar normalmente (HTTP 200) al recuperarse la base.</w:t>
+      </w:r>
+    </w:p>
+    <w:p>
       <w:pPr>
         <w:pStyle w:val="Heading2"/>
+        <w:pageBreakBefore/>
       </w:pPr>
       <w:r>
         <w:rPr>
@@ -7819,7 +8592,7 @@
         <w:rPr>
           <w:b/>
         </w:rPr>
-        <w:t>Interceptor `ConnectionState`:</w:t>
+        <w:t>Interceptor ConnectionState:</w:t>
       </w:r>
       <w:r>
         <w:t xml:space="preserve"> restablece </w:t>
@@ -7863,7 +8636,7 @@
         <w:rPr>
           <w:b/>
         </w:rPr>
-        <w:t>Interceptor `StatementFinalizer`:</w:t>
+        <w:t>Interceptor StatementFinalizer:</w:t>
       </w:r>
       <w:r>
         <w:t xml:space="preserve"> cierra sentencias olvidadas.</w:t>
@@ -7877,7 +8650,7 @@
         <w:rPr>
           <w:b/>
         </w:rPr>
-        <w:t>`rollbackOnReturn` no se usa:</w:t>
+        <w:t>rollbackOnReturn no se usa:</w:t>
       </w:r>
       <w:r>
         <w:t xml:space="preserve"> se comprobó en el bytecode de Tomcat que solo se aplica cuando </w:t>
@@ -8014,25 +8787,34 @@
       </w:r>
     </w:p>
     <w:p>
-      <w:pPr>
-        <w:pStyle w:val="Heading2"/>
-      </w:pPr>
-      <w:r>
-        <w:rPr>
-          <w:color w:val="1F3A5F"/>
-        </w:rPr>
-        <w:t>13. Cohesión y acoplamiento</w:t>
-      </w:r>
-    </w:p>
-    <w:p>
       <w:r>
         <w:rPr>
           <w:b/>
         </w:rPr>
-        <w:t>Una clase con buena cohesión: `ConvocatoriaConcurrenteService`.</w:t>
-      </w:r>
-      <w:r>
-        <w:t xml:space="preserve"> Todo lo que contiene sirve a una sola responsabilidad: repartir la convocatoria en lotes, ejecutarlos en paralelo y agregar el resultado.</w:t>
+        <w:t>Evidencia en el servidor DEV</w:t>
+      </w:r>
+      <w:r>
+        <w:t xml:space="preserve"> (despliegue de </w:t>
+      </w:r>
+      <w:r>
+        <w:rPr>
+          <w:rFonts w:ascii="Consolas" w:hAnsi="Consolas"/>
+          <w:sz w:val="19"/>
+        </w:rPr>
+        <w:t>develop</w:t>
+      </w:r>
+      <w:r>
+        <w:t xml:space="preserve"> / </w:t>
+      </w:r>
+      <w:r>
+        <w:rPr>
+          <w:rFonts w:ascii="Consolas" w:hAnsi="Consolas"/>
+          <w:sz w:val="19"/>
+        </w:rPr>
+        <w:t>qa-v1.4.42</w:t>
+      </w:r>
+      <w:r>
+        <w:t>):</w:t>
       </w:r>
     </w:p>
     <w:p>
@@ -8040,7 +8822,33 @@
         <w:pStyle w:val="ListBullet"/>
       </w:pPr>
       <w:r>
-        <w:t>No conoce SQL ni HTTP.</w:t>
+        <w:rPr>
+          <w:rFonts w:ascii="Consolas" w:hAnsi="Consolas"/>
+          <w:sz w:val="19"/>
+        </w:rPr>
+        <w:t>GET /health</w:t>
+      </w:r>
+      <w:r>
+        <w:t xml:space="preserve"> respondió </w:t>
+      </w:r>
+      <w:r>
+        <w:rPr>
+          <w:b/>
+        </w:rPr>
+        <w:t>HTTP 200</w:t>
+      </w:r>
+      <w:r>
+        <w:t xml:space="preserve"> con </w:t>
+      </w:r>
+      <w:r>
+        <w:rPr>
+          <w:rFonts w:ascii="Consolas" w:hAnsi="Consolas"/>
+          <w:sz w:val="19"/>
+        </w:rPr>
+        <w:t>"database":"available"</w:t>
+      </w:r>
+      <w:r>
+        <w:t>.</w:t>
       </w:r>
     </w:p>
     <w:p>
@@ -8048,14 +8856,43 @@
         <w:pStyle w:val="ListBullet"/>
       </w:pPr>
       <w:r>
-        <w:t xml:space="preserve">No valida reglas de la reunión: eso es de </w:t>
+        <w:t xml:space="preserve">El bloque </w:t>
       </w:r>
       <w:r>
         <w:rPr>
           <w:rFonts w:ascii="Consolas" w:hAnsi="Consolas"/>
           <w:sz w:val="19"/>
         </w:rPr>
-        <w:t>AsistenciaService</w:t>
+        <w:t>pool</w:t>
+      </w:r>
+      <w:r>
+        <w:t xml:space="preserve"> mostró </w:t>
+      </w:r>
+      <w:r>
+        <w:rPr>
+          <w:b/>
+        </w:rPr>
+        <w:t>maxActivas = 20</w:t>
+      </w:r>
+      <w:r>
+        <w:t xml:space="preserve">, el valor de </w:t>
+      </w:r>
+      <w:r>
+        <w:rPr>
+          <w:rFonts w:ascii="Consolas" w:hAnsi="Consolas"/>
+          <w:sz w:val="19"/>
+        </w:rPr>
+        <w:t>DataSourceConfig.MAX_ACTIVE</w:t>
+      </w:r>
+      <w:r>
+        <w:t xml:space="preserve">: la API usa el pool de Tomcat JDBC y no </w:t>
+      </w:r>
+      <w:r>
+        <w:rPr>
+          <w:rFonts w:ascii="Consolas" w:hAnsi="Consolas"/>
+          <w:sz w:val="19"/>
+        </w:rPr>
+        <w:t>DriverManager</w:t>
       </w:r>
       <w:r>
         <w:t>.</w:t>
@@ -8066,73 +8903,76 @@
         <w:pStyle w:val="ListBullet"/>
       </w:pPr>
       <w:r>
-        <w:t>No sabe de dónde salen las conexiones: eso es del repositorio.</w:t>
+        <w:t>El arranque no registró errores inesperados.</w:t>
       </w:r>
     </w:p>
     <w:p>
       <w:r>
-        <w:rPr>
-          <w:b/>
-        </w:rPr>
-        <w:t>Una dependencia que se redujo: `MiembroService` → base de datos.</w:t>
-      </w:r>
-      <w:r>
-        <w:t xml:space="preserve"> Antes, </w:t>
+        <w:t xml:space="preserve">Forma de la respuesta (los valores de </w:t>
       </w:r>
       <w:r>
         <w:rPr>
           <w:rFonts w:ascii="Consolas" w:hAnsi="Consolas"/>
           <w:sz w:val="19"/>
         </w:rPr>
-        <w:t>MiembroService.generarCredenciales</w:t>
-      </w:r>
-      <w:r>
-        <w:t xml:space="preserve"> abría una conexión con </w:t>
+        <w:t>activas</w:t>
+      </w:r>
+      <w:r>
+        <w:t xml:space="preserve"> e </w:t>
       </w:r>
       <w:r>
         <w:rPr>
           <w:rFonts w:ascii="Consolas" w:hAnsi="Consolas"/>
           <w:sz w:val="19"/>
         </w:rPr>
-        <w:t>DBConnection</w:t>
-      </w:r>
-      <w:r>
-        <w:t xml:space="preserve">, contenía tres sentencias </w:t>
-      </w:r>
-      <w:r>
-        <w:rPr>
-          <w:rFonts w:ascii="Consolas" w:hAnsi="Consolas"/>
-          <w:sz w:val="19"/>
-        </w:rPr>
-        <w:t>INSERT</w:t>
-      </w:r>
-      <w:r>
-        <w:t xml:space="preserve"> y usaba la </w:t>
-      </w:r>
-      <w:r>
-        <w:rPr>
-          <w:rFonts w:ascii="Consolas" w:hAnsi="Consolas"/>
-          <w:sz w:val="19"/>
-        </w:rPr>
-        <w:t>SQLException</w:t>
-      </w:r>
-      <w:r>
-        <w:t xml:space="preserve"> como control de flujo. Además, su constructor creaba un </w:t>
-      </w:r>
-      <w:r>
-        <w:rPr>
-          <w:rFonts w:ascii="Consolas" w:hAnsi="Consolas"/>
-          <w:sz w:val="19"/>
-        </w:rPr>
-        <w:t>new UsuarioDAO()</w:t>
-      </w:r>
-      <w:r>
-        <w:t xml:space="preserve"> por su cuenta.</w:t>
+        <w:t>inactivas</w:t>
+      </w:r>
+      <w:r>
+        <w:t xml:space="preserve"> cambian con la carga):</w:t>
       </w:r>
     </w:p>
     <w:p>
-      <w:r>
-        <w:t>Ahora:</w:t>
+      <w:pPr>
+        <w:ind w:left="283"/>
+        <w:shd w:val="clear" w:fill="F3F3F3"/>
+      </w:pPr>
+      <w:r>
+        <w:rPr>
+          <w:rFonts w:ascii="Consolas" w:hAnsi="Consolas"/>
+          <w:sz w:val="17"/>
+        </w:rPr>
+        <w:t>{"service":"asociacion-api","database":"available","pool":{"activas":0,"inactivas":4,"maxActivas":20}}</w:t>
+      </w:r>
+    </w:p>
+    <w:p>
+      <w:r>
+        <w:rPr>
+          <w:b/>
+        </w:rPr>
+        <w:t>[EVIDENCIA PENDIENTE: Captura de GET /health en DEV con HTTP 200 y maxActivas: 20]</w:t>
+      </w:r>
+    </w:p>
+    <w:p>
+      <w:pPr>
+        <w:pStyle w:val="Heading2"/>
+        <w:pageBreakBefore/>
+      </w:pPr>
+      <w:r>
+        <w:rPr>
+          <w:color w:val="1F3A5F"/>
+        </w:rPr>
+        <w:t>13. Cohesión y acoplamiento</w:t>
+      </w:r>
+    </w:p>
+    <w:p>
+      <w:r>
+        <w:rPr>
+          <w:b/>
+        </w:rPr>
+        <w:t>Una clase con buena cohesión: ConvocatoriaConcurrenteService.</w:t>
+      </w:r>
+      <w:r>
+        <w:t xml:space="preserve"> Todo lo que contiene sirve a una sola responsabilidad: repartir la convocatoria en lotes, ejecutarlos en paralelo y agregar el resultado.</w:t>
       </w:r>
     </w:p>
     <w:p>
@@ -8140,17 +8980,7 @@
         <w:pStyle w:val="ListBullet"/>
       </w:pPr>
       <w:r>
-        <w:t xml:space="preserve">el SQL vive en </w:t>
-      </w:r>
-      <w:r>
-        <w:rPr>
-          <w:rFonts w:ascii="Consolas" w:hAnsi="Consolas"/>
-          <w:sz w:val="19"/>
-        </w:rPr>
-        <w:t>UsuarioDAO.crearCuentaMiembro</w:t>
-      </w:r>
-      <w:r>
-        <w:t>;</w:t>
+        <w:t>No conoce SQL ni HTTP.</w:t>
       </w:r>
     </w:p>
     <w:p>
@@ -8158,27 +8988,17 @@
         <w:pStyle w:val="ListBullet"/>
       </w:pPr>
       <w:r>
-        <w:t xml:space="preserve">el servicio recibe </w:t>
+        <w:t xml:space="preserve">No valida reglas de la reunión: eso es de </w:t>
       </w:r>
       <w:r>
         <w:rPr>
           <w:rFonts w:ascii="Consolas" w:hAnsi="Consolas"/>
           <w:sz w:val="19"/>
         </w:rPr>
-        <w:t>UsuarioDAO</w:t>
-      </w:r>
-      <w:r>
-        <w:t xml:space="preserve"> por constructor desde </w:t>
-      </w:r>
-      <w:r>
-        <w:rPr>
-          <w:rFonts w:ascii="Consolas" w:hAnsi="Consolas"/>
-          <w:sz w:val="19"/>
-        </w:rPr>
-        <w:t>ApiServer</w:t>
-      </w:r>
-      <w:r>
-        <w:t>;</w:t>
+        <w:t>AsistenciaService</w:t>
+      </w:r>
+      <w:r>
+        <w:t>.</w:t>
       </w:r>
     </w:p>
     <w:p>
@@ -8186,17 +9006,28 @@
         <w:pStyle w:val="ListBullet"/>
       </w:pPr>
       <w:r>
-        <w:t xml:space="preserve">ya no importa </w:t>
+        <w:t>No sabe de dónde salen las conexiones: eso es del repositorio.</w:t>
+      </w:r>
+    </w:p>
+    <w:p>
+      <w:r>
+        <w:rPr>
+          <w:b/>
+        </w:rPr>
+        <w:t>Una dependencia que se redujo: MiembroService → base de datos.</w:t>
+      </w:r>
+      <w:r>
+        <w:t xml:space="preserve"> Antes, </w:t>
       </w:r>
       <w:r>
         <w:rPr>
           <w:rFonts w:ascii="Consolas" w:hAnsi="Consolas"/>
           <w:sz w:val="19"/>
         </w:rPr>
-        <w:t>java.sql</w:t>
-      </w:r>
-      <w:r>
-        <w:t xml:space="preserve"> ni </w:t>
+        <w:t>MiembroService.generarCredenciales</w:t>
+      </w:r>
+      <w:r>
+        <w:t xml:space="preserve"> abría una conexión con </w:t>
       </w:r>
       <w:r>
         <w:rPr>
@@ -8206,15 +9037,42 @@
         <w:t>DBConnection</w:t>
       </w:r>
       <w:r>
-        <w:t>.</w:t>
+        <w:t xml:space="preserve">, contenía tres sentencias </w:t>
+      </w:r>
+      <w:r>
+        <w:rPr>
+          <w:rFonts w:ascii="Consolas" w:hAnsi="Consolas"/>
+          <w:sz w:val="19"/>
+        </w:rPr>
+        <w:t>INSERT</w:t>
+      </w:r>
+      <w:r>
+        <w:t xml:space="preserve"> y usaba la </w:t>
+      </w:r>
+      <w:r>
+        <w:rPr>
+          <w:rFonts w:ascii="Consolas" w:hAnsi="Consolas"/>
+          <w:sz w:val="19"/>
+        </w:rPr>
+        <w:t>SQLException</w:t>
+      </w:r>
+      <w:r>
+        <w:t xml:space="preserve"> como control de flujo. Además, su constructor creaba un </w:t>
+      </w:r>
+      <w:r>
+        <w:rPr>
+          <w:rFonts w:ascii="Consolas" w:hAnsi="Consolas"/>
+          <w:sz w:val="19"/>
+        </w:rPr>
+        <w:t>new UsuarioDAO()</w:t>
+      </w:r>
+      <w:r>
+        <w:t xml:space="preserve"> por su cuenta.</w:t>
       </w:r>
     </w:p>
     <w:p>
       <w:r>
-        <w:rPr>
-          <w:b/>
-        </w:rPr>
-        <w:t>Una decisión de diseño que disminuye el acoplamiento: depender de interfaces e inyectar por constructor.</w:t>
+        <w:t>Ahora:</w:t>
       </w:r>
     </w:p>
     <w:p>
@@ -8222,34 +9080,17 @@
         <w:pStyle w:val="ListBullet"/>
       </w:pPr>
       <w:r>
+        <w:t xml:space="preserve">el SQL vive en </w:t>
+      </w:r>
+      <w:r>
         <w:rPr>
           <w:rFonts w:ascii="Consolas" w:hAnsi="Consolas"/>
           <w:sz w:val="19"/>
         </w:rPr>
-        <w:t>ConvocatoriaConcurrenteService</w:t>
-      </w:r>
-      <w:r>
-        <w:t xml:space="preserve"> depende de la interfaz </w:t>
-      </w:r>
-      <w:r>
-        <w:rPr>
-          <w:rFonts w:ascii="Consolas" w:hAnsi="Consolas"/>
-          <w:sz w:val="19"/>
-        </w:rPr>
-        <w:t>ConvocatoriaRepository</w:t>
-      </w:r>
-      <w:r>
-        <w:t xml:space="preserve">, no de </w:t>
-      </w:r>
-      <w:r>
-        <w:rPr>
-          <w:rFonts w:ascii="Consolas" w:hAnsi="Consolas"/>
-          <w:sz w:val="19"/>
-        </w:rPr>
-        <w:t>JdbcConvocatoriaRepository</w:t>
-      </w:r>
-      <w:r>
-        <w:t>. Gracias a eso, la lógica de hilos se prueba con un repositorio en memoria y podría cambiar de almacenamiento sin tocar el servicio.</w:t>
+        <w:t>UsuarioDAO.crearCuentaMiembro</w:t>
+      </w:r>
+      <w:r>
+        <w:t>;</w:t>
       </w:r>
     </w:p>
     <w:p>
@@ -8257,34 +9098,27 @@
         <w:pStyle w:val="ListBullet"/>
       </w:pPr>
       <w:r>
+        <w:t xml:space="preserve">el servicio recibe </w:t>
+      </w:r>
+      <w:r>
         <w:rPr>
           <w:rFonts w:ascii="Consolas" w:hAnsi="Consolas"/>
           <w:sz w:val="19"/>
         </w:rPr>
-        <w:t>JdbcConvocatoriaRepository</w:t>
-      </w:r>
-      <w:r>
-        <w:t xml:space="preserve"> y </w:t>
+        <w:t>UsuarioDAO</w:t>
+      </w:r>
+      <w:r>
+        <w:t xml:space="preserve"> por constructor desde </w:t>
       </w:r>
       <w:r>
         <w:rPr>
           <w:rFonts w:ascii="Consolas" w:hAnsi="Consolas"/>
           <w:sz w:val="19"/>
         </w:rPr>
-        <w:t>AbstractJdbcDAO</w:t>
-      </w:r>
-      <w:r>
-        <w:t xml:space="preserve"> reciben un </w:t>
-      </w:r>
-      <w:r>
-        <w:rPr>
-          <w:rFonts w:ascii="Consolas" w:hAnsi="Consolas"/>
-          <w:sz w:val="19"/>
-        </w:rPr>
-        <w:t>javax.sql.DataSource</w:t>
-      </w:r>
-      <w:r>
-        <w:t xml:space="preserve"> (interfaz estándar), no la clase de Tomcat.</w:t>
+        <w:t>ApiServer</w:t>
+      </w:r>
+      <w:r>
+        <w:t>;</w:t>
       </w:r>
     </w:p>
     <w:p>
@@ -8292,41 +9126,24 @@
         <w:pStyle w:val="ListBullet"/>
       </w:pPr>
       <w:r>
+        <w:t xml:space="preserve">ya no importa </w:t>
+      </w:r>
+      <w:r>
         <w:rPr>
           <w:rFonts w:ascii="Consolas" w:hAnsi="Consolas"/>
           <w:sz w:val="19"/>
         </w:rPr>
-        <w:t>HealthController</w:t>
-      </w:r>
-      <w:r>
-        <w:t xml:space="preserve"> recibe funciones (</w:t>
+        <w:t>java.sql</w:t>
+      </w:r>
+      <w:r>
+        <w:t xml:space="preserve"> ni </w:t>
       </w:r>
       <w:r>
         <w:rPr>
           <w:rFonts w:ascii="Consolas" w:hAnsi="Consolas"/>
           <w:sz w:val="19"/>
         </w:rPr>
-        <w:t>BooleanSupplier</w:t>
-      </w:r>
-      <w:r>
-        <w:t xml:space="preserve">, </w:t>
-      </w:r>
-      <w:r>
-        <w:rPr>
-          <w:rFonts w:ascii="Consolas" w:hAnsi="Consolas"/>
-          <w:sz w:val="19"/>
-        </w:rPr>
-        <w:t>Supplier&lt;EstadoPool&gt;</w:t>
-      </w:r>
-      <w:r>
-        <w:t xml:space="preserve">) en lugar de abrir una </w:t>
-      </w:r>
-      <w:r>
-        <w:rPr>
-          <w:rFonts w:ascii="Consolas" w:hAnsi="Consolas"/>
-          <w:sz w:val="19"/>
-        </w:rPr>
-        <w:t>Connection</w:t>
+        <w:t>DBConnection</w:t>
       </w:r>
       <w:r>
         <w:t>.</w:t>
@@ -8337,7 +9154,7 @@
         <w:rPr>
           <w:b/>
         </w:rPr>
-        <w:t>Otras mejoras:</w:t>
+        <w:t>Una decisión de diseño que disminuye el acoplamiento: depender de interfaces e inyectar por constructor.</w:t>
       </w:r>
     </w:p>
     <w:p>
@@ -8345,17 +9162,34 @@
         <w:pStyle w:val="ListBullet"/>
       </w:pPr>
       <w:r>
-        <w:t xml:space="preserve">Se eliminó </w:t>
-      </w:r>
-      <w:r>
         <w:rPr>
           <w:rFonts w:ascii="Consolas" w:hAnsi="Consolas"/>
           <w:sz w:val="19"/>
         </w:rPr>
-        <w:t>DAOFactory</w:t>
-      </w:r>
-      <w:r>
-        <w:t>, que no se usaba.</w:t>
+        <w:t>ConvocatoriaConcurrenteService</w:t>
+      </w:r>
+      <w:r>
+        <w:t xml:space="preserve"> depende de la interfaz </w:t>
+      </w:r>
+      <w:r>
+        <w:rPr>
+          <w:rFonts w:ascii="Consolas" w:hAnsi="Consolas"/>
+          <w:sz w:val="19"/>
+        </w:rPr>
+        <w:t>ConvocatoriaRepository</w:t>
+      </w:r>
+      <w:r>
+        <w:t xml:space="preserve">, no de </w:t>
+      </w:r>
+      <w:r>
+        <w:rPr>
+          <w:rFonts w:ascii="Consolas" w:hAnsi="Consolas"/>
+          <w:sz w:val="19"/>
+        </w:rPr>
+        <w:t>JdbcConvocatoriaRepository</w:t>
+      </w:r>
+      <w:r>
+        <w:t>. Gracias a eso, la lógica de hilos se prueba con un repositorio en memoria y podría cambiar de almacenamiento sin tocar el servicio.</w:t>
       </w:r>
     </w:p>
     <w:p>
@@ -8363,6 +9197,112 @@
         <w:pStyle w:val="ListBullet"/>
       </w:pPr>
       <w:r>
+        <w:rPr>
+          <w:rFonts w:ascii="Consolas" w:hAnsi="Consolas"/>
+          <w:sz w:val="19"/>
+        </w:rPr>
+        <w:t>JdbcConvocatoriaRepository</w:t>
+      </w:r>
+      <w:r>
+        <w:t xml:space="preserve"> y </w:t>
+      </w:r>
+      <w:r>
+        <w:rPr>
+          <w:rFonts w:ascii="Consolas" w:hAnsi="Consolas"/>
+          <w:sz w:val="19"/>
+        </w:rPr>
+        <w:t>AbstractJdbcDAO</w:t>
+      </w:r>
+      <w:r>
+        <w:t xml:space="preserve"> reciben un </w:t>
+      </w:r>
+      <w:r>
+        <w:rPr>
+          <w:rFonts w:ascii="Consolas" w:hAnsi="Consolas"/>
+          <w:sz w:val="19"/>
+        </w:rPr>
+        <w:t>javax.sql.DataSource</w:t>
+      </w:r>
+      <w:r>
+        <w:t xml:space="preserve"> (interfaz estándar), no la clase de Tomcat.</w:t>
+      </w:r>
+    </w:p>
+    <w:p>
+      <w:pPr>
+        <w:pStyle w:val="ListBullet"/>
+      </w:pPr>
+      <w:r>
+        <w:rPr>
+          <w:rFonts w:ascii="Consolas" w:hAnsi="Consolas"/>
+          <w:sz w:val="19"/>
+        </w:rPr>
+        <w:t>HealthController</w:t>
+      </w:r>
+      <w:r>
+        <w:t xml:space="preserve"> recibe funciones (</w:t>
+      </w:r>
+      <w:r>
+        <w:rPr>
+          <w:rFonts w:ascii="Consolas" w:hAnsi="Consolas"/>
+          <w:sz w:val="19"/>
+        </w:rPr>
+        <w:t>BooleanSupplier</w:t>
+      </w:r>
+      <w:r>
+        <w:t xml:space="preserve">, </w:t>
+      </w:r>
+      <w:r>
+        <w:rPr>
+          <w:rFonts w:ascii="Consolas" w:hAnsi="Consolas"/>
+          <w:sz w:val="19"/>
+        </w:rPr>
+        <w:t>Supplier&lt;EstadoPool&gt;</w:t>
+      </w:r>
+      <w:r>
+        <w:t xml:space="preserve">) en lugar de abrir una </w:t>
+      </w:r>
+      <w:r>
+        <w:rPr>
+          <w:rFonts w:ascii="Consolas" w:hAnsi="Consolas"/>
+          <w:sz w:val="19"/>
+        </w:rPr>
+        <w:t>Connection</w:t>
+      </w:r>
+      <w:r>
+        <w:t>.</w:t>
+      </w:r>
+    </w:p>
+    <w:p>
+      <w:r>
+        <w:rPr>
+          <w:b/>
+        </w:rPr>
+        <w:t>Otras mejoras:</w:t>
+      </w:r>
+    </w:p>
+    <w:p>
+      <w:pPr>
+        <w:pStyle w:val="ListBullet"/>
+      </w:pPr>
+      <w:r>
+        <w:t xml:space="preserve">Se eliminó </w:t>
+      </w:r>
+      <w:r>
+        <w:rPr>
+          <w:rFonts w:ascii="Consolas" w:hAnsi="Consolas"/>
+          <w:sz w:val="19"/>
+        </w:rPr>
+        <w:t>DAOFactory</w:t>
+      </w:r>
+      <w:r>
+        <w:t>, que no se usaba.</w:t>
+      </w:r>
+    </w:p>
+    <w:p>
+      <w:pPr>
+        <w:pStyle w:val="ListBullet"/>
+      </w:pPr>
+      <w:r>
         <w:t xml:space="preserve">El generador de claves provisionales, que estaba copiado en cuatro clases, se concentró en </w:t>
       </w:r>
       <w:r>
@@ -8390,6 +9330,7 @@
     <w:p>
       <w:pPr>
         <w:pStyle w:val="Heading2"/>
+        <w:pageBreakBefore/>
       </w:pPr>
       <w:r>
         <w:rPr>
@@ -8411,7 +9352,7 @@
         <w:rPr>
           <w:color w:val="1F3A5F"/>
         </w:rPr>
-        <w:t xml:space="preserve">Antes / después 1 — controladores sin </w:t>
+        <w:t xml:space="preserve">Antes / después 1 — controlador sin </w:t>
       </w:r>
       <w:r>
         <w:rPr>
@@ -8446,17 +9387,17 @@
         <w:t>MiembroController</w:t>
       </w:r>
       <w:r>
-        <w:t xml:space="preserve">, rama </w:t>
+        <w:t xml:space="preserve"> en </w:t>
       </w:r>
       <w:r>
         <w:rPr>
           <w:rFonts w:ascii="Consolas" w:hAnsi="Consolas"/>
           <w:sz w:val="19"/>
         </w:rPr>
-        <w:t>develop</w:t>
-      </w:r>
-      <w:r>
-        <w:t>): cada método repetía la traducción de excepciones; había 94 bloques similares en 16 controladores.</w:t>
+        <w:t>34bd8df</w:t>
+      </w:r>
+      <w:r>
+        <w:t>, entrega del Avance 2): cada método repetía su propia traducción de excepciones a HTTP.</w:t>
       </w:r>
     </w:p>
     <w:p>
@@ -8637,6 +9578,97 @@
       </w:r>
     </w:p>
     <w:p>
+      <w:r>
+        <w:rPr>
+          <w:b/>
+        </w:rPr>
+        <w:t>Alcance real.</w:t>
+      </w:r>
+      <w:r>
+        <w:t xml:space="preserve"> </w:t>
+      </w:r>
+      <w:r>
+        <w:rPr>
+          <w:rFonts w:ascii="Consolas" w:hAnsi="Consolas"/>
+          <w:sz w:val="19"/>
+        </w:rPr>
+        <w:t>MiembroController</w:t>
+      </w:r>
+      <w:r>
+        <w:t xml:space="preserve"> se migró por completo como ejemplo. Los demás controladores anteriores al Avance 3 conservan sus </w:t>
+      </w:r>
+      <w:r>
+        <w:rPr>
+          <w:rFonts w:ascii="Consolas" w:hAnsi="Consolas"/>
+          <w:sz w:val="19"/>
+        </w:rPr>
+        <w:t>try/catch</w:t>
+      </w:r>
+      <w:r>
+        <w:t xml:space="preserve"> locales de </w:t>
+      </w:r>
+      <w:r>
+        <w:rPr>
+          <w:rFonts w:ascii="Consolas" w:hAnsi="Consolas"/>
+          <w:sz w:val="19"/>
+        </w:rPr>
+        <w:t>IllegalArgumentException</w:t>
+      </w:r>
+      <w:r>
+        <w:t xml:space="preserve"> (400) e </w:t>
+      </w:r>
+      <w:r>
+        <w:rPr>
+          <w:rFonts w:ascii="Consolas" w:hAnsi="Consolas"/>
+          <w:sz w:val="19"/>
+        </w:rPr>
+        <w:t>IllegalStateException</w:t>
+      </w:r>
+      <w:r>
+        <w:t xml:space="preserve"> (409), que coinciden con el mapeo central. Donde además tenían un </w:t>
+      </w:r>
+      <w:r>
+        <w:rPr>
+          <w:rFonts w:ascii="Consolas" w:hAnsi="Consolas"/>
+          <w:sz w:val="19"/>
+        </w:rPr>
+        <w:t>catch (Exception)</w:t>
+      </w:r>
+      <w:r>
+        <w:t xml:space="preserve">, se agregó antes un </w:t>
+      </w:r>
+      <w:r>
+        <w:rPr>
+          <w:rFonts w:ascii="Consolas" w:hAnsi="Consolas"/>
+          <w:sz w:val="19"/>
+        </w:rPr>
+        <w:t>catch</w:t>
+      </w:r>
+      <w:r>
+        <w:t xml:space="preserve"> que vuelve a lanzar </w:t>
+      </w:r>
+      <w:r>
+        <w:rPr>
+          <w:rFonts w:ascii="Consolas" w:hAnsi="Consolas"/>
+          <w:sz w:val="19"/>
+        </w:rPr>
+        <w:t>PersistenciaException</w:t>
+      </w:r>
+      <w:r>
+        <w:t xml:space="preserve"> y </w:t>
+      </w:r>
+      <w:r>
+        <w:rPr>
+          <w:rFonts w:ascii="Consolas" w:hAnsi="Consolas"/>
+          <w:sz w:val="19"/>
+        </w:rPr>
+        <w:t>NegocioException</w:t>
+      </w:r>
+      <w:r>
+        <w:t xml:space="preserve"> al manejador central. Así, un fallo de base de datos ya no se responde como 400 ni expone su mensaje. Eliminar esos bloques locales en todos los controladores queda como mejora siguiente; no se hizo para no cambiar el comportamiento de funciones estables antes de la entrega.</w:t>
+      </w:r>
+    </w:p>
+    <w:p>
       <w:pPr>
         <w:pStyle w:val="Heading3"/>
       </w:pPr>
@@ -8784,6 +9816,7 @@
     <w:p>
       <w:pPr>
         <w:pStyle w:val="Heading2"/>
+        <w:pageBreakBefore/>
       </w:pPr>
       <w:r>
         <w:rPr>
@@ -9405,7 +10438,7 @@
         <w:t>null</w:t>
       </w:r>
       <w:r>
-        <w:t xml:space="preserve">: una caída de la base se veía como "no hay datos". Ahora todos lanzan la excepción traducida por </w:t>
+        <w:t xml:space="preserve">: una caída de la base se veía como "no hay datos". Ahora toda consulta y escritura de los DAO lanza la excepción traducida por </w:t>
       </w:r>
       <w:r>
         <w:rPr>
@@ -9530,6 +10563,77 @@
         <w:rPr>
           <w:b/>
         </w:rPr>
+        <w:t>Excepción deliberada.</w:t>
+      </w:r>
+      <w:r>
+        <w:t xml:space="preserve"> Algunos mapeadores de filas (</w:t>
+      </w:r>
+      <w:r>
+        <w:rPr>
+          <w:rFonts w:ascii="Consolas" w:hAnsi="Consolas"/>
+          <w:sz w:val="19"/>
+        </w:rPr>
+        <w:t>ReunionDAO</w:t>
+      </w:r>
+      <w:r>
+        <w:t xml:space="preserve">, </w:t>
+      </w:r>
+      <w:r>
+        <w:rPr>
+          <w:rFonts w:ascii="Consolas" w:hAnsi="Consolas"/>
+          <w:sz w:val="19"/>
+        </w:rPr>
+        <w:t>CargoDAO</w:t>
+      </w:r>
+      <w:r>
+        <w:t xml:space="preserve">, </w:t>
+      </w:r>
+      <w:r>
+        <w:rPr>
+          <w:rFonts w:ascii="Consolas" w:hAnsi="Consolas"/>
+          <w:sz w:val="19"/>
+        </w:rPr>
+        <w:t>MiembroCargoDAO</w:t>
+      </w:r>
+      <w:r>
+        <w:t xml:space="preserve">, </w:t>
+      </w:r>
+      <w:r>
+        <w:rPr>
+          <w:rFonts w:ascii="Consolas" w:hAnsi="Consolas"/>
+          <w:sz w:val="19"/>
+        </w:rPr>
+        <w:t>VotacionDAO</w:t>
+      </w:r>
+      <w:r>
+        <w:t xml:space="preserve">, </w:t>
+      </w:r>
+      <w:r>
+        <w:rPr>
+          <w:rFonts w:ascii="Consolas" w:hAnsi="Consolas"/>
+          <w:sz w:val="19"/>
+        </w:rPr>
+        <w:t>UsuarioDAO</w:t>
+      </w:r>
+      <w:r>
+        <w:t xml:space="preserve">) leen columnas opcionales dentro de un </w:t>
+      </w:r>
+      <w:r>
+        <w:rPr>
+          <w:rFonts w:ascii="Consolas" w:hAnsi="Consolas"/>
+          <w:sz w:val="19"/>
+        </w:rPr>
+        <w:t>catch (SQLException ignored)</w:t>
+      </w:r>
+      <w:r>
+        <w:t>. El objetivo es seguir funcionando con una base que todavía no tiene una columna nueva. Es una tolerancia solo de lectura; la sección siguiente muestra su costo.</w:t>
+      </w:r>
+    </w:p>
+    <w:p>
+      <w:r>
+        <w:rPr>
+          <w:b/>
+        </w:rPr>
         <w:t>Errores de negocio.</w:t>
       </w:r>
       <w:r>
@@ -9683,9 +10787,913 @@
         <w:t>. Los errores técnicos se registran en el servidor con su SQLState y código; el cliente recibe solo un mensaje genérico.</w:t>
       </w:r>
     </w:p>
+    <w:tbl>
+      <w:tblPr>
+        <w:tblStyle w:val="TableGrid"/>
+        <w:tblW w:type="auto" w:w="0"/>
+        <w:jc w:val="center"/>
+        <w:tblLook w:firstColumn="1" w:firstRow="1" w:lastColumn="0" w:lastRow="0" w:noHBand="0" w:noVBand="1" w:val="04A0"/>
+      </w:tblPr>
+      <w:tblGrid>
+        <w:gridCol w:w="2436"/>
+        <w:gridCol w:w="2436"/>
+        <w:gridCol w:w="2436"/>
+        <w:gridCol w:w="2436"/>
+      </w:tblGrid>
+      <w:tr>
+        <w:tc>
+          <w:tcPr>
+            <w:tcW w:type="dxa" w:w="2436"/>
+            <w:shd w:val="clear" w:color="auto" w:fill="DAE8FC"/>
+          </w:tcPr>
+          <w:p>
+            <w:r>
+              <w:rPr>
+                <w:b/>
+                <w:sz w:val="18"/>
+              </w:rPr>
+            </w:r>
+            <w:r>
+              <w:rPr>
+                <w:b/>
+                <w:sz w:val="18"/>
+              </w:rPr>
+              <w:t>Situación</w:t>
+            </w:r>
+          </w:p>
+        </w:tc>
+        <w:tc>
+          <w:tcPr>
+            <w:tcW w:type="dxa" w:w="2436"/>
+            <w:shd w:val="clear" w:color="auto" w:fill="DAE8FC"/>
+          </w:tcPr>
+          <w:p>
+            <w:r>
+              <w:rPr>
+                <w:b/>
+                <w:sz w:val="18"/>
+              </w:rPr>
+            </w:r>
+            <w:r>
+              <w:rPr>
+                <w:b/>
+                <w:sz w:val="18"/>
+              </w:rPr>
+              <w:t>Excepción</w:t>
+            </w:r>
+          </w:p>
+        </w:tc>
+        <w:tc>
+          <w:tcPr>
+            <w:tcW w:type="dxa" w:w="2436"/>
+            <w:shd w:val="clear" w:color="auto" w:fill="DAE8FC"/>
+          </w:tcPr>
+          <w:p>
+            <w:r>
+              <w:rPr>
+                <w:b/>
+                <w:sz w:val="18"/>
+              </w:rPr>
+            </w:r>
+            <w:r>
+              <w:rPr>
+                <w:b/>
+                <w:sz w:val="18"/>
+              </w:rPr>
+              <w:t>HTTP</w:t>
+            </w:r>
+          </w:p>
+        </w:tc>
+        <w:tc>
+          <w:tcPr>
+            <w:tcW w:type="dxa" w:w="2436"/>
+            <w:shd w:val="clear" w:color="auto" w:fill="DAE8FC"/>
+          </w:tcPr>
+          <w:p>
+            <w:r>
+              <w:rPr>
+                <w:b/>
+                <w:sz w:val="18"/>
+              </w:rPr>
+            </w:r>
+            <w:r>
+              <w:rPr>
+                <w:b/>
+                <w:sz w:val="18"/>
+              </w:rPr>
+              <w:t>Mensaje al cliente</w:t>
+            </w:r>
+          </w:p>
+        </w:tc>
+      </w:tr>
+      <w:tr>
+        <w:tc>
+          <w:tcPr>
+            <w:tcW w:type="dxa" w:w="2436"/>
+          </w:tcPr>
+          <w:p>
+            <w:r>
+              <w:rPr>
+                <w:sz w:val="18"/>
+              </w:rPr>
+            </w:r>
+            <w:r>
+              <w:rPr>
+                <w:sz w:val="18"/>
+              </w:rPr>
+              <w:t>Dato inválido</w:t>
+            </w:r>
+          </w:p>
+        </w:tc>
+        <w:tc>
+          <w:tcPr>
+            <w:tcW w:type="dxa" w:w="2436"/>
+          </w:tcPr>
+          <w:p>
+            <w:r>
+              <w:rPr>
+                <w:sz w:val="18"/>
+              </w:rPr>
+            </w:r>
+            <w:r>
+              <w:rPr>
+                <w:rFonts w:ascii="Consolas" w:hAnsi="Consolas"/>
+                <w:sz w:val="18"/>
+              </w:rPr>
+              <w:t>ValidacionException</w:t>
+            </w:r>
+            <w:r>
+              <w:rPr>
+                <w:sz w:val="18"/>
+              </w:rPr>
+              <w:t xml:space="preserve"> / </w:t>
+            </w:r>
+            <w:r>
+              <w:rPr>
+                <w:rFonts w:ascii="Consolas" w:hAnsi="Consolas"/>
+                <w:sz w:val="18"/>
+              </w:rPr>
+              <w:t>IllegalArgumentException</w:t>
+            </w:r>
+          </w:p>
+        </w:tc>
+        <w:tc>
+          <w:tcPr>
+            <w:tcW w:type="dxa" w:w="2436"/>
+          </w:tcPr>
+          <w:p>
+            <w:r>
+              <w:rPr>
+                <w:sz w:val="18"/>
+              </w:rPr>
+            </w:r>
+            <w:r>
+              <w:rPr>
+                <w:sz w:val="18"/>
+              </w:rPr>
+              <w:t>400</w:t>
+            </w:r>
+          </w:p>
+        </w:tc>
+        <w:tc>
+          <w:tcPr>
+            <w:tcW w:type="dxa" w:w="2436"/>
+          </w:tcPr>
+          <w:p>
+            <w:r>
+              <w:rPr>
+                <w:sz w:val="18"/>
+              </w:rPr>
+            </w:r>
+            <w:r>
+              <w:rPr>
+                <w:sz w:val="18"/>
+              </w:rPr>
+              <w:t>Mensaje de negocio</w:t>
+            </w:r>
+          </w:p>
+        </w:tc>
+      </w:tr>
+      <w:tr>
+        <w:tc>
+          <w:tcPr>
+            <w:tcW w:type="dxa" w:w="2436"/>
+          </w:tcPr>
+          <w:p>
+            <w:r>
+              <w:rPr>
+                <w:sz w:val="18"/>
+              </w:rPr>
+            </w:r>
+            <w:r>
+              <w:rPr>
+                <w:sz w:val="18"/>
+              </w:rPr>
+              <w:t>Recurso inexistente</w:t>
+            </w:r>
+          </w:p>
+        </w:tc>
+        <w:tc>
+          <w:tcPr>
+            <w:tcW w:type="dxa" w:w="2436"/>
+          </w:tcPr>
+          <w:p>
+            <w:r>
+              <w:rPr>
+                <w:sz w:val="18"/>
+              </w:rPr>
+            </w:r>
+            <w:r>
+              <w:rPr>
+                <w:rFonts w:ascii="Consolas" w:hAnsi="Consolas"/>
+                <w:sz w:val="18"/>
+              </w:rPr>
+              <w:t>RecursoNoEncontradoException</w:t>
+            </w:r>
+          </w:p>
+        </w:tc>
+        <w:tc>
+          <w:tcPr>
+            <w:tcW w:type="dxa" w:w="2436"/>
+          </w:tcPr>
+          <w:p>
+            <w:r>
+              <w:rPr>
+                <w:sz w:val="18"/>
+              </w:rPr>
+            </w:r>
+            <w:r>
+              <w:rPr>
+                <w:sz w:val="18"/>
+              </w:rPr>
+              <w:t>404</w:t>
+            </w:r>
+          </w:p>
+        </w:tc>
+        <w:tc>
+          <w:tcPr>
+            <w:tcW w:type="dxa" w:w="2436"/>
+          </w:tcPr>
+          <w:p>
+            <w:r>
+              <w:rPr>
+                <w:sz w:val="18"/>
+              </w:rPr>
+            </w:r>
+            <w:r>
+              <w:rPr>
+                <w:sz w:val="18"/>
+              </w:rPr>
+              <w:t>Mensaje de negocio</w:t>
+            </w:r>
+          </w:p>
+        </w:tc>
+      </w:tr>
+      <w:tr>
+        <w:tc>
+          <w:tcPr>
+            <w:tcW w:type="dxa" w:w="2436"/>
+          </w:tcPr>
+          <w:p>
+            <w:r>
+              <w:rPr>
+                <w:sz w:val="18"/>
+              </w:rPr>
+            </w:r>
+            <w:r>
+              <w:rPr>
+                <w:sz w:val="18"/>
+              </w:rPr>
+              <w:t>Choque con el estado actual</w:t>
+            </w:r>
+          </w:p>
+        </w:tc>
+        <w:tc>
+          <w:tcPr>
+            <w:tcW w:type="dxa" w:w="2436"/>
+          </w:tcPr>
+          <w:p>
+            <w:r>
+              <w:rPr>
+                <w:sz w:val="18"/>
+              </w:rPr>
+            </w:r>
+            <w:r>
+              <w:rPr>
+                <w:rFonts w:ascii="Consolas" w:hAnsi="Consolas"/>
+                <w:sz w:val="18"/>
+              </w:rPr>
+              <w:t>ConflictoException</w:t>
+            </w:r>
+            <w:r>
+              <w:rPr>
+                <w:sz w:val="18"/>
+              </w:rPr>
+              <w:t xml:space="preserve"> / </w:t>
+            </w:r>
+            <w:r>
+              <w:rPr>
+                <w:rFonts w:ascii="Consolas" w:hAnsi="Consolas"/>
+                <w:sz w:val="18"/>
+              </w:rPr>
+              <w:t>IllegalStateException</w:t>
+            </w:r>
+          </w:p>
+        </w:tc>
+        <w:tc>
+          <w:tcPr>
+            <w:tcW w:type="dxa" w:w="2436"/>
+          </w:tcPr>
+          <w:p>
+            <w:r>
+              <w:rPr>
+                <w:sz w:val="18"/>
+              </w:rPr>
+            </w:r>
+            <w:r>
+              <w:rPr>
+                <w:sz w:val="18"/>
+              </w:rPr>
+              <w:t>409</w:t>
+            </w:r>
+          </w:p>
+        </w:tc>
+        <w:tc>
+          <w:tcPr>
+            <w:tcW w:type="dxa" w:w="2436"/>
+          </w:tcPr>
+          <w:p>
+            <w:r>
+              <w:rPr>
+                <w:sz w:val="18"/>
+              </w:rPr>
+            </w:r>
+            <w:r>
+              <w:rPr>
+                <w:sz w:val="18"/>
+              </w:rPr>
+              <w:t>Mensaje de negocio</w:t>
+            </w:r>
+          </w:p>
+        </w:tc>
+      </w:tr>
+      <w:tr>
+        <w:tc>
+          <w:tcPr>
+            <w:tcW w:type="dxa" w:w="2436"/>
+          </w:tcPr>
+          <w:p>
+            <w:r>
+              <w:rPr>
+                <w:sz w:val="18"/>
+              </w:rPr>
+            </w:r>
+            <w:r>
+              <w:rPr>
+                <w:sz w:val="18"/>
+              </w:rPr>
+              <w:t>Error de SQL en una operación</w:t>
+            </w:r>
+          </w:p>
+        </w:tc>
+        <w:tc>
+          <w:tcPr>
+            <w:tcW w:type="dxa" w:w="2436"/>
+          </w:tcPr>
+          <w:p>
+            <w:r>
+              <w:rPr>
+                <w:sz w:val="18"/>
+              </w:rPr>
+            </w:r>
+            <w:r>
+              <w:rPr>
+                <w:rFonts w:ascii="Consolas" w:hAnsi="Consolas"/>
+                <w:sz w:val="18"/>
+              </w:rPr>
+              <w:t>PersistenciaException</w:t>
+            </w:r>
+          </w:p>
+        </w:tc>
+        <w:tc>
+          <w:tcPr>
+            <w:tcW w:type="dxa" w:w="2436"/>
+          </w:tcPr>
+          <w:p>
+            <w:r>
+              <w:rPr>
+                <w:sz w:val="18"/>
+              </w:rPr>
+            </w:r>
+            <w:r>
+              <w:rPr>
+                <w:sz w:val="18"/>
+              </w:rPr>
+              <w:t>500</w:t>
+            </w:r>
+          </w:p>
+        </w:tc>
+        <w:tc>
+          <w:tcPr>
+            <w:tcW w:type="dxa" w:w="2436"/>
+          </w:tcPr>
+          <w:p>
+            <w:r>
+              <w:rPr>
+                <w:sz w:val="18"/>
+              </w:rPr>
+            </w:r>
+            <w:r>
+              <w:rPr>
+                <w:sz w:val="18"/>
+              </w:rPr>
+              <w:t>"Ocurrió un error al acceder a los datos."</w:t>
+            </w:r>
+          </w:p>
+        </w:tc>
+      </w:tr>
+      <w:tr>
+        <w:tc>
+          <w:tcPr>
+            <w:tcW w:type="dxa" w:w="2436"/>
+          </w:tcPr>
+          <w:p>
+            <w:r>
+              <w:rPr>
+                <w:sz w:val="18"/>
+              </w:rPr>
+            </w:r>
+            <w:r>
+              <w:rPr>
+                <w:sz w:val="18"/>
+              </w:rPr>
+              <w:t>Base caída o pool agotado</w:t>
+            </w:r>
+          </w:p>
+        </w:tc>
+        <w:tc>
+          <w:tcPr>
+            <w:tcW w:type="dxa" w:w="2436"/>
+          </w:tcPr>
+          <w:p>
+            <w:r>
+              <w:rPr>
+                <w:sz w:val="18"/>
+              </w:rPr>
+            </w:r>
+            <w:r>
+              <w:rPr>
+                <w:rFonts w:ascii="Consolas" w:hAnsi="Consolas"/>
+                <w:sz w:val="18"/>
+              </w:rPr>
+              <w:t>ConexionBDException</w:t>
+            </w:r>
+          </w:p>
+        </w:tc>
+        <w:tc>
+          <w:tcPr>
+            <w:tcW w:type="dxa" w:w="2436"/>
+          </w:tcPr>
+          <w:p>
+            <w:r>
+              <w:rPr>
+                <w:sz w:val="18"/>
+              </w:rPr>
+            </w:r>
+            <w:r>
+              <w:rPr>
+                <w:sz w:val="18"/>
+              </w:rPr>
+              <w:t>503</w:t>
+            </w:r>
+          </w:p>
+        </w:tc>
+        <w:tc>
+          <w:tcPr>
+            <w:tcW w:type="dxa" w:w="2436"/>
+          </w:tcPr>
+          <w:p>
+            <w:r>
+              <w:rPr>
+                <w:sz w:val="18"/>
+              </w:rPr>
+            </w:r>
+            <w:r>
+              <w:rPr>
+                <w:sz w:val="18"/>
+              </w:rPr>
+              <w:t>Mensaje genérico de base no disponible</w:t>
+            </w:r>
+          </w:p>
+        </w:tc>
+      </w:tr>
+    </w:tbl>
+    <w:p/>
+    <w:p>
+      <w:r>
+        <w:rPr>
+          <w:b/>
+        </w:rPr>
+        <w:t>Validación con la base real (DEV).</w:t>
+      </w:r>
+      <w:r>
+        <w:t xml:space="preserve"> Con MySQL detenido, la API respondió </w:t>
+      </w:r>
+      <w:r>
+        <w:rPr>
+          <w:b/>
+        </w:rPr>
+        <w:t>503</w:t>
+      </w:r>
+      <w:r>
+        <w:t xml:space="preserve"> sin SQL ni SQLState en la respuesta. Al volver MySQL, la API recuperó la operación normal (HTTP 200).</w:t>
+      </w:r>
+    </w:p>
+    <w:p>
+      <w:r>
+        <w:rPr>
+          <w:b/>
+        </w:rPr>
+        <w:t>[EVIDENCIA PENDIENTE: Captura de la respuesta 503 sin SQL y de /health en 200 tras la recuperación]</w:t>
+      </w:r>
+    </w:p>
+    <w:p>
+      <w:pPr>
+        <w:pStyle w:val="Heading3"/>
+      </w:pPr>
+      <w:r>
+        <w:rPr>
+          <w:color w:val="1F3A5F"/>
+        </w:rPr>
+        <w:t>Hallazgo de QA: diferencia de esquema expuesta por el nuevo manejo de excepciones</w:t>
+      </w:r>
+    </w:p>
+    <w:p>
+      <w:r>
+        <w:t>Durante las pruebas funcionales, crear o editar una reunión en DEV respondía "Ocurrió un error al acceder a los datos." (HTTP 500).</w:t>
+      </w:r>
+    </w:p>
+    <w:p>
+      <w:pPr>
+        <w:pStyle w:val="ListBullet"/>
+      </w:pPr>
+      <w:r>
+        <w:rPr>
+          <w:b/>
+        </w:rPr>
+        <w:t>Causa.</w:t>
+      </w:r>
+      <w:r>
+        <w:t xml:space="preserve"> El registro del servidor mostró </w:t>
+      </w:r>
+      <w:r>
+        <w:rPr>
+          <w:rFonts w:ascii="Consolas" w:hAnsi="Consolas"/>
+          <w:sz w:val="19"/>
+        </w:rPr>
+        <w:t>SQLState=42S22</w:t>
+      </w:r>
+      <w:r>
+        <w:t xml:space="preserve">, código MySQL </w:t>
+      </w:r>
+      <w:r>
+        <w:rPr>
+          <w:rFonts w:ascii="Consolas" w:hAnsi="Consolas"/>
+          <w:sz w:val="19"/>
+        </w:rPr>
+        <w:t>1054</w:t>
+      </w:r>
+      <w:r>
+        <w:t xml:space="preserve">, </w:t>
+      </w:r>
+      <w:r>
+        <w:rPr>
+          <w:rFonts w:ascii="Consolas" w:hAnsi="Consolas"/>
+          <w:sz w:val="19"/>
+        </w:rPr>
+        <w:t>Unknown column 'id_proyecto'</w:t>
+      </w:r>
+      <w:r>
+        <w:t xml:space="preserve">. A la tabla </w:t>
+      </w:r>
+      <w:r>
+        <w:rPr>
+          <w:rFonts w:ascii="Consolas" w:hAnsi="Consolas"/>
+          <w:sz w:val="19"/>
+        </w:rPr>
+        <w:t>reunion</w:t>
+      </w:r>
+      <w:r>
+        <w:t xml:space="preserve"> de la base DEV le faltaban las columnas </w:t>
+      </w:r>
+      <w:r>
+        <w:rPr>
+          <w:rFonts w:ascii="Consolas" w:hAnsi="Consolas"/>
+          <w:sz w:val="19"/>
+        </w:rPr>
+        <w:t>id_proyecto</w:t>
+      </w:r>
+      <w:r>
+        <w:t xml:space="preserve"> y </w:t>
+      </w:r>
+      <w:r>
+        <w:rPr>
+          <w:rFonts w:ascii="Consolas" w:hAnsi="Consolas"/>
+          <w:sz w:val="19"/>
+        </w:rPr>
+        <w:t>descripcion</w:t>
+      </w:r>
+      <w:r>
+        <w:t xml:space="preserve"> y su relación con </w:t>
+      </w:r>
+      <w:r>
+        <w:rPr>
+          <w:rFonts w:ascii="Consolas" w:hAnsi="Consolas"/>
+          <w:sz w:val="19"/>
+        </w:rPr>
+        <w:t>proyecto</w:t>
+      </w:r>
+      <w:r>
+        <w:t xml:space="preserve">, que agrega la migración </w:t>
+      </w:r>
+      <w:r>
+        <w:rPr>
+          <w:rFonts w:ascii="Consolas" w:hAnsi="Consolas"/>
+          <w:sz w:val="19"/>
+        </w:rPr>
+        <w:t>V009</w:t>
+      </w:r>
+      <w:r>
+        <w:t xml:space="preserve"> desde el Avance 2.</w:t>
+      </w:r>
+    </w:p>
+    <w:p>
+      <w:pPr>
+        <w:pStyle w:val="ListBullet"/>
+      </w:pPr>
+      <w:r>
+        <w:rPr>
+          <w:b/>
+        </w:rPr>
+        <w:t>No fue una regresión del Avance 3.</w:t>
+      </w:r>
+      <w:r>
+        <w:t xml:space="preserve"> El código de </w:t>
+      </w:r>
+      <w:r>
+        <w:rPr>
+          <w:rFonts w:ascii="Consolas" w:hAnsi="Consolas"/>
+          <w:sz w:val="19"/>
+        </w:rPr>
+        <w:t>ReunionDAO</w:t>
+      </w:r>
+      <w:r>
+        <w:t xml:space="preserve"> espera esas columnas desde el Avance 2.</w:t>
+      </w:r>
+    </w:p>
+    <w:p>
+      <w:pPr>
+        <w:pStyle w:val="ListBullet"/>
+      </w:pPr>
+      <w:r>
+        <w:rPr>
+          <w:b/>
+        </w:rPr>
+        <w:t>Por qué apareció ahora.</w:t>
+      </w:r>
+      <w:r>
+        <w:t xml:space="preserve"> Antes del Avance 3 el </w:t>
+      </w:r>
+      <w:r>
+        <w:rPr>
+          <w:rFonts w:ascii="Consolas" w:hAnsi="Consolas"/>
+          <w:sz w:val="19"/>
+        </w:rPr>
+        <w:t>catch</w:t>
+      </w:r>
+      <w:r>
+        <w:t xml:space="preserve"> de </w:t>
+      </w:r>
+      <w:r>
+        <w:rPr>
+          <w:rFonts w:ascii="Consolas" w:hAnsi="Consolas"/>
+          <w:sz w:val="19"/>
+        </w:rPr>
+        <w:t>save</w:t>
+      </w:r>
+      <w:r>
+        <w:t>/</w:t>
+      </w:r>
+      <w:r>
+        <w:rPr>
+          <w:rFonts w:ascii="Consolas" w:hAnsi="Consolas"/>
+          <w:sz w:val="19"/>
+        </w:rPr>
+        <w:t>update</w:t>
+      </w:r>
+      <w:r>
+        <w:t xml:space="preserve"> imprimía la excepción y devolvía la entidad sin cambios. La API respondía 201/200 aunque la reunión </w:t>
+      </w:r>
+      <w:r>
+        <w:rPr>
+          <w:b/>
+        </w:rPr>
+        <w:t>no se hubiera guardado</w:t>
+      </w:r>
+      <w:r>
+        <w:t>: un éxito falso. Las consultas tampoco fallaban, porque el mapeador ignoraba las columnas ausentes. Al propagar la excepción, el Avance 3 hizo visible un problema que ya existía.</w:t>
+      </w:r>
+    </w:p>
+    <w:p>
+      <w:pPr>
+        <w:pStyle w:val="ListBullet"/>
+      </w:pPr>
+      <w:r>
+        <w:rPr>
+          <w:b/>
+        </w:rPr>
+        <w:t>Corrección.</w:t>
+      </w:r>
+      <w:r>
+        <w:t xml:space="preserve"> Se aplicó en DEV solo la parte de </w:t>
+      </w:r>
+      <w:r>
+        <w:rPr>
+          <w:rFonts w:ascii="Consolas" w:hAnsi="Consolas"/>
+          <w:sz w:val="19"/>
+        </w:rPr>
+        <w:t>V009</w:t>
+      </w:r>
+      <w:r>
+        <w:t xml:space="preserve"> que corresponde a </w:t>
+      </w:r>
+      <w:r>
+        <w:rPr>
+          <w:rFonts w:ascii="Consolas" w:hAnsi="Consolas"/>
+          <w:sz w:val="19"/>
+        </w:rPr>
+        <w:t>reunion</w:t>
+      </w:r>
+      <w:r>
+        <w:t>, la misma DDL versionada en el repositorio, sin tocar otras tablas:</w:t>
+      </w:r>
+    </w:p>
+    <w:p>
+      <w:pPr>
+        <w:pStyle w:val="ListBullet2"/>
+      </w:pPr>
+      <w:r>
+        <w:rPr>
+          <w:rFonts w:ascii="Consolas" w:hAnsi="Consolas"/>
+          <w:sz w:val="19"/>
+        </w:rPr>
+        <w:t>id_proyecto INT NULL</w:t>
+      </w:r>
+      <w:r>
+        <w:t>;</w:t>
+      </w:r>
+    </w:p>
+    <w:p>
+      <w:pPr>
+        <w:pStyle w:val="ListBullet2"/>
+      </w:pPr>
+      <w:r>
+        <w:rPr>
+          <w:rFonts w:ascii="Consolas" w:hAnsi="Consolas"/>
+          <w:sz w:val="19"/>
+        </w:rPr>
+        <w:t>descripcion VARCHAR(500) NULL</w:t>
+      </w:r>
+      <w:r>
+        <w:t>;</w:t>
+      </w:r>
+    </w:p>
+    <w:p>
+      <w:pPr>
+        <w:pStyle w:val="ListBullet2"/>
+      </w:pPr>
+      <w:r>
+        <w:t xml:space="preserve">la llave foránea </w:t>
+      </w:r>
+      <w:r>
+        <w:rPr>
+          <w:rFonts w:ascii="Consolas" w:hAnsi="Consolas"/>
+          <w:sz w:val="19"/>
+        </w:rPr>
+        <w:t>fk_reunion_proyecto</w:t>
+      </w:r>
+      <w:r>
+        <w:t xml:space="preserve"> con </w:t>
+      </w:r>
+      <w:r>
+        <w:rPr>
+          <w:rFonts w:ascii="Consolas" w:hAnsi="Consolas"/>
+          <w:sz w:val="19"/>
+        </w:rPr>
+        <w:t>ON DELETE SET NULL</w:t>
+      </w:r>
+      <w:r>
+        <w:t>;</w:t>
+      </w:r>
+    </w:p>
+    <w:p>
+      <w:pPr>
+        <w:pStyle w:val="ListBullet2"/>
+      </w:pPr>
+      <w:r>
+        <w:t xml:space="preserve">el índice </w:t>
+      </w:r>
+      <w:r>
+        <w:rPr>
+          <w:rFonts w:ascii="Consolas" w:hAnsi="Consolas"/>
+          <w:sz w:val="19"/>
+        </w:rPr>
+        <w:t>idx_reunion_proyecto</w:t>
+      </w:r>
+      <w:r>
+        <w:t>.</w:t>
+      </w:r>
+    </w:p>
+    <w:p>
+      <w:pPr>
+        <w:pStyle w:val="ListBullet"/>
+      </w:pPr>
+      <w:r>
+        <w:rPr>
+          <w:b/>
+        </w:rPr>
+        <w:t>Reprueba.</w:t>
+      </w:r>
+      <w:r>
+        <w:t xml:space="preserve"> QA volvió a probar crear y editar reuniones y la convocatoria, con resultado correcto.</w:t>
+      </w:r>
+    </w:p>
+    <w:p>
+      <w:pPr>
+        <w:pStyle w:val="ListBullet"/>
+      </w:pPr>
+      <w:r>
+        <w:rPr>
+          <w:b/>
+        </w:rPr>
+        <w:t>Lección.</w:t>
+      </w:r>
+      <w:r>
+        <w:t xml:space="preserve"> Un error silenciado no desaparece: se convierte en pérdida de datos invisible. Falta además un control que verifique qué migraciones tiene aplicadas cada ambiente. Por coherencia, </w:t>
+      </w:r>
+      <w:r>
+        <w:rPr>
+          <w:rFonts w:ascii="Consolas" w:hAnsi="Consolas"/>
+          <w:sz w:val="19"/>
+        </w:rPr>
+        <w:t>database/schema.sql</w:t>
+      </w:r>
+      <w:r>
+        <w:t xml:space="preserve"> se alineó con la misma definición de </w:t>
+      </w:r>
+      <w:r>
+        <w:rPr>
+          <w:rFonts w:ascii="Consolas" w:hAnsi="Consolas"/>
+          <w:sz w:val="19"/>
+        </w:rPr>
+        <w:t>V009</w:t>
+      </w:r>
+      <w:r>
+        <w:t xml:space="preserve">: </w:t>
+      </w:r>
+      <w:r>
+        <w:rPr>
+          <w:rFonts w:ascii="Consolas" w:hAnsi="Consolas"/>
+          <w:sz w:val="19"/>
+        </w:rPr>
+        <w:t>descripcion VARCHAR(500)</w:t>
+      </w:r>
+      <w:r>
+        <w:t xml:space="preserve"> y el índice </w:t>
+      </w:r>
+      <w:r>
+        <w:rPr>
+          <w:rFonts w:ascii="Consolas" w:hAnsi="Consolas"/>
+          <w:sz w:val="19"/>
+        </w:rPr>
+        <w:t>idx_reunion_proyecto</w:t>
+      </w:r>
+      <w:r>
+        <w:t>.</w:t>
+      </w:r>
+    </w:p>
+    <w:p>
+      <w:r>
+        <w:rPr>
+          <w:b/>
+        </w:rPr>
+        <w:t>[EVIDENCIA PENDIENTE: Captura del registro con SQLState=42S22 / 1054, de SHOW CREATE TABLE reunion corregido y de una reunión creada con éxito]</w:t>
+      </w:r>
+    </w:p>
     <w:p>
       <w:pPr>
         <w:pStyle w:val="Heading2"/>
+        <w:pageBreakBefore/>
       </w:pPr>
       <w:r>
         <w:rPr>
@@ -10765,20 +12773,40 @@
         <w:rPr>
           <w:b/>
         </w:rPr>
-        <w:t>Evidencia de ejecución</w:t>
-      </w:r>
-      <w:r>
-        <w:t xml:space="preserve"> (</w:t>
+        <w:t>Evidencia de ejecución.</w:t>
+      </w:r>
+      <w:r>
+        <w:t xml:space="preserve"> Las pruebas corrieron en GitHub Actions (flujo "Compilar y publicar QA") sobre el merge del PR #40 en </w:t>
       </w:r>
       <w:r>
         <w:rPr>
           <w:rFonts w:ascii="Consolas" w:hAnsi="Consolas"/>
           <w:sz w:val="19"/>
         </w:rPr>
+        <w:t>develop</w:t>
+      </w:r>
+      <w:r>
+        <w:t xml:space="preserve"> (</w:t>
+      </w:r>
+      <w:r>
+        <w:rPr>
+          <w:rFonts w:ascii="Consolas" w:hAnsi="Consolas"/>
+          <w:sz w:val="19"/>
+        </w:rPr>
+        <w:t>048bc33</w:t>
+      </w:r>
+      <w:r>
+        <w:t xml:space="preserve">). También se ejecutaron localmente con </w:t>
+      </w:r>
+      <w:r>
+        <w:rPr>
+          <w:rFonts w:ascii="Consolas" w:hAnsi="Consolas"/>
+          <w:sz w:val="19"/>
+        </w:rPr>
         <w:t>./mvnw clean test</w:t>
       </w:r>
       <w:r>
-        <w:t>, ver capturas en el anexo):</w:t>
+        <w:t>. Las capturas se listan en el Anexo B.</w:t>
       </w:r>
     </w:p>
     <w:tbl>
@@ -11136,18 +13164,7 @@
         <w:t>QA_API_TOKEN</w:t>
       </w:r>
       <w:r>
-        <w:t>). Sin ella fallan por entorno; con ella, el módulo pasa 70/70. Ninguna prueba requiere MySQL.</w:t>
-      </w:r>
-    </w:p>
-    <w:p>
-      <w:pPr>
-        <w:pStyle w:val="Heading2"/>
-      </w:pPr>
-      <w:r>
-        <w:rPr>
-          <w:color w:val="1F3A5F"/>
-        </w:rPr>
-        <w:t>17. Git / GitHub</w:t>
+        <w:t>). En GitHub Actions esas variables existen y el módulo pasa 70/70. En una terminal sin ellas, esas dos fallan por entorno. Ninguna prueba requiere MySQL. No se midió el porcentaje de cobertura.</w:t>
       </w:r>
     </w:p>
     <w:p>
@@ -11158,26 +13175,56 @@
         <w:rPr>
           <w:b/>
         </w:rPr>
-        <w:t>Repositorio público:</w:t>
-      </w:r>
-      <w:r>
-        <w:t xml:space="preserve"> </w:t>
+        <w:t>CI:</w:t>
+      </w:r>
+      <w:r>
+        <w:t xml:space="preserve"> ejecución </w:t>
       </w:r>
       <w:r>
         <w:rPr>
           <w:u w:val="single"/>
         </w:rPr>
-        <w:t>https://github.com/Miascn/AsociacionComunal</w:t>
-      </w:r>
-      <w:r>
-        <w:t xml:space="preserve">, rama de integración </w:t>
+        <w:t>https://github.com/Miascn/AsociacionComunal/actions/runs/39178684908</w:t>
+      </w:r>
+      <w:r>
+        <w:t xml:space="preserve">, flujo "Compilar y publicar QA", evento </w:t>
       </w:r>
       <w:r>
         <w:rPr>
           <w:rFonts w:ascii="Consolas" w:hAnsi="Consolas"/>
           <w:sz w:val="19"/>
         </w:rPr>
+        <w:t>push</w:t>
+      </w:r>
+      <w:r>
+        <w:t xml:space="preserve"> en </w:t>
+      </w:r>
+      <w:r>
+        <w:rPr>
+          <w:rFonts w:ascii="Consolas" w:hAnsi="Consolas"/>
+          <w:sz w:val="19"/>
+        </w:rPr>
         <w:t>develop</w:t>
+      </w:r>
+      <w:r>
+        <w:t xml:space="preserve">, commit </w:t>
+      </w:r>
+      <w:r>
+        <w:rPr>
+          <w:rFonts w:ascii="Consolas" w:hAnsi="Consolas"/>
+          <w:sz w:val="19"/>
+        </w:rPr>
+        <w:t>048bc33</w:t>
+      </w:r>
+      <w:r>
+        <w:t xml:space="preserve">, resultado </w:t>
+      </w:r>
+      <w:r>
+        <w:rPr>
+          <w:rFonts w:ascii="Consolas" w:hAnsi="Consolas"/>
+          <w:sz w:val="19"/>
+        </w:rPr>
+        <w:t>success</w:t>
       </w:r>
       <w:r>
         <w:t>.</w:t>
@@ -11191,135 +13238,44 @@
         <w:rPr>
           <w:b/>
         </w:rPr>
-        <w:t>Estrategia de ramas</w:t>
-      </w:r>
-      <w:r>
-        <w:t xml:space="preserve"> (</w:t>
+        <w:t>Local:</w:t>
+      </w:r>
+      <w:r>
+        <w:t xml:space="preserve"> </w:t>
       </w:r>
       <w:r>
         <w:rPr>
           <w:rFonts w:ascii="Consolas" w:hAnsi="Consolas"/>
           <w:sz w:val="19"/>
         </w:rPr>
-        <w:t>docs/FLUJO_GIT.md</w:t>
-      </w:r>
-      <w:r>
-        <w:t xml:space="preserve">): </w:t>
-      </w:r>
-      <w:r>
-        <w:rPr>
-          <w:rFonts w:ascii="Consolas" w:hAnsi="Consolas"/>
-          <w:sz w:val="19"/>
-        </w:rPr>
-        <w:t>develop</w:t>
-      </w:r>
-      <w:r>
-        <w:t xml:space="preserve"> es la fuente de verdad. Cada cambio se hace en una rama propia (</w:t>
-      </w:r>
-      <w:r>
-        <w:rPr>
-          <w:rFonts w:ascii="Consolas" w:hAnsi="Consolas"/>
-          <w:sz w:val="19"/>
-        </w:rPr>
-        <w:t>feat|fix|docs/SCRUM-###-descripcion</w:t>
-      </w:r>
-      <w:r>
-        <w:t xml:space="preserve">) y se integra por Pull Request. </w:t>
-      </w:r>
-      <w:r>
-        <w:rPr>
-          <w:rFonts w:ascii="Consolas" w:hAnsi="Consolas"/>
-          <w:sz w:val="19"/>
-        </w:rPr>
-        <w:t>main</w:t>
-      </w:r>
-      <w:r>
-        <w:t xml:space="preserve"> recibe versiones estables. El Avance 3 se desarrolló en la rama aislada </w:t>
-      </w:r>
-      <w:r>
-        <w:rPr>
-          <w:rFonts w:ascii="Consolas" w:hAnsi="Consolas"/>
-          <w:sz w:val="19"/>
-        </w:rPr>
-        <w:t>feature/avance3-implementation</w:t>
-      </w:r>
-      <w:r>
-        <w:t xml:space="preserve">, creada desde </w:t>
-      </w:r>
-      <w:r>
-        <w:rPr>
-          <w:rFonts w:ascii="Consolas" w:hAnsi="Consolas"/>
-          <w:sz w:val="19"/>
-        </w:rPr>
-        <w:t>develop</w:t>
-      </w:r>
-      <w:r>
-        <w:t xml:space="preserve"> (</w:t>
-      </w:r>
-      <w:r>
-        <w:rPr>
-          <w:rFonts w:ascii="Consolas" w:hAnsi="Consolas"/>
-          <w:sz w:val="19"/>
-        </w:rPr>
-        <w:t>34bd8df</w:t>
-      </w:r>
-      <w:r>
-        <w:t>, entrega del Avance 2), con un commit por bloque de la rúbrica. No usa la clave de ticket porque el trabajo se planificó por bloques de la guía.</w:t>
+        <w:t>./mvnw -pl api clean test</w:t>
+      </w:r>
+      <w:r>
+        <w:t xml:space="preserve"> el 25/10/2026 terminó con código 0 (BUILD SUCCESS). Los reportes de Surefire suman 42 clases, 385 pruebas, 0 fallos, 0 errores y 0 omitidas.</w:t>
       </w:r>
     </w:p>
     <w:p>
-      <w:pPr>
-        <w:pStyle w:val="ListBullet"/>
-      </w:pPr>
       <w:r>
         <w:rPr>
           <w:b/>
         </w:rPr>
-        <w:t>Evolución:</w:t>
+        <w:t>[EVIDENCIA PENDIENTE: Captura de la ejecución de GitHub Actions con API 385/385 y escritorio 70/70]</w:t>
       </w:r>
     </w:p>
     <w:p>
-      <w:pPr>
-        <w:pStyle w:val="ListBullet2"/>
-      </w:pPr>
-      <w:r>
-        <w:t>Avance 1 (julio): estructura inicial, DAO y modelo.</w:t>
+      <w:r>
+        <w:rPr>
+          <w:b/>
+        </w:rPr>
+        <w:t>[EVIDENCIA PENDIENTE: Captura de ./mvnw clean test con BUILD SUCCESS]</w:t>
       </w:r>
     </w:p>
     <w:p>
-      <w:pPr>
-        <w:pStyle w:val="ListBullet2"/>
-      </w:pPr>
-      <w:r>
-        <w:t xml:space="preserve">Avance 2 (agosto–septiembre): módulos funcionales, </w:t>
-      </w:r>
-      <w:r>
-        <w:rPr>
-          <w:rFonts w:ascii="Consolas" w:hAnsi="Consolas"/>
-          <w:sz w:val="19"/>
-        </w:rPr>
-        <w:t>.dat</w:t>
-      </w:r>
-      <w:r>
-        <w:t xml:space="preserve">, jerarquía </w:t>
-      </w:r>
-      <w:r>
-        <w:rPr>
-          <w:rFonts w:ascii="Consolas" w:hAnsi="Consolas"/>
-          <w:sz w:val="19"/>
-        </w:rPr>
-        <w:t>Persona</w:t>
-      </w:r>
-      <w:r>
-        <w:t>, cambios integrados mediante Pull Requests hasta el #39.</w:t>
-      </w:r>
-    </w:p>
-    <w:p>
-      <w:pPr>
-        <w:pStyle w:val="ListBullet2"/>
-      </w:pPr>
-      <w:r>
-        <w:t>Avance 3 (octubre): los commits siguientes.</w:t>
+      <w:r>
+        <w:rPr>
+          <w:b/>
+        </w:rPr>
+        <w:t>Qué cubren las pruebas, según la guía:</w:t>
       </w:r>
     </w:p>
     <w:tbl>
@@ -11351,7 +13307,7 @@
                 <w:b/>
                 <w:sz w:val="18"/>
               </w:rPr>
-              <w:t>Commit</w:t>
+              <w:t>Exigencia de la guía</w:t>
             </w:r>
           </w:p>
         </w:tc>
@@ -11372,7 +13328,7 @@
                 <w:b/>
                 <w:sz w:val="18"/>
               </w:rPr>
-              <w:t>Mensaje</w:t>
+              <w:t>Ejemplos</w:t>
             </w:r>
           </w:p>
         </w:tc>
@@ -11390,28 +13346,54 @@
             </w:r>
             <w:r>
               <w:rPr>
+                <w:sz w:val="18"/>
+              </w:rPr>
+              <w:t>Métodos de Service</w:t>
+            </w:r>
+          </w:p>
+        </w:tc>
+        <w:tc>
+          <w:tcPr>
+            <w:tcW w:type="dxa" w:w="4873"/>
+          </w:tcPr>
+          <w:p>
+            <w:r>
+              <w:rPr>
+                <w:sz w:val="18"/>
+              </w:rPr>
+            </w:r>
+            <w:r>
+              <w:rPr>
                 <w:rFonts w:ascii="Consolas" w:hAnsi="Consolas"/>
                 <w:sz w:val="18"/>
               </w:rPr>
-              <w:t>f96b6fb</w:t>
-            </w:r>
-          </w:p>
-        </w:tc>
-        <w:tc>
-          <w:tcPr>
-            <w:tcW w:type="dxa" w:w="4873"/>
-          </w:tcPr>
-          <w:p>
-            <w:r>
-              <w:rPr>
-                <w:sz w:val="18"/>
-              </w:rPr>
-            </w:r>
-            <w:r>
-              <w:rPr>
-                <w:sz w:val="18"/>
-              </w:rPr>
-              <w:t>feat(api): implementa DataSource y pool de conexiones con Tomcat JDBC</w:t>
+              <w:t>MiembroServiceTest</w:t>
+            </w:r>
+            <w:r>
+              <w:rPr>
+                <w:sz w:val="18"/>
+              </w:rPr>
+              <w:t xml:space="preserve">, </w:t>
+            </w:r>
+            <w:r>
+              <w:rPr>
+                <w:rFonts w:ascii="Consolas" w:hAnsi="Consolas"/>
+                <w:sz w:val="18"/>
+              </w:rPr>
+              <w:t>AsistenciaServiceConvocatoriaTest</w:t>
+            </w:r>
+            <w:r>
+              <w:rPr>
+                <w:sz w:val="18"/>
+              </w:rPr>
+              <w:t xml:space="preserve">, </w:t>
+            </w:r>
+            <w:r>
+              <w:rPr>
+                <w:rFonts w:ascii="Consolas" w:hAnsi="Consolas"/>
+                <w:sz w:val="18"/>
+              </w:rPr>
+              <w:t>ConvocatoriaConcurrenteServiceTest</w:t>
             </w:r>
           </w:p>
         </w:tc>
@@ -11429,28 +13411,54 @@
             </w:r>
             <w:r>
               <w:rPr>
+                <w:sz w:val="18"/>
+              </w:rPr>
+              <w:t>Métodos de Controller</w:t>
+            </w:r>
+          </w:p>
+        </w:tc>
+        <w:tc>
+          <w:tcPr>
+            <w:tcW w:type="dxa" w:w="4873"/>
+          </w:tcPr>
+          <w:p>
+            <w:r>
+              <w:rPr>
+                <w:sz w:val="18"/>
+              </w:rPr>
+            </w:r>
+            <w:r>
+              <w:rPr>
                 <w:rFonts w:ascii="Consolas" w:hAnsi="Consolas"/>
                 <w:sz w:val="18"/>
               </w:rPr>
-              <w:t>ab913e5</w:t>
-            </w:r>
-          </w:p>
-        </w:tc>
-        <w:tc>
-          <w:tcPr>
-            <w:tcW w:type="dxa" w:w="4873"/>
-          </w:tcPr>
-          <w:p>
-            <w:r>
-              <w:rPr>
-                <w:sz w:val="18"/>
-              </w:rPr>
-            </w:r>
-            <w:r>
-              <w:rPr>
-                <w:sz w:val="18"/>
-              </w:rPr>
-              <w:t>refactor(api): centraliza manejo de excepciones y elimina SQLException silenciadas</w:t>
+              <w:t>ManejoErroresRoutesTest</w:t>
+            </w:r>
+            <w:r>
+              <w:rPr>
+                <w:sz w:val="18"/>
+              </w:rPr>
+              <w:t xml:space="preserve">, </w:t>
+            </w:r>
+            <w:r>
+              <w:rPr>
+                <w:rFonts w:ascii="Consolas" w:hAnsi="Consolas"/>
+                <w:sz w:val="18"/>
+              </w:rPr>
+              <w:t>ConvocatoriaRoutesTest</w:t>
+            </w:r>
+            <w:r>
+              <w:rPr>
+                <w:sz w:val="18"/>
+              </w:rPr>
+              <w:t xml:space="preserve">, </w:t>
+            </w:r>
+            <w:r>
+              <w:rPr>
+                <w:rFonts w:ascii="Consolas" w:hAnsi="Consolas"/>
+                <w:sz w:val="18"/>
+              </w:rPr>
+              <w:t>HealthControllerTest</w:t>
             </w:r>
           </w:p>
         </w:tc>
@@ -11468,28 +13476,80 @@
             </w:r>
             <w:r>
               <w:rPr>
+                <w:sz w:val="18"/>
+              </w:rPr>
+              <w:t>Clases de utilidad</w:t>
+            </w:r>
+          </w:p>
+        </w:tc>
+        <w:tc>
+          <w:tcPr>
+            <w:tcW w:type="dxa" w:w="4873"/>
+          </w:tcPr>
+          <w:p>
+            <w:r>
+              <w:rPr>
+                <w:sz w:val="18"/>
+              </w:rPr>
+            </w:r>
+            <w:r>
+              <w:rPr>
                 <w:rFonts w:ascii="Consolas" w:hAnsi="Consolas"/>
                 <w:sz w:val="18"/>
               </w:rPr>
-              <w:t>e5921de</w:t>
-            </w:r>
-          </w:p>
-        </w:tc>
-        <w:tc>
-          <w:tcPr>
-            <w:tcW w:type="dxa" w:w="4873"/>
-          </w:tcPr>
-          <w:p>
-            <w:r>
-              <w:rPr>
-                <w:sz w:val="18"/>
-              </w:rPr>
-            </w:r>
-            <w:r>
-              <w:rPr>
-                <w:sz w:val="18"/>
-              </w:rPr>
-              <w:t>fix(api): elimina returns inalcanzables tras traducir SQLException</w:t>
+              <w:t>DateUtilsTest</w:t>
+            </w:r>
+            <w:r>
+              <w:rPr>
+                <w:sz w:val="18"/>
+              </w:rPr>
+              <w:t xml:space="preserve">, </w:t>
+            </w:r>
+            <w:r>
+              <w:rPr>
+                <w:rFonts w:ascii="Consolas" w:hAnsi="Consolas"/>
+                <w:sz w:val="18"/>
+              </w:rPr>
+              <w:t>PasswordHasherTest</w:t>
+            </w:r>
+            <w:r>
+              <w:rPr>
+                <w:sz w:val="18"/>
+              </w:rPr>
+              <w:t xml:space="preserve">, </w:t>
+            </w:r>
+            <w:r>
+              <w:rPr>
+                <w:rFonts w:ascii="Consolas" w:hAnsi="Consolas"/>
+                <w:sz w:val="18"/>
+              </w:rPr>
+              <w:t>GeneradorClaveTemporalTest</w:t>
+            </w:r>
+            <w:r>
+              <w:rPr>
+                <w:sz w:val="18"/>
+              </w:rPr>
+              <w:t xml:space="preserve">, </w:t>
+            </w:r>
+            <w:r>
+              <w:rPr>
+                <w:rFonts w:ascii="Consolas" w:hAnsi="Consolas"/>
+                <w:sz w:val="18"/>
+              </w:rPr>
+              <w:t>CifradorCredencialesTest</w:t>
+            </w:r>
+            <w:r>
+              <w:rPr>
+                <w:sz w:val="18"/>
+              </w:rPr>
+              <w:t xml:space="preserve">, </w:t>
+            </w:r>
+            <w:r>
+              <w:rPr>
+                <w:rFonts w:ascii="Consolas" w:hAnsi="Consolas"/>
+                <w:sz w:val="18"/>
+              </w:rPr>
+              <w:t>TraductorSQLExceptionTest</w:t>
             </w:r>
           </w:p>
         </w:tc>
@@ -11507,10 +13567,9 @@
             </w:r>
             <w:r>
               <w:rPr>
-                <w:rFonts w:ascii="Consolas" w:hAnsi="Consolas"/>
-                <w:sz w:val="18"/>
-              </w:rPr>
-              <w:t>dc4acd6</w:t>
+                <w:sz w:val="18"/>
+              </w:rPr>
+              <w:t>Validaciones y reglas de negocio</w:t>
             </w:r>
           </w:p>
         </w:tc>
@@ -11528,7 +13587,7 @@
               <w:rPr>
                 <w:sz w:val="18"/>
               </w:rPr>
-              <w:t>refactor(api): mejora cohesion y reduce acoplamiento en miembros y credenciales</w:t>
+              <w:t>Id inválido en la convocatoria, reunión cancelada, miembro duplicado, falta de roles</w:t>
             </w:r>
           </w:p>
         </w:tc>
@@ -11546,10 +13605,9 @@
             </w:r>
             <w:r>
               <w:rPr>
-                <w:rFonts w:ascii="Consolas" w:hAnsi="Consolas"/>
-                <w:sz w:val="18"/>
-              </w:rPr>
-              <w:t>48b0327</w:t>
+                <w:sz w:val="18"/>
+              </w:rPr>
+              <w:t>Casos exitosos</w:t>
             </w:r>
           </w:p>
         </w:tc>
@@ -11567,7 +13625,7 @@
               <w:rPr>
                 <w:sz w:val="18"/>
               </w:rPr>
-              <w:t>refactor(api): mejora reutilizacion de acceso JDBC con AbstractJdbcDAO y RowMapper</w:t>
+              <w:t>Convocatoria completa, credenciales generadas, pool que reutiliza conexiones</w:t>
             </w:r>
           </w:p>
         </w:tc>
@@ -11585,10 +13643,9 @@
             </w:r>
             <w:r>
               <w:rPr>
-                <w:rFonts w:ascii="Consolas" w:hAnsi="Consolas"/>
-                <w:sz w:val="18"/>
-              </w:rPr>
-              <w:t>d31d0f0</w:t>
+                <w:sz w:val="18"/>
+              </w:rPr>
+              <w:t>Casos de error</w:t>
             </w:r>
           </w:p>
         </w:tc>
@@ -11606,7 +13663,7 @@
               <w:rPr>
                 <w:sz w:val="18"/>
               </w:rPr>
-              <w:t>feat(api): agrega convocatoria concurrente a reuniones integrada con la base de datos</w:t>
+              <w:t>Base caída (503), lote fallido, tiempo máximo, pool agotado, SQL sin filtrar al cliente</w:t>
             </w:r>
           </w:p>
         </w:tc>
@@ -11624,10 +13681,9 @@
             </w:r>
             <w:r>
               <w:rPr>
-                <w:rFonts w:ascii="Consolas" w:hAnsi="Consolas"/>
-                <w:sz w:val="18"/>
-              </w:rPr>
-              <w:t>944ba7b</w:t>
+                <w:sz w:val="18"/>
+              </w:rPr>
+              <w:t>Concurrencia</w:t>
             </w:r>
           </w:p>
         </w:tc>
@@ -11645,7 +13701,7 @@
               <w:rPr>
                 <w:sz w:val="18"/>
               </w:rPr>
-              <w:t>test(api): agrega pruebas Avance 3 con JUnit y Mockito</w:t>
+              <w:t>Solapamiento real de tareas, límite de hilos, dos convocatorias simultáneas sin duplicados</w:t>
             </w:r>
           </w:p>
         </w:tc>
@@ -11663,28 +13719,301 @@
             </w:r>
             <w:r>
               <w:rPr>
+                <w:sz w:val="18"/>
+              </w:rPr>
+              <w:t>DataSource</w:t>
+            </w:r>
+          </w:p>
+        </w:tc>
+        <w:tc>
+          <w:tcPr>
+            <w:tcW w:type="dxa" w:w="4873"/>
+          </w:tcPr>
+          <w:p>
+            <w:r>
+              <w:rPr>
+                <w:sz w:val="18"/>
+              </w:rPr>
+            </w:r>
+            <w:r>
+              <w:rPr>
+                <w:sz w:val="18"/>
+              </w:rPr>
+              <w:t xml:space="preserve">Parámetros del pool, </w:t>
+            </w:r>
+            <w:r>
+              <w:rPr>
                 <w:rFonts w:ascii="Consolas" w:hAnsi="Consolas"/>
                 <w:sz w:val="18"/>
               </w:rPr>
-              <w:t>0b833cb</w:t>
-            </w:r>
-          </w:p>
-        </w:tc>
+              <w:t>maxActive</w:t>
+            </w:r>
+            <w:r>
+              <w:rPr>
+                <w:sz w:val="18"/>
+              </w:rPr>
+              <w:t>/</w:t>
+            </w:r>
+            <w:r>
+              <w:rPr>
+                <w:rFonts w:ascii="Consolas" w:hAnsi="Consolas"/>
+                <w:sz w:val="18"/>
+              </w:rPr>
+              <w:t>maxWait</w:t>
+            </w:r>
+            <w:r>
+              <w:rPr>
+                <w:sz w:val="18"/>
+              </w:rPr>
+              <w:t xml:space="preserve">, restauración de </w:t>
+            </w:r>
+            <w:r>
+              <w:rPr>
+                <w:rFonts w:ascii="Consolas" w:hAnsi="Consolas"/>
+                <w:sz w:val="18"/>
+              </w:rPr>
+              <w:t>autoCommit</w:t>
+            </w:r>
+          </w:p>
+        </w:tc>
+      </w:tr>
+    </w:tbl>
+    <w:p/>
+    <w:p>
+      <w:pPr>
+        <w:pStyle w:val="Heading2"/>
+        <w:pageBreakBefore/>
+      </w:pPr>
+      <w:r>
+        <w:rPr>
+          <w:color w:val="1F3A5F"/>
+        </w:rPr>
+        <w:t>17. Git / GitHub</w:t>
+      </w:r>
+    </w:p>
+    <w:p>
+      <w:pPr>
+        <w:pStyle w:val="ListBullet"/>
+      </w:pPr>
+      <w:r>
+        <w:rPr>
+          <w:b/>
+        </w:rPr>
+        <w:t>Repositorio público:</w:t>
+      </w:r>
+      <w:r>
+        <w:t xml:space="preserve"> </w:t>
+      </w:r>
+      <w:r>
+        <w:rPr>
+          <w:u w:val="single"/>
+        </w:rPr>
+        <w:t>https://github.com/Miascn/AsociacionComunal</w:t>
+      </w:r>
+      <w:r>
+        <w:t xml:space="preserve">, rama de integración </w:t>
+      </w:r>
+      <w:r>
+        <w:rPr>
+          <w:rFonts w:ascii="Consolas" w:hAnsi="Consolas"/>
+          <w:sz w:val="19"/>
+        </w:rPr>
+        <w:t>develop</w:t>
+      </w:r>
+      <w:r>
+        <w:t>.</w:t>
+      </w:r>
+    </w:p>
+    <w:p>
+      <w:pPr>
+        <w:pStyle w:val="ListBullet"/>
+      </w:pPr>
+      <w:r>
+        <w:rPr>
+          <w:b/>
+        </w:rPr>
+        <w:t>Estrategia de ramas</w:t>
+      </w:r>
+      <w:r>
+        <w:t xml:space="preserve"> (</w:t>
+      </w:r>
+      <w:r>
+        <w:rPr>
+          <w:rFonts w:ascii="Consolas" w:hAnsi="Consolas"/>
+          <w:sz w:val="19"/>
+        </w:rPr>
+        <w:t>docs/FLUJO_GIT.md</w:t>
+      </w:r>
+      <w:r>
+        <w:t xml:space="preserve">): </w:t>
+      </w:r>
+      <w:r>
+        <w:rPr>
+          <w:rFonts w:ascii="Consolas" w:hAnsi="Consolas"/>
+          <w:sz w:val="19"/>
+        </w:rPr>
+        <w:t>develop</w:t>
+      </w:r>
+      <w:r>
+        <w:t xml:space="preserve"> es la fuente de verdad. Cada cambio se hace en una rama propia (</w:t>
+      </w:r>
+      <w:r>
+        <w:rPr>
+          <w:rFonts w:ascii="Consolas" w:hAnsi="Consolas"/>
+          <w:sz w:val="19"/>
+        </w:rPr>
+        <w:t>feat|fix|docs/SCRUM-###-descripcion</w:t>
+      </w:r>
+      <w:r>
+        <w:t xml:space="preserve">) y se integra por Pull Request. </w:t>
+      </w:r>
+      <w:r>
+        <w:rPr>
+          <w:rFonts w:ascii="Consolas" w:hAnsi="Consolas"/>
+          <w:sz w:val="19"/>
+        </w:rPr>
+        <w:t>main</w:t>
+      </w:r>
+      <w:r>
+        <w:t xml:space="preserve"> recibe versiones estables. El Avance 3 se desarrolló en la rama aislada </w:t>
+      </w:r>
+      <w:r>
+        <w:rPr>
+          <w:rFonts w:ascii="Consolas" w:hAnsi="Consolas"/>
+          <w:sz w:val="19"/>
+        </w:rPr>
+        <w:t>feature/avance3-implementation</w:t>
+      </w:r>
+      <w:r>
+        <w:t xml:space="preserve">, creada desde </w:t>
+      </w:r>
+      <w:r>
+        <w:rPr>
+          <w:rFonts w:ascii="Consolas" w:hAnsi="Consolas"/>
+          <w:sz w:val="19"/>
+        </w:rPr>
+        <w:t>develop</w:t>
+      </w:r>
+      <w:r>
+        <w:t xml:space="preserve"> (</w:t>
+      </w:r>
+      <w:r>
+        <w:rPr>
+          <w:rFonts w:ascii="Consolas" w:hAnsi="Consolas"/>
+          <w:sz w:val="19"/>
+        </w:rPr>
+        <w:t>34bd8df</w:t>
+      </w:r>
+      <w:r>
+        <w:t>, entrega del Avance 2), con un commit por bloque de la rúbrica. No usa la clave de ticket porque el trabajo se planificó por bloques de la guía.</w:t>
+      </w:r>
+    </w:p>
+    <w:p>
+      <w:pPr>
+        <w:pStyle w:val="ListBullet"/>
+      </w:pPr>
+      <w:r>
+        <w:rPr>
+          <w:b/>
+        </w:rPr>
+        <w:t>Evolución:</w:t>
+      </w:r>
+    </w:p>
+    <w:p>
+      <w:pPr>
+        <w:pStyle w:val="ListBullet2"/>
+      </w:pPr>
+      <w:r>
+        <w:t>Avance 1 (julio): estructura inicial, DAO y modelo.</w:t>
+      </w:r>
+    </w:p>
+    <w:p>
+      <w:pPr>
+        <w:pStyle w:val="ListBullet2"/>
+      </w:pPr>
+      <w:r>
+        <w:t xml:space="preserve">Avance 2 (agosto–septiembre): módulos funcionales, </w:t>
+      </w:r>
+      <w:r>
+        <w:rPr>
+          <w:rFonts w:ascii="Consolas" w:hAnsi="Consolas"/>
+          <w:sz w:val="19"/>
+        </w:rPr>
+        <w:t>.dat</w:t>
+      </w:r>
+      <w:r>
+        <w:t xml:space="preserve">, jerarquía </w:t>
+      </w:r>
+      <w:r>
+        <w:rPr>
+          <w:rFonts w:ascii="Consolas" w:hAnsi="Consolas"/>
+          <w:sz w:val="19"/>
+        </w:rPr>
+        <w:t>Persona</w:t>
+      </w:r>
+      <w:r>
+        <w:t>, cambios integrados mediante Pull Requests hasta el #39.</w:t>
+      </w:r>
+    </w:p>
+    <w:p>
+      <w:pPr>
+        <w:pStyle w:val="ListBullet2"/>
+      </w:pPr>
+      <w:r>
+        <w:t>Avance 3 (octubre): los commits siguientes.</w:t>
+      </w:r>
+    </w:p>
+    <w:tbl>
+      <w:tblPr>
+        <w:tblStyle w:val="TableGrid"/>
+        <w:tblW w:type="auto" w:w="0"/>
+        <w:jc w:val="center"/>
+        <w:tblLook w:firstColumn="1" w:firstRow="1" w:lastColumn="0" w:lastRow="0" w:noHBand="0" w:noVBand="1" w:val="04A0"/>
+      </w:tblPr>
+      <w:tblGrid>
+        <w:gridCol w:w="4873"/>
+        <w:gridCol w:w="4873"/>
+      </w:tblGrid>
+      <w:tr>
         <w:tc>
           <w:tcPr>
             <w:tcW w:type="dxa" w:w="4873"/>
-          </w:tcPr>
-          <w:p>
-            <w:r>
-              <w:rPr>
-                <w:sz w:val="18"/>
-              </w:rPr>
-            </w:r>
-            <w:r>
-              <w:rPr>
-                <w:sz w:val="18"/>
-              </w:rPr>
-              <w:t>fix(api): protege credenciales temporales de usuario con cifrado en reposo</w:t>
+            <w:shd w:val="clear" w:color="auto" w:fill="DAE8FC"/>
+          </w:tcPr>
+          <w:p>
+            <w:r>
+              <w:rPr>
+                <w:b/>
+                <w:sz w:val="18"/>
+              </w:rPr>
+            </w:r>
+            <w:r>
+              <w:rPr>
+                <w:b/>
+                <w:sz w:val="18"/>
+              </w:rPr>
+              <w:t>Commit</w:t>
+            </w:r>
+          </w:p>
+        </w:tc>
+        <w:tc>
+          <w:tcPr>
+            <w:tcW w:type="dxa" w:w="4873"/>
+            <w:shd w:val="clear" w:color="auto" w:fill="DAE8FC"/>
+          </w:tcPr>
+          <w:p>
+            <w:r>
+              <w:rPr>
+                <w:b/>
+                <w:sz w:val="18"/>
+              </w:rPr>
+            </w:r>
+            <w:r>
+              <w:rPr>
+                <w:b/>
+                <w:sz w:val="18"/>
+              </w:rPr>
+              <w:t>Mensaje</w:t>
             </w:r>
           </w:p>
         </w:tc>
@@ -11705,7 +14034,7 @@
                 <w:rFonts w:ascii="Consolas" w:hAnsi="Consolas"/>
                 <w:sz w:val="18"/>
               </w:rPr>
-              <w:t>950667c</w:t>
+              <w:t>f96b6fb</w:t>
             </w:r>
           </w:p>
         </w:tc>
@@ -11723,7 +14052,7 @@
               <w:rPr>
                 <w:sz w:val="18"/>
               </w:rPr>
-              <w:t>chore: actualiza scripts y artefactos de base de datos para la entrega final</w:t>
+              <w:t>feat(api): implementa DataSource y pool de conexiones con Tomcat JDBC</w:t>
             </w:r>
           </w:p>
         </w:tc>
@@ -11744,7 +14073,7 @@
                 <w:rFonts w:ascii="Consolas" w:hAnsi="Consolas"/>
                 <w:sz w:val="18"/>
               </w:rPr>
-              <w:t>4fd5ac5</w:t>
+              <w:t>ab913e5</w:t>
             </w:r>
           </w:p>
         </w:tc>
@@ -11762,7 +14091,7 @@
               <w:rPr>
                 <w:sz w:val="18"/>
               </w:rPr>
-              <w:t>docs: actualiza README para la entrega final</w:t>
+              <w:t>refactor(api): centraliza manejo de excepciones y elimina SQLException silenciadas</w:t>
             </w:r>
           </w:p>
         </w:tc>
@@ -11780,10 +14109,10 @@
             </w:r>
             <w:r>
               <w:rPr>
-                <w:i/>
-                <w:sz w:val="18"/>
-              </w:rPr>
-              <w:t>(merge)</w:t>
+                <w:rFonts w:ascii="Consolas" w:hAnsi="Consolas"/>
+                <w:sz w:val="18"/>
+              </w:rPr>
+              <w:t>e5921de</w:t>
             </w:r>
           </w:p>
         </w:tc>
@@ -11801,7 +14130,358 @@
               <w:rPr>
                 <w:sz w:val="18"/>
               </w:rPr>
+              <w:t>fix(api): elimina returns inalcanzables tras traducir SQLException</w:t>
+            </w:r>
+          </w:p>
+        </w:tc>
+      </w:tr>
+      <w:tr>
+        <w:tc>
+          <w:tcPr>
+            <w:tcW w:type="dxa" w:w="4873"/>
+          </w:tcPr>
+          <w:p>
+            <w:r>
+              <w:rPr>
+                <w:sz w:val="18"/>
+              </w:rPr>
+            </w:r>
+            <w:r>
+              <w:rPr>
+                <w:rFonts w:ascii="Consolas" w:hAnsi="Consolas"/>
+                <w:sz w:val="18"/>
+              </w:rPr>
+              <w:t>dc4acd6</w:t>
+            </w:r>
+          </w:p>
+        </w:tc>
+        <w:tc>
+          <w:tcPr>
+            <w:tcW w:type="dxa" w:w="4873"/>
+          </w:tcPr>
+          <w:p>
+            <w:r>
+              <w:rPr>
+                <w:sz w:val="18"/>
+              </w:rPr>
+            </w:r>
+            <w:r>
+              <w:rPr>
+                <w:sz w:val="18"/>
+              </w:rPr>
+              <w:t>refactor(api): mejora cohesion y reduce acoplamiento en miembros y credenciales</w:t>
+            </w:r>
+          </w:p>
+        </w:tc>
+      </w:tr>
+      <w:tr>
+        <w:tc>
+          <w:tcPr>
+            <w:tcW w:type="dxa" w:w="4873"/>
+          </w:tcPr>
+          <w:p>
+            <w:r>
+              <w:rPr>
+                <w:sz w:val="18"/>
+              </w:rPr>
+            </w:r>
+            <w:r>
+              <w:rPr>
+                <w:rFonts w:ascii="Consolas" w:hAnsi="Consolas"/>
+                <w:sz w:val="18"/>
+              </w:rPr>
+              <w:t>48b0327</w:t>
+            </w:r>
+          </w:p>
+        </w:tc>
+        <w:tc>
+          <w:tcPr>
+            <w:tcW w:type="dxa" w:w="4873"/>
+          </w:tcPr>
+          <w:p>
+            <w:r>
+              <w:rPr>
+                <w:sz w:val="18"/>
+              </w:rPr>
+            </w:r>
+            <w:r>
+              <w:rPr>
+                <w:sz w:val="18"/>
+              </w:rPr>
+              <w:t>refactor(api): mejora reutilizacion de acceso JDBC con AbstractJdbcDAO y RowMapper</w:t>
+            </w:r>
+          </w:p>
+        </w:tc>
+      </w:tr>
+      <w:tr>
+        <w:tc>
+          <w:tcPr>
+            <w:tcW w:type="dxa" w:w="4873"/>
+          </w:tcPr>
+          <w:p>
+            <w:r>
+              <w:rPr>
+                <w:sz w:val="18"/>
+              </w:rPr>
+            </w:r>
+            <w:r>
+              <w:rPr>
+                <w:rFonts w:ascii="Consolas" w:hAnsi="Consolas"/>
+                <w:sz w:val="18"/>
+              </w:rPr>
+              <w:t>d31d0f0</w:t>
+            </w:r>
+          </w:p>
+        </w:tc>
+        <w:tc>
+          <w:tcPr>
+            <w:tcW w:type="dxa" w:w="4873"/>
+          </w:tcPr>
+          <w:p>
+            <w:r>
+              <w:rPr>
+                <w:sz w:val="18"/>
+              </w:rPr>
+            </w:r>
+            <w:r>
+              <w:rPr>
+                <w:sz w:val="18"/>
+              </w:rPr>
+              <w:t>feat(api): agrega convocatoria concurrente a reuniones integrada con la base de datos</w:t>
+            </w:r>
+          </w:p>
+        </w:tc>
+      </w:tr>
+      <w:tr>
+        <w:tc>
+          <w:tcPr>
+            <w:tcW w:type="dxa" w:w="4873"/>
+          </w:tcPr>
+          <w:p>
+            <w:r>
+              <w:rPr>
+                <w:sz w:val="18"/>
+              </w:rPr>
+            </w:r>
+            <w:r>
+              <w:rPr>
+                <w:rFonts w:ascii="Consolas" w:hAnsi="Consolas"/>
+                <w:sz w:val="18"/>
+              </w:rPr>
+              <w:t>944ba7b</w:t>
+            </w:r>
+          </w:p>
+        </w:tc>
+        <w:tc>
+          <w:tcPr>
+            <w:tcW w:type="dxa" w:w="4873"/>
+          </w:tcPr>
+          <w:p>
+            <w:r>
+              <w:rPr>
+                <w:sz w:val="18"/>
+              </w:rPr>
+            </w:r>
+            <w:r>
+              <w:rPr>
+                <w:sz w:val="18"/>
+              </w:rPr>
+              <w:t>test(api): agrega pruebas Avance 3 con JUnit y Mockito</w:t>
+            </w:r>
+          </w:p>
+        </w:tc>
+      </w:tr>
+      <w:tr>
+        <w:tc>
+          <w:tcPr>
+            <w:tcW w:type="dxa" w:w="4873"/>
+          </w:tcPr>
+          <w:p>
+            <w:r>
+              <w:rPr>
+                <w:sz w:val="18"/>
+              </w:rPr>
+            </w:r>
+            <w:r>
+              <w:rPr>
+                <w:rFonts w:ascii="Consolas" w:hAnsi="Consolas"/>
+                <w:sz w:val="18"/>
+              </w:rPr>
+              <w:t>0b833cb</w:t>
+            </w:r>
+          </w:p>
+        </w:tc>
+        <w:tc>
+          <w:tcPr>
+            <w:tcW w:type="dxa" w:w="4873"/>
+          </w:tcPr>
+          <w:p>
+            <w:r>
+              <w:rPr>
+                <w:sz w:val="18"/>
+              </w:rPr>
+            </w:r>
+            <w:r>
+              <w:rPr>
+                <w:sz w:val="18"/>
+              </w:rPr>
+              <w:t>fix(api): protege credenciales temporales de usuario con cifrado en reposo</w:t>
+            </w:r>
+          </w:p>
+        </w:tc>
+      </w:tr>
+      <w:tr>
+        <w:tc>
+          <w:tcPr>
+            <w:tcW w:type="dxa" w:w="4873"/>
+          </w:tcPr>
+          <w:p>
+            <w:r>
+              <w:rPr>
+                <w:sz w:val="18"/>
+              </w:rPr>
+            </w:r>
+            <w:r>
+              <w:rPr>
+                <w:rFonts w:ascii="Consolas" w:hAnsi="Consolas"/>
+                <w:sz w:val="18"/>
+              </w:rPr>
+              <w:t>950667c</w:t>
+            </w:r>
+          </w:p>
+        </w:tc>
+        <w:tc>
+          <w:tcPr>
+            <w:tcW w:type="dxa" w:w="4873"/>
+          </w:tcPr>
+          <w:p>
+            <w:r>
+              <w:rPr>
+                <w:sz w:val="18"/>
+              </w:rPr>
+            </w:r>
+            <w:r>
+              <w:rPr>
+                <w:sz w:val="18"/>
+              </w:rPr>
+              <w:t>chore: actualiza scripts y artefactos de base de datos para la entrega final</w:t>
+            </w:r>
+          </w:p>
+        </w:tc>
+      </w:tr>
+      <w:tr>
+        <w:tc>
+          <w:tcPr>
+            <w:tcW w:type="dxa" w:w="4873"/>
+          </w:tcPr>
+          <w:p>
+            <w:r>
+              <w:rPr>
+                <w:sz w:val="18"/>
+              </w:rPr>
+            </w:r>
+            <w:r>
+              <w:rPr>
+                <w:rFonts w:ascii="Consolas" w:hAnsi="Consolas"/>
+                <w:sz w:val="18"/>
+              </w:rPr>
+              <w:t>4fd5ac5</w:t>
+            </w:r>
+          </w:p>
+        </w:tc>
+        <w:tc>
+          <w:tcPr>
+            <w:tcW w:type="dxa" w:w="4873"/>
+          </w:tcPr>
+          <w:p>
+            <w:r>
+              <w:rPr>
+                <w:sz w:val="18"/>
+              </w:rPr>
+            </w:r>
+            <w:r>
+              <w:rPr>
+                <w:sz w:val="18"/>
+              </w:rPr>
+              <w:t>docs: actualiza README para la entrega final</w:t>
+            </w:r>
+          </w:p>
+        </w:tc>
+      </w:tr>
+      <w:tr>
+        <w:tc>
+          <w:tcPr>
+            <w:tcW w:type="dxa" w:w="4873"/>
+          </w:tcPr>
+          <w:p>
+            <w:r>
+              <w:rPr>
+                <w:sz w:val="18"/>
+              </w:rPr>
+            </w:r>
+            <w:r>
+              <w:rPr>
+                <w:rFonts w:ascii="Consolas" w:hAnsi="Consolas"/>
+                <w:sz w:val="18"/>
+              </w:rPr>
+              <w:t>906ce7f</w:t>
+            </w:r>
+          </w:p>
+        </w:tc>
+        <w:tc>
+          <w:tcPr>
+            <w:tcW w:type="dxa" w:w="4873"/>
+          </w:tcPr>
+          <w:p>
+            <w:r>
+              <w:rPr>
+                <w:sz w:val="18"/>
+              </w:rPr>
+            </w:r>
+            <w:r>
+              <w:rPr>
+                <w:sz w:val="18"/>
+              </w:rPr>
               <w:t>docs: incorpora la estrategia de ramas (FLUJO_GIT.md) desde docs/flujo-git-actualizado</w:t>
+            </w:r>
+          </w:p>
+        </w:tc>
+      </w:tr>
+      <w:tr>
+        <w:tc>
+          <w:tcPr>
+            <w:tcW w:type="dxa" w:w="4873"/>
+          </w:tcPr>
+          <w:p>
+            <w:r>
+              <w:rPr>
+                <w:sz w:val="18"/>
+              </w:rPr>
+            </w:r>
+            <w:r>
+              <w:rPr>
+                <w:rFonts w:ascii="Consolas" w:hAnsi="Consolas"/>
+                <w:sz w:val="18"/>
+              </w:rPr>
+              <w:t>4d39086</w:t>
+            </w:r>
+          </w:p>
+        </w:tc>
+        <w:tc>
+          <w:tcPr>
+            <w:tcW w:type="dxa" w:w="4873"/>
+          </w:tcPr>
+          <w:p>
+            <w:r>
+              <w:rPr>
+                <w:sz w:val="18"/>
+              </w:rPr>
+            </w:r>
+            <w:r>
+              <w:rPr>
+                <w:sz w:val="18"/>
+              </w:rPr>
+              <w:t>docs: agrega documentacion final del Avance 3</w:t>
             </w:r>
           </w:p>
         </w:tc>
@@ -11816,55 +14496,318 @@
         <w:rPr>
           <w:b/>
         </w:rPr>
-        <w:t>Participación:</w:t>
-      </w:r>
-      <w:r>
-        <w:t xml:space="preserve"> el historial de </w:t>
+        <w:t>Integración:</w:t>
+      </w:r>
+    </w:p>
+    <w:p>
+      <w:pPr>
+        <w:pStyle w:val="ListBullet2"/>
+      </w:pPr>
+      <w:r>
+        <w:t xml:space="preserve">Pull Request </w:t>
+      </w:r>
+      <w:r>
+        <w:rPr>
+          <w:b/>
+        </w:rPr>
+        <w:t>#40</w:t>
+      </w:r>
+      <w:r>
+        <w:t xml:space="preserve"> (</w:t>
       </w:r>
       <w:r>
         <w:rPr>
           <w:rFonts w:ascii="Consolas" w:hAnsi="Consolas"/>
           <w:sz w:val="19"/>
         </w:rPr>
-        <w:t>develop</w:t>
-      </w:r>
-      <w:r>
-        <w:t xml:space="preserve"> registra commits de las cuentas </w:t>
+        <w:t>feature/avance3-implementation</w:t>
+      </w:r>
+      <w:r>
+        <w:t xml:space="preserve"> → </w:t>
       </w:r>
       <w:r>
         <w:rPr>
           <w:rFonts w:ascii="Consolas" w:hAnsi="Consolas"/>
           <w:sz w:val="19"/>
         </w:rPr>
-        <w:t>MiasCN</w:t>
-      </w:r>
-      <w:r>
-        <w:t xml:space="preserve"> (Josué Castillo), </w:t>
+        <w:t>develop</w:t>
+      </w:r>
+      <w:r>
+        <w:t xml:space="preserve">) se aprobó y se integró con un </w:t>
+      </w:r>
+      <w:r>
+        <w:rPr>
+          <w:b/>
+        </w:rPr>
+        <w:t>merge commit</w:t>
+      </w:r>
+      <w:r>
+        <w:t xml:space="preserve"> (</w:t>
       </w:r>
       <w:r>
         <w:rPr>
           <w:rFonts w:ascii="Consolas" w:hAnsi="Consolas"/>
           <w:sz w:val="19"/>
         </w:rPr>
-        <w:t>SamayoaGit</w:t>
-      </w:r>
-      <w:r>
-        <w:t xml:space="preserve"> / Carlos Samayoa y </w:t>
+        <w:t>048bc33</w:t>
+      </w:r>
+      <w:r>
+        <w:t>), sin squash, para conservar los commits por bloque como evidencia.</w:t>
+      </w:r>
+    </w:p>
+    <w:p>
+      <w:pPr>
+        <w:pStyle w:val="ListBullet2"/>
+      </w:pPr>
+      <w:r>
+        <w:t xml:space="preserve">El flujo de GitHub Actions "Compilar y publicar QA" compiló, ejecutó las pruebas (API 385/385, escritorio 70/70) y publicó la versión </w:t>
+      </w:r>
+      <w:r>
+        <w:rPr>
+          <w:b/>
+        </w:rPr>
+        <w:t>qa-v1.4.42</w:t>
+      </w:r>
+      <w:r>
+        <w:t>.</w:t>
+      </w:r>
+    </w:p>
+    <w:p>
+      <w:pPr>
+        <w:pStyle w:val="ListBullet2"/>
+      </w:pPr>
+      <w:r>
+        <w:t>Esa versión es la que se desplegó en el servidor DEV.</w:t>
+      </w:r>
+    </w:p>
+    <w:p>
+      <w:pPr>
+        <w:pStyle w:val="ListBullet2"/>
+      </w:pPr>
+      <w:r>
+        <w:t>Enlaces:</w:t>
+      </w:r>
+    </w:p>
+    <w:p>
+      <w:pPr>
+        <w:pStyle w:val="ListBullet2"/>
+      </w:pPr>
+      <w:r>
+        <w:t xml:space="preserve">PR: </w:t>
+      </w:r>
+      <w:r>
+        <w:rPr>
+          <w:u w:val="single"/>
+        </w:rPr>
+        <w:t>https://github.com/Miascn/AsociacionComunal/pull/40</w:t>
+      </w:r>
+      <w:r>
+        <w:t xml:space="preserve"> (estado </w:t>
       </w:r>
       <w:r>
         <w:rPr>
           <w:rFonts w:ascii="Consolas" w:hAnsi="Consolas"/>
           <w:sz w:val="19"/>
         </w:rPr>
+        <w:t>MERGED</w:t>
+      </w:r>
+      <w:r>
+        <w:t xml:space="preserve">, 18/10/2026; merge </w:t>
+      </w:r>
+      <w:r>
+        <w:rPr>
+          <w:rFonts w:ascii="Consolas" w:hAnsi="Consolas"/>
+          <w:sz w:val="19"/>
+        </w:rPr>
+        <w:t>048bc33917e1d1954f2429ace754c19271273e3b</w:t>
+      </w:r>
+      <w:r>
+        <w:t>);</w:t>
+      </w:r>
+    </w:p>
+    <w:p>
+      <w:pPr>
+        <w:pStyle w:val="ListBullet2"/>
+      </w:pPr>
+      <w:r>
+        <w:t xml:space="preserve">versión: </w:t>
+      </w:r>
+      <w:r>
+        <w:rPr>
+          <w:u w:val="single"/>
+        </w:rPr>
+        <w:t>https://github.com/Miascn/AsociacionComunal/releases/tag/qa-v1.4.42</w:t>
+      </w:r>
+      <w:r>
+        <w:t xml:space="preserve"> (apunta a </w:t>
+      </w:r>
+      <w:r>
+        <w:rPr>
+          <w:rFonts w:ascii="Consolas" w:hAnsi="Consolas"/>
+          <w:sz w:val="19"/>
+        </w:rPr>
+        <w:t>048bc33</w:t>
+      </w:r>
+      <w:r>
+        <w:t xml:space="preserve">; archivos </w:t>
+      </w:r>
+      <w:r>
+        <w:rPr>
+          <w:rFonts w:ascii="Consolas" w:hAnsi="Consolas"/>
+          <w:sz w:val="19"/>
+        </w:rPr>
+        <w:t>AsociacionComunalQA-1.4.42-win64.zip</w:t>
+      </w:r>
+      <w:r>
+        <w:t xml:space="preserve"> y </w:t>
+      </w:r>
+      <w:r>
+        <w:rPr>
+          <w:rFonts w:ascii="Consolas" w:hAnsi="Consolas"/>
+          <w:sz w:val="19"/>
+        </w:rPr>
+        <w:t>sha256.txt</w:t>
+      </w:r>
+      <w:r>
+        <w:t>).</w:t>
+      </w:r>
+    </w:p>
+    <w:p>
+      <w:pPr>
+        <w:pStyle w:val="ListBullet"/>
+      </w:pPr>
+      <w:r>
+        <w:rPr>
+          <w:b/>
+        </w:rPr>
+        <w:t>Cierre de la entrega:</w:t>
+      </w:r>
+      <w:r>
+        <w:t xml:space="preserve"> la alineación final de </w:t>
+      </w:r>
+      <w:r>
+        <w:rPr>
+          <w:rFonts w:ascii="Consolas" w:hAnsi="Consolas"/>
+          <w:sz w:val="19"/>
+        </w:rPr>
+        <w:t>database/schema.sql</w:t>
+      </w:r>
+      <w:r>
+        <w:t xml:space="preserve"> con </w:t>
+      </w:r>
+      <w:r>
+        <w:rPr>
+          <w:rFonts w:ascii="Consolas" w:hAnsi="Consolas"/>
+          <w:sz w:val="19"/>
+        </w:rPr>
+        <w:t>V009</w:t>
+      </w:r>
+      <w:r>
+        <w:t xml:space="preserve"> y esta documentación se integran a </w:t>
+      </w:r>
+      <w:r>
+        <w:rPr>
+          <w:rFonts w:ascii="Consolas" w:hAnsi="Consolas"/>
+          <w:sz w:val="19"/>
+        </w:rPr>
+        <w:t>develop</w:t>
+      </w:r>
+      <w:r>
+        <w:t xml:space="preserve"> mediante la rama </w:t>
+      </w:r>
+      <w:r>
+        <w:rPr>
+          <w:rFonts w:ascii="Consolas" w:hAnsi="Consolas"/>
+          <w:sz w:val="19"/>
+        </w:rPr>
+        <w:t>fix/avance3-entrega-final</w:t>
+      </w:r>
+      <w:r>
+        <w:t xml:space="preserve"> y su Pull Request.</w:t>
+      </w:r>
+    </w:p>
+    <w:p>
+      <w:pPr>
+        <w:pStyle w:val="ListBullet"/>
+      </w:pPr>
+      <w:r>
+        <w:rPr>
+          <w:b/>
+        </w:rPr>
+        <w:t>Participación:</w:t>
+      </w:r>
+      <w:r>
+        <w:t xml:space="preserve"> el historial de </w:t>
+      </w:r>
+      <w:r>
+        <w:rPr>
+          <w:rFonts w:ascii="Consolas" w:hAnsi="Consolas"/>
+          <w:sz w:val="19"/>
+        </w:rPr>
+        <w:t>develop</w:t>
+      </w:r>
+      <w:r>
+        <w:t xml:space="preserve"> registra commits de las cuentas </w:t>
+      </w:r>
+      <w:r>
+        <w:rPr>
+          <w:rFonts w:ascii="Consolas" w:hAnsi="Consolas"/>
+          <w:sz w:val="19"/>
+        </w:rPr>
+        <w:t>MiasCN</w:t>
+      </w:r>
+      <w:r>
+        <w:t xml:space="preserve"> (Josué Castillo), </w:t>
+      </w:r>
+      <w:r>
+        <w:rPr>
+          <w:rFonts w:ascii="Consolas" w:hAnsi="Consolas"/>
+          <w:sz w:val="19"/>
+        </w:rPr>
+        <w:t>SamayoaGit</w:t>
+      </w:r>
+      <w:r>
+        <w:t xml:space="preserve"> / Carlos Samayoa y </w:t>
+      </w:r>
+      <w:r>
+        <w:rPr>
+          <w:rFonts w:ascii="Consolas" w:hAnsi="Consolas"/>
+          <w:sz w:val="19"/>
+        </w:rPr>
         <w:t>G3rze</w:t>
       </w:r>
       <w:r>
         <w:t xml:space="preserve"> (Gerson Bermúdez). La participación de cada integrante en esta entrega se declara en la portada.</w:t>
+      </w:r>
+    </w:p>
+    <w:p>
+      <w:r>
+        <w:rPr>
+          <w:b/>
+        </w:rPr>
+        <w:t>[EVIDENCIA PENDIENTE: Captura del PR #40 en estado Merged]</w:t>
+      </w:r>
+    </w:p>
+    <w:p>
+      <w:r>
+        <w:rPr>
+          <w:b/>
+        </w:rPr>
+        <w:t>[EVIDENCIA PENDIENTE: Captura de git log --oneline --graph con el merge 048bc33]</w:t>
+      </w:r>
+    </w:p>
+    <w:p>
+      <w:r>
+        <w:rPr>
+          <w:b/>
+        </w:rPr>
+        <w:t>[EVIDENCIA PENDIENTE: Captura de la versión qa-v1.4.42 en GitHub]</w:t>
       </w:r>
     </w:p>
     <w:p>
       <w:pPr>
         <w:pStyle w:val="Heading2"/>
+        <w:pageBreakBefore/>
       </w:pPr>
       <w:r>
         <w:rPr>
@@ -11875,9 +14818,11 @@
     </w:p>
     <w:p>
       <w:pPr>
-        <w:pStyle w:val="ListNumber"/>
+        <w:ind w:left="510" w:hanging="340"/>
       </w:pPr>
       <w:r>
+        <w:t>1.</w:t>
+        <w:tab/>
         <w:t xml:space="preserve">Con el </w:t>
       </w:r>
       <w:r>
@@ -11922,9 +14867,11 @@
     </w:p>
     <w:p>
       <w:pPr>
-        <w:pStyle w:val="ListNumber"/>
+        <w:ind w:left="510" w:hanging="340"/>
       </w:pPr>
       <w:r>
+        <w:t>2.</w:t>
+        <w:tab/>
         <w:t xml:space="preserve">La </w:t>
       </w:r>
       <w:r>
@@ -11939,9 +14886,11 @@
     </w:p>
     <w:p>
       <w:pPr>
-        <w:pStyle w:val="ListNumber"/>
+        <w:ind w:left="510" w:hanging="340"/>
       </w:pPr>
       <w:r>
+        <w:t>3.</w:t>
+        <w:tab/>
         <w:t xml:space="preserve">Un </w:t>
       </w:r>
       <w:r>
@@ -11956,8 +14905,12 @@
     </w:p>
     <w:p>
       <w:pPr>
-        <w:pStyle w:val="ListNumber"/>
+        <w:ind w:left="510" w:hanging="340"/>
       </w:pPr>
+      <w:r>
+        <w:t>4.</w:t>
+        <w:tab/>
+      </w:r>
       <w:r>
         <w:rPr>
           <w:b/>
@@ -12000,9 +14953,11 @@
     </w:p>
     <w:p>
       <w:pPr>
-        <w:pStyle w:val="ListNumber"/>
+        <w:ind w:left="510" w:hanging="340"/>
       </w:pPr>
       <w:r>
+        <w:t>5.</w:t>
+        <w:tab/>
         <w:t>Las abstracciones genéricas (</w:t>
       </w:r>
       <w:r>
@@ -12024,17 +14979,2126 @@
       </w:r>
       <w:r>
         <w:t>) eliminan código repetido y concentran en un solo lugar el manejo correcto de recursos y errores, de modo que el próximo DAO hereda ese comportamiento sin volver a escribirlo.</w:t>
+      </w:r>
+    </w:p>
+    <w:p>
+      <w:pPr>
+        <w:ind w:left="510" w:hanging="340"/>
+      </w:pPr>
+      <w:r>
+        <w:t>6.</w:t>
+        <w:tab/>
+        <w:t xml:space="preserve">Las </w:t>
+      </w:r>
+      <w:r>
+        <w:rPr>
+          <w:b/>
+        </w:rPr>
+        <w:t>pruebas en un ambiente real</w:t>
+      </w:r>
+      <w:r>
+        <w:t xml:space="preserve"> encontraron lo que las pruebas unitarias no podían ver: a la base DEV le faltaba parte de la migración </w:t>
+      </w:r>
+      <w:r>
+        <w:rPr>
+          <w:rFonts w:ascii="Consolas" w:hAnsi="Consolas"/>
+          <w:sz w:val="19"/>
+        </w:rPr>
+        <w:t>V009</w:t>
+      </w:r>
+      <w:r>
+        <w:t xml:space="preserve">. El problema existía desde el Avance 2, pero el antiguo </w:t>
+      </w:r>
+      <w:r>
+        <w:rPr>
+          <w:rFonts w:ascii="Consolas" w:hAnsi="Consolas"/>
+          <w:sz w:val="19"/>
+        </w:rPr>
+        <w:t>catch</w:t>
+      </w:r>
+      <w:r>
+        <w:t xml:space="preserve"> con </w:t>
+      </w:r>
+      <w:r>
+        <w:rPr>
+          <w:rFonts w:ascii="Consolas" w:hAnsi="Consolas"/>
+          <w:sz w:val="19"/>
+        </w:rPr>
+        <w:t>printStackTrace</w:t>
+      </w:r>
+      <w:r>
+        <w:t xml:space="preserve"> lo ocultaba detrás de respuestas exitosas. Propagar las excepciones lo hizo visible y permitió corregirlo. También mostró que hace falta controlar qué migraciones tiene aplicadas cada ambiente.</w:t>
       </w:r>
     </w:p>
     <w:p>
       <w:pPr>
         <w:pStyle w:val="Heading3"/>
+        <w:pageBreakBefore/>
       </w:pPr>
       <w:r>
         <w:rPr>
           <w:color w:val="1F3A5F"/>
         </w:rPr>
-        <w:t>Anexo — cómo ejecutar y verificar</w:t>
+        <w:t>Anexo A — Validación en el ambiente DEV</w:t>
+      </w:r>
+    </w:p>
+    <w:p>
+      <w:r>
+        <w:t xml:space="preserve">Validación realizada por el equipo sobre el servidor DEV con </w:t>
+      </w:r>
+      <w:r>
+        <w:rPr>
+          <w:rFonts w:ascii="Consolas" w:hAnsi="Consolas"/>
+          <w:sz w:val="19"/>
+        </w:rPr>
+        <w:t>develop</w:t>
+      </w:r>
+      <w:r>
+        <w:t xml:space="preserve"> (</w:t>
+      </w:r>
+      <w:r>
+        <w:rPr>
+          <w:rFonts w:ascii="Consolas" w:hAnsi="Consolas"/>
+          <w:sz w:val="19"/>
+        </w:rPr>
+        <w:t>048bc33</w:t>
+      </w:r>
+      <w:r>
+        <w:t xml:space="preserve">) / </w:t>
+      </w:r>
+      <w:r>
+        <w:rPr>
+          <w:rFonts w:ascii="Consolas" w:hAnsi="Consolas"/>
+          <w:sz w:val="19"/>
+        </w:rPr>
+        <w:t>qa-v1.4.42</w:t>
+      </w:r>
+      <w:r>
+        <w:t xml:space="preserve"> desplegado y MySQL real:</w:t>
+      </w:r>
+    </w:p>
+    <w:tbl>
+      <w:tblPr>
+        <w:tblStyle w:val="TableGrid"/>
+        <w:tblW w:type="auto" w:w="0"/>
+        <w:jc w:val="center"/>
+        <w:tblLook w:firstColumn="1" w:firstRow="1" w:lastColumn="0" w:lastRow="0" w:noHBand="0" w:noVBand="1" w:val="04A0"/>
+      </w:tblPr>
+      <w:tblGrid>
+        <w:gridCol w:w="4873"/>
+        <w:gridCol w:w="4873"/>
+      </w:tblGrid>
+      <w:tr>
+        <w:tc>
+          <w:tcPr>
+            <w:tcW w:type="dxa" w:w="4873"/>
+            <w:shd w:val="clear" w:color="auto" w:fill="DAE8FC"/>
+          </w:tcPr>
+          <w:p>
+            <w:r>
+              <w:rPr>
+                <w:b/>
+                <w:sz w:val="18"/>
+              </w:rPr>
+            </w:r>
+            <w:r>
+              <w:rPr>
+                <w:b/>
+                <w:sz w:val="18"/>
+              </w:rPr>
+              <w:t>Verificación</w:t>
+            </w:r>
+          </w:p>
+        </w:tc>
+        <w:tc>
+          <w:tcPr>
+            <w:tcW w:type="dxa" w:w="4873"/>
+            <w:shd w:val="clear" w:color="auto" w:fill="DAE8FC"/>
+          </w:tcPr>
+          <w:p>
+            <w:r>
+              <w:rPr>
+                <w:b/>
+                <w:sz w:val="18"/>
+              </w:rPr>
+            </w:r>
+            <w:r>
+              <w:rPr>
+                <w:b/>
+                <w:sz w:val="18"/>
+              </w:rPr>
+              <w:t>Resultado</w:t>
+            </w:r>
+          </w:p>
+        </w:tc>
+      </w:tr>
+      <w:tr>
+        <w:tc>
+          <w:tcPr>
+            <w:tcW w:type="dxa" w:w="4873"/>
+          </w:tcPr>
+          <w:p>
+            <w:r>
+              <w:rPr>
+                <w:sz w:val="18"/>
+              </w:rPr>
+            </w:r>
+            <w:r>
+              <w:rPr>
+                <w:rFonts w:ascii="Consolas" w:hAnsi="Consolas"/>
+                <w:sz w:val="18"/>
+              </w:rPr>
+              <w:t>GET /health</w:t>
+            </w:r>
+          </w:p>
+        </w:tc>
+        <w:tc>
+          <w:tcPr>
+            <w:tcW w:type="dxa" w:w="4873"/>
+          </w:tcPr>
+          <w:p>
+            <w:r>
+              <w:rPr>
+                <w:sz w:val="18"/>
+              </w:rPr>
+            </w:r>
+            <w:r>
+              <w:rPr>
+                <w:sz w:val="18"/>
+              </w:rPr>
+              <w:t xml:space="preserve">HTTP 200, </w:t>
+            </w:r>
+            <w:r>
+              <w:rPr>
+                <w:rFonts w:ascii="Consolas" w:hAnsi="Consolas"/>
+                <w:sz w:val="18"/>
+              </w:rPr>
+              <w:t>database = available</w:t>
+            </w:r>
+            <w:r>
+              <w:rPr>
+                <w:sz w:val="18"/>
+              </w:rPr>
+              <w:t xml:space="preserve">, pool activo con </w:t>
+            </w:r>
+            <w:r>
+              <w:rPr>
+                <w:rFonts w:ascii="Consolas" w:hAnsi="Consolas"/>
+                <w:sz w:val="18"/>
+              </w:rPr>
+              <w:t>maxActivas = 20</w:t>
+            </w:r>
+          </w:p>
+        </w:tc>
+      </w:tr>
+      <w:tr>
+        <w:tc>
+          <w:tcPr>
+            <w:tcW w:type="dxa" w:w="4873"/>
+          </w:tcPr>
+          <w:p>
+            <w:r>
+              <w:rPr>
+                <w:sz w:val="18"/>
+              </w:rPr>
+            </w:r>
+            <w:r>
+              <w:rPr>
+                <w:sz w:val="18"/>
+              </w:rPr>
+              <w:t>Arranque de la API</w:t>
+            </w:r>
+          </w:p>
+        </w:tc>
+        <w:tc>
+          <w:tcPr>
+            <w:tcW w:type="dxa" w:w="4873"/>
+          </w:tcPr>
+          <w:p>
+            <w:r>
+              <w:rPr>
+                <w:sz w:val="18"/>
+              </w:rPr>
+            </w:r>
+            <w:r>
+              <w:rPr>
+                <w:sz w:val="18"/>
+              </w:rPr>
+              <w:t>Sin errores inesperados</w:t>
+            </w:r>
+          </w:p>
+        </w:tc>
+      </w:tr>
+      <w:tr>
+        <w:tc>
+          <w:tcPr>
+            <w:tcW w:type="dxa" w:w="4873"/>
+          </w:tcPr>
+          <w:p>
+            <w:r>
+              <w:rPr>
+                <w:sz w:val="18"/>
+              </w:rPr>
+            </w:r>
+            <w:r>
+              <w:rPr>
+                <w:sz w:val="18"/>
+              </w:rPr>
+              <w:t>Convocatoria concurrente (1.ª ejecución)</w:t>
+            </w:r>
+          </w:p>
+        </w:tc>
+        <w:tc>
+          <w:tcPr>
+            <w:tcW w:type="dxa" w:w="4873"/>
+          </w:tcPr>
+          <w:p>
+            <w:r>
+              <w:rPr>
+                <w:sz w:val="18"/>
+              </w:rPr>
+            </w:r>
+            <w:r>
+              <w:rPr>
+                <w:sz w:val="18"/>
+              </w:rPr>
+              <w:t>25 solicitados, 25 convocados, 0 omitidos</w:t>
+            </w:r>
+          </w:p>
+        </w:tc>
+      </w:tr>
+      <w:tr>
+        <w:tc>
+          <w:tcPr>
+            <w:tcW w:type="dxa" w:w="4873"/>
+          </w:tcPr>
+          <w:p>
+            <w:r>
+              <w:rPr>
+                <w:sz w:val="18"/>
+              </w:rPr>
+            </w:r>
+            <w:r>
+              <w:rPr>
+                <w:sz w:val="18"/>
+              </w:rPr>
+              <w:t>Convocatoria concurrente (2.ª ejecución)</w:t>
+            </w:r>
+          </w:p>
+        </w:tc>
+        <w:tc>
+          <w:tcPr>
+            <w:tcW w:type="dxa" w:w="4873"/>
+          </w:tcPr>
+          <w:p>
+            <w:r>
+              <w:rPr>
+                <w:sz w:val="18"/>
+              </w:rPr>
+            </w:r>
+            <w:r>
+              <w:rPr>
+                <w:sz w:val="18"/>
+              </w:rPr>
+              <w:t xml:space="preserve">25 solicitados, 0 convocados, 25 omitidos; la tabla </w:t>
+            </w:r>
+            <w:r>
+              <w:rPr>
+                <w:rFonts w:ascii="Consolas" w:hAnsi="Consolas"/>
+                <w:sz w:val="18"/>
+              </w:rPr>
+              <w:t>asistencia</w:t>
+            </w:r>
+            <w:r>
+              <w:rPr>
+                <w:sz w:val="18"/>
+              </w:rPr>
+              <w:t xml:space="preserve"> sigue con 25 registros</w:t>
+            </w:r>
+          </w:p>
+        </w:tc>
+      </w:tr>
+      <w:tr>
+        <w:tc>
+          <w:tcPr>
+            <w:tcW w:type="dxa" w:w="4873"/>
+          </w:tcPr>
+          <w:p>
+            <w:r>
+              <w:rPr>
+                <w:sz w:val="18"/>
+              </w:rPr>
+            </w:r>
+            <w:r>
+              <w:rPr>
+                <w:sz w:val="18"/>
+              </w:rPr>
+              <w:t>Base de datos detenida</w:t>
+            </w:r>
+          </w:p>
+        </w:tc>
+        <w:tc>
+          <w:tcPr>
+            <w:tcW w:type="dxa" w:w="4873"/>
+          </w:tcPr>
+          <w:p>
+            <w:r>
+              <w:rPr>
+                <w:sz w:val="18"/>
+              </w:rPr>
+            </w:r>
+            <w:r>
+              <w:rPr>
+                <w:sz w:val="18"/>
+              </w:rPr>
+              <w:t>HTTP 503 sin SQL en la respuesta</w:t>
+            </w:r>
+          </w:p>
+        </w:tc>
+      </w:tr>
+      <w:tr>
+        <w:tc>
+          <w:tcPr>
+            <w:tcW w:type="dxa" w:w="4873"/>
+          </w:tcPr>
+          <w:p>
+            <w:r>
+              <w:rPr>
+                <w:sz w:val="18"/>
+              </w:rPr>
+            </w:r>
+            <w:r>
+              <w:rPr>
+                <w:sz w:val="18"/>
+              </w:rPr>
+              <w:t>Base de datos recuperada</w:t>
+            </w:r>
+          </w:p>
+        </w:tc>
+        <w:tc>
+          <w:tcPr>
+            <w:tcW w:type="dxa" w:w="4873"/>
+          </w:tcPr>
+          <w:p>
+            <w:r>
+              <w:rPr>
+                <w:sz w:val="18"/>
+              </w:rPr>
+            </w:r>
+            <w:r>
+              <w:rPr>
+                <w:sz w:val="18"/>
+              </w:rPr>
+              <w:t>La API vuelve a operar normalmente (HTTP 200)</w:t>
+            </w:r>
+          </w:p>
+        </w:tc>
+      </w:tr>
+      <w:tr>
+        <w:tc>
+          <w:tcPr>
+            <w:tcW w:type="dxa" w:w="4873"/>
+          </w:tcPr>
+          <w:p>
+            <w:r>
+              <w:rPr>
+                <w:sz w:val="18"/>
+              </w:rPr>
+            </w:r>
+            <w:r>
+              <w:rPr>
+                <w:sz w:val="18"/>
+              </w:rPr>
+              <w:t>Claves provisionales</w:t>
+            </w:r>
+          </w:p>
+        </w:tc>
+        <w:tc>
+          <w:tcPr>
+            <w:tcW w:type="dxa" w:w="4873"/>
+          </w:tcPr>
+          <w:p>
+            <w:r>
+              <w:rPr>
+                <w:sz w:val="18"/>
+              </w:rPr>
+            </w:r>
+            <w:r>
+              <w:rPr>
+                <w:sz w:val="18"/>
+              </w:rPr>
+              <w:t xml:space="preserve">Guardadas cifradas con el prefijo </w:t>
+            </w:r>
+            <w:r>
+              <w:rPr>
+                <w:rFonts w:ascii="Consolas" w:hAnsi="Consolas"/>
+                <w:sz w:val="18"/>
+              </w:rPr>
+              <w:t>enc:v1:</w:t>
+            </w:r>
+          </w:p>
+        </w:tc>
+      </w:tr>
+      <w:tr>
+        <w:tc>
+          <w:tcPr>
+            <w:tcW w:type="dxa" w:w="4873"/>
+          </w:tcPr>
+          <w:p>
+            <w:r>
+              <w:rPr>
+                <w:sz w:val="18"/>
+              </w:rPr>
+            </w:r>
+            <w:r>
+              <w:rPr>
+                <w:sz w:val="18"/>
+              </w:rPr>
+              <w:t>Pruebas funcionales de QA</w:t>
+            </w:r>
+          </w:p>
+        </w:tc>
+        <w:tc>
+          <w:tcPr>
+            <w:tcW w:type="dxa" w:w="4873"/>
+          </w:tcPr>
+          <w:p>
+            <w:r>
+              <w:rPr>
+                <w:sz w:val="18"/>
+              </w:rPr>
+            </w:r>
+            <w:r>
+              <w:rPr>
+                <w:sz w:val="18"/>
+              </w:rPr>
+              <w:t xml:space="preserve">Inicio de sesión, miembros, reuniones, aportaciones, Auto-convocar, inicio de sesión móvil y generación de credenciales: correctos tras corregir </w:t>
+            </w:r>
+            <w:r>
+              <w:rPr>
+                <w:rFonts w:ascii="Consolas" w:hAnsi="Consolas"/>
+                <w:sz w:val="18"/>
+              </w:rPr>
+              <w:t>V009</w:t>
+            </w:r>
+            <w:r>
+              <w:rPr>
+                <w:sz w:val="18"/>
+              </w:rPr>
+              <w:t xml:space="preserve"> en DEV</w:t>
+            </w:r>
+          </w:p>
+        </w:tc>
+      </w:tr>
+      <w:tr>
+        <w:tc>
+          <w:tcPr>
+            <w:tcW w:type="dxa" w:w="4873"/>
+          </w:tcPr>
+          <w:p>
+            <w:r>
+              <w:rPr>
+                <w:sz w:val="18"/>
+              </w:rPr>
+            </w:r>
+            <w:r>
+              <w:rPr>
+                <w:sz w:val="18"/>
+              </w:rPr>
+              <w:t xml:space="preserve">Diferencia de esquema </w:t>
+            </w:r>
+            <w:r>
+              <w:rPr>
+                <w:rFonts w:ascii="Consolas" w:hAnsi="Consolas"/>
+                <w:sz w:val="18"/>
+              </w:rPr>
+              <w:t>V009</w:t>
+            </w:r>
+          </w:p>
+        </w:tc>
+        <w:tc>
+          <w:tcPr>
+            <w:tcW w:type="dxa" w:w="4873"/>
+          </w:tcPr>
+          <w:p>
+            <w:r>
+              <w:rPr>
+                <w:sz w:val="18"/>
+              </w:rPr>
+            </w:r>
+            <w:r>
+              <w:rPr>
+                <w:sz w:val="18"/>
+              </w:rPr>
+              <w:t xml:space="preserve">Causa identificada (§15), esquema de </w:t>
+            </w:r>
+            <w:r>
+              <w:rPr>
+                <w:rFonts w:ascii="Consolas" w:hAnsi="Consolas"/>
+                <w:sz w:val="18"/>
+              </w:rPr>
+              <w:t>reunion</w:t>
+            </w:r>
+            <w:r>
+              <w:rPr>
+                <w:sz w:val="18"/>
+              </w:rPr>
+              <w:t xml:space="preserve"> corregido en DEV, reprueba de QA correcta</w:t>
+            </w:r>
+          </w:p>
+        </w:tc>
+      </w:tr>
+    </w:tbl>
+    <w:p/>
+    <w:p>
+      <w:r>
+        <w:rPr>
+          <w:b/>
+        </w:rPr>
+        <w:t>[EVIDENCIA PENDIENTE: Capturas de las pruebas funcionales de QA: inicio de sesión, miembros, reuniones, aportaciones, Auto-convocar, inicio de sesión móvil y generación de credenciales]</w:t>
+      </w:r>
+    </w:p>
+    <w:p>
+      <w:pPr>
+        <w:pStyle w:val="Heading3"/>
+        <w:pageBreakBefore/>
+      </w:pPr>
+      <w:r>
+        <w:rPr>
+          <w:color w:val="1F3A5F"/>
+        </w:rPr>
+        <w:t>Anexo B — Evidencias</w:t>
+      </w:r>
+    </w:p>
+    <w:p>
+      <w:r>
+        <w:rPr>
+          <w:b/>
+        </w:rPr>
+        <w:t>Evidencia verificable en GitHub</w:t>
+      </w:r>
+      <w:r>
+        <w:t xml:space="preserve"> (consultada con </w:t>
+      </w:r>
+      <w:r>
+        <w:rPr>
+          <w:rFonts w:ascii="Consolas" w:hAnsi="Consolas"/>
+          <w:sz w:val="19"/>
+        </w:rPr>
+        <w:t>gh</w:t>
+      </w:r>
+      <w:r>
+        <w:t xml:space="preserve"> el 25/10/2026):</w:t>
+      </w:r>
+    </w:p>
+    <w:tbl>
+      <w:tblPr>
+        <w:tblStyle w:val="TableGrid"/>
+        <w:tblW w:type="auto" w:w="0"/>
+        <w:jc w:val="center"/>
+        <w:tblLook w:firstColumn="1" w:firstRow="1" w:lastColumn="0" w:lastRow="0" w:noHBand="0" w:noVBand="1" w:val="04A0"/>
+      </w:tblPr>
+      <w:tblGrid>
+        <w:gridCol w:w="4873"/>
+        <w:gridCol w:w="4873"/>
+      </w:tblGrid>
+      <w:tr>
+        <w:tc>
+          <w:tcPr>
+            <w:tcW w:type="dxa" w:w="4873"/>
+            <w:shd w:val="clear" w:color="auto" w:fill="DAE8FC"/>
+          </w:tcPr>
+          <w:p>
+            <w:r>
+              <w:rPr>
+                <w:b/>
+                <w:sz w:val="18"/>
+              </w:rPr>
+            </w:r>
+            <w:r>
+              <w:rPr>
+                <w:b/>
+                <w:sz w:val="18"/>
+              </w:rPr>
+              <w:t>Evidencia</w:t>
+            </w:r>
+          </w:p>
+        </w:tc>
+        <w:tc>
+          <w:tcPr>
+            <w:tcW w:type="dxa" w:w="4873"/>
+            <w:shd w:val="clear" w:color="auto" w:fill="DAE8FC"/>
+          </w:tcPr>
+          <w:p>
+            <w:r>
+              <w:rPr>
+                <w:b/>
+                <w:sz w:val="18"/>
+              </w:rPr>
+            </w:r>
+            <w:r>
+              <w:rPr>
+                <w:b/>
+                <w:sz w:val="18"/>
+              </w:rPr>
+              <w:t>Dato verificado</w:t>
+            </w:r>
+          </w:p>
+        </w:tc>
+      </w:tr>
+      <w:tr>
+        <w:tc>
+          <w:tcPr>
+            <w:tcW w:type="dxa" w:w="4873"/>
+          </w:tcPr>
+          <w:p>
+            <w:r>
+              <w:rPr>
+                <w:sz w:val="18"/>
+              </w:rPr>
+            </w:r>
+            <w:r>
+              <w:rPr>
+                <w:sz w:val="18"/>
+              </w:rPr>
+              <w:t>Pull Request #40</w:t>
+            </w:r>
+          </w:p>
+        </w:tc>
+        <w:tc>
+          <w:tcPr>
+            <w:tcW w:type="dxa" w:w="4873"/>
+          </w:tcPr>
+          <w:p>
+            <w:r>
+              <w:rPr>
+                <w:sz w:val="18"/>
+              </w:rPr>
+            </w:r>
+            <w:r>
+              <w:rPr>
+                <w:rFonts w:ascii="Consolas" w:hAnsi="Consolas"/>
+                <w:sz w:val="18"/>
+              </w:rPr>
+              <w:t>feature/avance3-implementation</w:t>
+            </w:r>
+            <w:r>
+              <w:rPr>
+                <w:sz w:val="18"/>
+              </w:rPr>
+              <w:t xml:space="preserve"> → </w:t>
+            </w:r>
+            <w:r>
+              <w:rPr>
+                <w:rFonts w:ascii="Consolas" w:hAnsi="Consolas"/>
+                <w:sz w:val="18"/>
+              </w:rPr>
+              <w:t>develop</w:t>
+            </w:r>
+            <w:r>
+              <w:rPr>
+                <w:sz w:val="18"/>
+              </w:rPr>
+              <w:t xml:space="preserve">, estado </w:t>
+            </w:r>
+            <w:r>
+              <w:rPr>
+                <w:rFonts w:ascii="Consolas" w:hAnsi="Consolas"/>
+                <w:sz w:val="18"/>
+              </w:rPr>
+              <w:t>MERGED</w:t>
+            </w:r>
+            <w:r>
+              <w:rPr>
+                <w:sz w:val="18"/>
+              </w:rPr>
+              <w:t>, 18/10/2026</w:t>
+            </w:r>
+          </w:p>
+        </w:tc>
+      </w:tr>
+      <w:tr>
+        <w:tc>
+          <w:tcPr>
+            <w:tcW w:type="dxa" w:w="4873"/>
+          </w:tcPr>
+          <w:p>
+            <w:r>
+              <w:rPr>
+                <w:sz w:val="18"/>
+              </w:rPr>
+            </w:r>
+            <w:r>
+              <w:rPr>
+                <w:sz w:val="18"/>
+              </w:rPr>
+              <w:t>Merge commit</w:t>
+            </w:r>
+          </w:p>
+        </w:tc>
+        <w:tc>
+          <w:tcPr>
+            <w:tcW w:type="dxa" w:w="4873"/>
+          </w:tcPr>
+          <w:p>
+            <w:r>
+              <w:rPr>
+                <w:sz w:val="18"/>
+              </w:rPr>
+            </w:r>
+            <w:r>
+              <w:rPr>
+                <w:rFonts w:ascii="Consolas" w:hAnsi="Consolas"/>
+                <w:sz w:val="18"/>
+              </w:rPr>
+              <w:t>048bc33917e1d1954f2429ace754c19271273e3b</w:t>
+            </w:r>
+          </w:p>
+        </w:tc>
+      </w:tr>
+      <w:tr>
+        <w:tc>
+          <w:tcPr>
+            <w:tcW w:type="dxa" w:w="4873"/>
+          </w:tcPr>
+          <w:p>
+            <w:r>
+              <w:rPr>
+                <w:sz w:val="18"/>
+              </w:rPr>
+            </w:r>
+            <w:r>
+              <w:rPr>
+                <w:sz w:val="18"/>
+              </w:rPr>
+              <w:t>GitHub Actions</w:t>
+            </w:r>
+          </w:p>
+        </w:tc>
+        <w:tc>
+          <w:tcPr>
+            <w:tcW w:type="dxa" w:w="4873"/>
+          </w:tcPr>
+          <w:p>
+            <w:r>
+              <w:rPr>
+                <w:sz w:val="18"/>
+              </w:rPr>
+            </w:r>
+            <w:r>
+              <w:rPr>
+                <w:sz w:val="18"/>
+              </w:rPr>
+              <w:t xml:space="preserve">"Compilar y publicar QA", </w:t>
+            </w:r>
+            <w:r>
+              <w:rPr>
+                <w:rFonts w:ascii="Consolas" w:hAnsi="Consolas"/>
+                <w:sz w:val="18"/>
+              </w:rPr>
+              <w:t>push</w:t>
+            </w:r>
+            <w:r>
+              <w:rPr>
+                <w:sz w:val="18"/>
+              </w:rPr>
+              <w:t xml:space="preserve"> en </w:t>
+            </w:r>
+            <w:r>
+              <w:rPr>
+                <w:rFonts w:ascii="Consolas" w:hAnsi="Consolas"/>
+                <w:sz w:val="18"/>
+              </w:rPr>
+              <w:t>develop</w:t>
+            </w:r>
+            <w:r>
+              <w:rPr>
+                <w:sz w:val="18"/>
+              </w:rPr>
+              <w:t xml:space="preserve"> sobre </w:t>
+            </w:r>
+            <w:r>
+              <w:rPr>
+                <w:rFonts w:ascii="Consolas" w:hAnsi="Consolas"/>
+                <w:sz w:val="18"/>
+              </w:rPr>
+              <w:t>048bc33</w:t>
+            </w:r>
+            <w:r>
+              <w:rPr>
+                <w:sz w:val="18"/>
+              </w:rPr>
+              <w:t xml:space="preserve">, resultado </w:t>
+            </w:r>
+            <w:r>
+              <w:rPr>
+                <w:rFonts w:ascii="Consolas" w:hAnsi="Consolas"/>
+                <w:sz w:val="18"/>
+              </w:rPr>
+              <w:t>success</w:t>
+            </w:r>
+            <w:r>
+              <w:rPr>
+                <w:sz w:val="18"/>
+              </w:rPr>
+              <w:t xml:space="preserve"> (ejecución 39178684908)</w:t>
+            </w:r>
+          </w:p>
+        </w:tc>
+      </w:tr>
+      <w:tr>
+        <w:tc>
+          <w:tcPr>
+            <w:tcW w:type="dxa" w:w="4873"/>
+          </w:tcPr>
+          <w:p>
+            <w:r>
+              <w:rPr>
+                <w:sz w:val="18"/>
+              </w:rPr>
+            </w:r>
+            <w:r>
+              <w:rPr>
+                <w:sz w:val="18"/>
+              </w:rPr>
+              <w:t>Versión QA</w:t>
+            </w:r>
+          </w:p>
+        </w:tc>
+        <w:tc>
+          <w:tcPr>
+            <w:tcW w:type="dxa" w:w="4873"/>
+          </w:tcPr>
+          <w:p>
+            <w:r>
+              <w:rPr>
+                <w:sz w:val="18"/>
+              </w:rPr>
+            </w:r>
+            <w:r>
+              <w:rPr>
+                <w:rFonts w:ascii="Consolas" w:hAnsi="Consolas"/>
+                <w:sz w:val="18"/>
+              </w:rPr>
+              <w:t>qa-v1.4.42</w:t>
+            </w:r>
+            <w:r>
+              <w:rPr>
+                <w:sz w:val="18"/>
+              </w:rPr>
+              <w:t xml:space="preserve">, publicada el 19/10/2026, apunta a </w:t>
+            </w:r>
+            <w:r>
+              <w:rPr>
+                <w:rFonts w:ascii="Consolas" w:hAnsi="Consolas"/>
+                <w:sz w:val="18"/>
+              </w:rPr>
+              <w:t>048bc33</w:t>
+            </w:r>
+          </w:p>
+        </w:tc>
+      </w:tr>
+      <w:tr>
+        <w:tc>
+          <w:tcPr>
+            <w:tcW w:type="dxa" w:w="4873"/>
+          </w:tcPr>
+          <w:p>
+            <w:r>
+              <w:rPr>
+                <w:sz w:val="18"/>
+              </w:rPr>
+            </w:r>
+            <w:r>
+              <w:rPr>
+                <w:sz w:val="18"/>
+              </w:rPr>
+              <w:t>Pruebas locales</w:t>
+            </w:r>
+          </w:p>
+        </w:tc>
+        <w:tc>
+          <w:tcPr>
+            <w:tcW w:type="dxa" w:w="4873"/>
+          </w:tcPr>
+          <w:p>
+            <w:r>
+              <w:rPr>
+                <w:sz w:val="18"/>
+              </w:rPr>
+            </w:r>
+            <w:r>
+              <w:rPr>
+                <w:rFonts w:ascii="Consolas" w:hAnsi="Consolas"/>
+                <w:sz w:val="18"/>
+              </w:rPr>
+              <w:t>./mvnw -pl api clean test</w:t>
+            </w:r>
+            <w:r>
+              <w:rPr>
+                <w:sz w:val="18"/>
+              </w:rPr>
+              <w:t>: código de salida 0; 385 pruebas, 0 fallos, 0 errores</w:t>
+            </w:r>
+          </w:p>
+        </w:tc>
+      </w:tr>
+    </w:tbl>
+    <w:p/>
+    <w:p>
+      <w:r>
+        <w:rPr>
+          <w:b/>
+        </w:rPr>
+        <w:t>Capturas pendientes.</w:t>
+      </w:r>
+      <w:r>
+        <w:t xml:space="preserve"> Las inserta el equipo en la copia que se entrega; no se incluyen capturas que no se hayan tomado. Cada fila indica qué debe verse y dónde colocarla.</w:t>
+      </w:r>
+    </w:p>
+    <w:tbl>
+      <w:tblPr>
+        <w:tblStyle w:val="TableGrid"/>
+        <w:tblW w:type="auto" w:w="0"/>
+        <w:jc w:val="center"/>
+        <w:tblLook w:firstColumn="1" w:firstRow="1" w:lastColumn="0" w:lastRow="0" w:noHBand="0" w:noVBand="1" w:val="04A0"/>
+      </w:tblPr>
+      <w:tblGrid>
+        <w:gridCol w:w="2436"/>
+        <w:gridCol w:w="2436"/>
+        <w:gridCol w:w="2436"/>
+        <w:gridCol w:w="2436"/>
+      </w:tblGrid>
+      <w:tr>
+        <w:tc>
+          <w:tcPr>
+            <w:tcW w:type="dxa" w:w="2436"/>
+            <w:shd w:val="clear" w:color="auto" w:fill="DAE8FC"/>
+          </w:tcPr>
+          <w:p>
+            <w:r>
+              <w:rPr>
+                <w:b/>
+                <w:sz w:val="18"/>
+              </w:rPr>
+            </w:r>
+            <w:r>
+              <w:rPr>
+                <w:b/>
+                <w:sz w:val="18"/>
+              </w:rPr>
+              <w:t>#</w:t>
+            </w:r>
+          </w:p>
+        </w:tc>
+        <w:tc>
+          <w:tcPr>
+            <w:tcW w:type="dxa" w:w="2436"/>
+            <w:shd w:val="clear" w:color="auto" w:fill="DAE8FC"/>
+          </w:tcPr>
+          <w:p>
+            <w:r>
+              <w:rPr>
+                <w:b/>
+                <w:sz w:val="18"/>
+              </w:rPr>
+            </w:r>
+            <w:r>
+              <w:rPr>
+                <w:b/>
+                <w:sz w:val="18"/>
+              </w:rPr>
+              <w:t>Evidencia</w:t>
+            </w:r>
+          </w:p>
+        </w:tc>
+        <w:tc>
+          <w:tcPr>
+            <w:tcW w:type="dxa" w:w="2436"/>
+            <w:shd w:val="clear" w:color="auto" w:fill="DAE8FC"/>
+          </w:tcPr>
+          <w:p>
+            <w:r>
+              <w:rPr>
+                <w:b/>
+                <w:sz w:val="18"/>
+              </w:rPr>
+            </w:r>
+            <w:r>
+              <w:rPr>
+                <w:b/>
+                <w:sz w:val="18"/>
+              </w:rPr>
+              <w:t>Qué debe mostrar la captura</w:t>
+            </w:r>
+          </w:p>
+        </w:tc>
+        <w:tc>
+          <w:tcPr>
+            <w:tcW w:type="dxa" w:w="2436"/>
+            <w:shd w:val="clear" w:color="auto" w:fill="DAE8FC"/>
+          </w:tcPr>
+          <w:p>
+            <w:r>
+              <w:rPr>
+                <w:b/>
+                <w:sz w:val="18"/>
+              </w:rPr>
+            </w:r>
+            <w:r>
+              <w:rPr>
+                <w:b/>
+                <w:sz w:val="18"/>
+              </w:rPr>
+              <w:t>Dónde insertarla</w:t>
+            </w:r>
+          </w:p>
+        </w:tc>
+      </w:tr>
+      <w:tr>
+        <w:tc>
+          <w:tcPr>
+            <w:tcW w:type="dxa" w:w="2436"/>
+          </w:tcPr>
+          <w:p>
+            <w:r>
+              <w:rPr>
+                <w:sz w:val="18"/>
+              </w:rPr>
+            </w:r>
+            <w:r>
+              <w:rPr>
+                <w:sz w:val="18"/>
+              </w:rPr>
+              <w:t>1</w:t>
+            </w:r>
+          </w:p>
+        </w:tc>
+        <w:tc>
+          <w:tcPr>
+            <w:tcW w:type="dxa" w:w="2436"/>
+          </w:tcPr>
+          <w:p>
+            <w:r>
+              <w:rPr>
+                <w:sz w:val="18"/>
+              </w:rPr>
+            </w:r>
+            <w:r>
+              <w:rPr>
+                <w:sz w:val="18"/>
+              </w:rPr>
+              <w:t>Pull Request #40</w:t>
+            </w:r>
+          </w:p>
+        </w:tc>
+        <w:tc>
+          <w:tcPr>
+            <w:tcW w:type="dxa" w:w="2436"/>
+          </w:tcPr>
+          <w:p>
+            <w:r>
+              <w:rPr>
+                <w:sz w:val="18"/>
+              </w:rPr>
+            </w:r>
+            <w:r>
+              <w:rPr>
+                <w:rFonts w:ascii="Consolas" w:hAnsi="Consolas"/>
+                <w:sz w:val="18"/>
+              </w:rPr>
+              <w:t>feature/avance3-implementation</w:t>
+            </w:r>
+            <w:r>
+              <w:rPr>
+                <w:sz w:val="18"/>
+              </w:rPr>
+              <w:t xml:space="preserve"> → </w:t>
+            </w:r>
+            <w:r>
+              <w:rPr>
+                <w:rFonts w:ascii="Consolas" w:hAnsi="Consolas"/>
+                <w:sz w:val="18"/>
+              </w:rPr>
+              <w:t>develop</w:t>
+            </w:r>
+            <w:r>
+              <w:rPr>
+                <w:sz w:val="18"/>
+              </w:rPr>
+              <w:t xml:space="preserve">, estado </w:t>
+            </w:r>
+            <w:r>
+              <w:rPr>
+                <w:i/>
+                <w:sz w:val="18"/>
+              </w:rPr>
+              <w:t>Merged</w:t>
+            </w:r>
+            <w:r>
+              <w:rPr>
+                <w:sz w:val="18"/>
+              </w:rPr>
+              <w:t>, lista de commits</w:t>
+            </w:r>
+          </w:p>
+        </w:tc>
+        <w:tc>
+          <w:tcPr>
+            <w:tcW w:type="dxa" w:w="2436"/>
+          </w:tcPr>
+          <w:p>
+            <w:r>
+              <w:rPr>
+                <w:sz w:val="18"/>
+              </w:rPr>
+            </w:r>
+            <w:r>
+              <w:rPr>
+                <w:sz w:val="18"/>
+              </w:rPr>
+              <w:t>§17</w:t>
+            </w:r>
+          </w:p>
+        </w:tc>
+      </w:tr>
+      <w:tr>
+        <w:tc>
+          <w:tcPr>
+            <w:tcW w:type="dxa" w:w="2436"/>
+          </w:tcPr>
+          <w:p>
+            <w:r>
+              <w:rPr>
+                <w:sz w:val="18"/>
+              </w:rPr>
+            </w:r>
+            <w:r>
+              <w:rPr>
+                <w:sz w:val="18"/>
+              </w:rPr>
+              <w:t>2</w:t>
+            </w:r>
+          </w:p>
+        </w:tc>
+        <w:tc>
+          <w:tcPr>
+            <w:tcW w:type="dxa" w:w="2436"/>
+          </w:tcPr>
+          <w:p>
+            <w:r>
+              <w:rPr>
+                <w:sz w:val="18"/>
+              </w:rPr>
+            </w:r>
+            <w:r>
+              <w:rPr>
+                <w:sz w:val="18"/>
+              </w:rPr>
+              <w:t>Merge commit</w:t>
+            </w:r>
+          </w:p>
+        </w:tc>
+        <w:tc>
+          <w:tcPr>
+            <w:tcW w:type="dxa" w:w="2436"/>
+          </w:tcPr>
+          <w:p>
+            <w:r>
+              <w:rPr>
+                <w:sz w:val="18"/>
+              </w:rPr>
+            </w:r>
+            <w:r>
+              <w:rPr>
+                <w:rFonts w:ascii="Consolas" w:hAnsi="Consolas"/>
+                <w:sz w:val="18"/>
+              </w:rPr>
+              <w:t>048bc33</w:t>
+            </w:r>
+            <w:r>
+              <w:rPr>
+                <w:sz w:val="18"/>
+              </w:rPr>
+              <w:t xml:space="preserve"> en el historial de </w:t>
+            </w:r>
+            <w:r>
+              <w:rPr>
+                <w:rFonts w:ascii="Consolas" w:hAnsi="Consolas"/>
+                <w:sz w:val="18"/>
+              </w:rPr>
+              <w:t>develop</w:t>
+            </w:r>
+            <w:r>
+              <w:rPr>
+                <w:sz w:val="18"/>
+              </w:rPr>
+              <w:t xml:space="preserve"> (por ejemplo </w:t>
+            </w:r>
+            <w:r>
+              <w:rPr>
+                <w:rFonts w:ascii="Consolas" w:hAnsi="Consolas"/>
+                <w:sz w:val="18"/>
+              </w:rPr>
+              <w:t>git log --oneline --graph</w:t>
+            </w:r>
+            <w:r>
+              <w:rPr>
+                <w:sz w:val="18"/>
+              </w:rPr>
+              <w:t>)</w:t>
+            </w:r>
+          </w:p>
+        </w:tc>
+        <w:tc>
+          <w:tcPr>
+            <w:tcW w:type="dxa" w:w="2436"/>
+          </w:tcPr>
+          <w:p>
+            <w:r>
+              <w:rPr>
+                <w:sz w:val="18"/>
+              </w:rPr>
+            </w:r>
+            <w:r>
+              <w:rPr>
+                <w:sz w:val="18"/>
+              </w:rPr>
+              <w:t>§17</w:t>
+            </w:r>
+          </w:p>
+        </w:tc>
+      </w:tr>
+      <w:tr>
+        <w:tc>
+          <w:tcPr>
+            <w:tcW w:type="dxa" w:w="2436"/>
+          </w:tcPr>
+          <w:p>
+            <w:r>
+              <w:rPr>
+                <w:sz w:val="18"/>
+              </w:rPr>
+            </w:r>
+            <w:r>
+              <w:rPr>
+                <w:sz w:val="18"/>
+              </w:rPr>
+              <w:t>3</w:t>
+            </w:r>
+          </w:p>
+        </w:tc>
+        <w:tc>
+          <w:tcPr>
+            <w:tcW w:type="dxa" w:w="2436"/>
+          </w:tcPr>
+          <w:p>
+            <w:r>
+              <w:rPr>
+                <w:sz w:val="18"/>
+              </w:rPr>
+            </w:r>
+            <w:r>
+              <w:rPr>
+                <w:sz w:val="18"/>
+              </w:rPr>
+              <w:t>GitHub Actions</w:t>
+            </w:r>
+          </w:p>
+        </w:tc>
+        <w:tc>
+          <w:tcPr>
+            <w:tcW w:type="dxa" w:w="2436"/>
+          </w:tcPr>
+          <w:p>
+            <w:r>
+              <w:rPr>
+                <w:sz w:val="18"/>
+              </w:rPr>
+            </w:r>
+            <w:r>
+              <w:rPr>
+                <w:sz w:val="18"/>
+              </w:rPr>
+              <w:t>Ejecución exitosa de "Compilar y publicar QA" con API 385/385 y escritorio 70/70</w:t>
+            </w:r>
+          </w:p>
+        </w:tc>
+        <w:tc>
+          <w:tcPr>
+            <w:tcW w:type="dxa" w:w="2436"/>
+          </w:tcPr>
+          <w:p>
+            <w:r>
+              <w:rPr>
+                <w:sz w:val="18"/>
+              </w:rPr>
+            </w:r>
+            <w:r>
+              <w:rPr>
+                <w:sz w:val="18"/>
+              </w:rPr>
+              <w:t>§16</w:t>
+            </w:r>
+          </w:p>
+        </w:tc>
+      </w:tr>
+      <w:tr>
+        <w:tc>
+          <w:tcPr>
+            <w:tcW w:type="dxa" w:w="2436"/>
+          </w:tcPr>
+          <w:p>
+            <w:r>
+              <w:rPr>
+                <w:sz w:val="18"/>
+              </w:rPr>
+            </w:r>
+            <w:r>
+              <w:rPr>
+                <w:sz w:val="18"/>
+              </w:rPr>
+              <w:t>4</w:t>
+            </w:r>
+          </w:p>
+        </w:tc>
+        <w:tc>
+          <w:tcPr>
+            <w:tcW w:type="dxa" w:w="2436"/>
+          </w:tcPr>
+          <w:p>
+            <w:r>
+              <w:rPr>
+                <w:sz w:val="18"/>
+              </w:rPr>
+            </w:r>
+            <w:r>
+              <w:rPr>
+                <w:sz w:val="18"/>
+              </w:rPr>
+              <w:t>Versión QA</w:t>
+            </w:r>
+          </w:p>
+        </w:tc>
+        <w:tc>
+          <w:tcPr>
+            <w:tcW w:type="dxa" w:w="2436"/>
+          </w:tcPr>
+          <w:p>
+            <w:r>
+              <w:rPr>
+                <w:sz w:val="18"/>
+              </w:rPr>
+            </w:r>
+            <w:r>
+              <w:rPr>
+                <w:sz w:val="18"/>
+              </w:rPr>
+              <w:t xml:space="preserve">Release </w:t>
+            </w:r>
+            <w:r>
+              <w:rPr>
+                <w:rFonts w:ascii="Consolas" w:hAnsi="Consolas"/>
+                <w:sz w:val="18"/>
+              </w:rPr>
+              <w:t>qa-v1.4.42</w:t>
+            </w:r>
+            <w:r>
+              <w:rPr>
+                <w:sz w:val="18"/>
+              </w:rPr>
+              <w:t xml:space="preserve"> en GitHub</w:t>
+            </w:r>
+          </w:p>
+        </w:tc>
+        <w:tc>
+          <w:tcPr>
+            <w:tcW w:type="dxa" w:w="2436"/>
+          </w:tcPr>
+          <w:p>
+            <w:r>
+              <w:rPr>
+                <w:sz w:val="18"/>
+              </w:rPr>
+            </w:r>
+            <w:r>
+              <w:rPr>
+                <w:sz w:val="18"/>
+              </w:rPr>
+              <w:t>§17</w:t>
+            </w:r>
+          </w:p>
+        </w:tc>
+      </w:tr>
+      <w:tr>
+        <w:tc>
+          <w:tcPr>
+            <w:tcW w:type="dxa" w:w="2436"/>
+          </w:tcPr>
+          <w:p>
+            <w:r>
+              <w:rPr>
+                <w:sz w:val="18"/>
+              </w:rPr>
+            </w:r>
+            <w:r>
+              <w:rPr>
+                <w:sz w:val="18"/>
+              </w:rPr>
+              <w:t>5</w:t>
+            </w:r>
+          </w:p>
+        </w:tc>
+        <w:tc>
+          <w:tcPr>
+            <w:tcW w:type="dxa" w:w="2436"/>
+          </w:tcPr>
+          <w:p>
+            <w:r>
+              <w:rPr>
+                <w:sz w:val="18"/>
+              </w:rPr>
+            </w:r>
+            <w:r>
+              <w:rPr>
+                <w:rFonts w:ascii="Consolas" w:hAnsi="Consolas"/>
+                <w:sz w:val="18"/>
+              </w:rPr>
+              <w:t>/health</w:t>
+            </w:r>
+          </w:p>
+        </w:tc>
+        <w:tc>
+          <w:tcPr>
+            <w:tcW w:type="dxa" w:w="2436"/>
+          </w:tcPr>
+          <w:p>
+            <w:r>
+              <w:rPr>
+                <w:sz w:val="18"/>
+              </w:rPr>
+            </w:r>
+            <w:r>
+              <w:rPr>
+                <w:sz w:val="18"/>
+              </w:rPr>
+              <w:t xml:space="preserve">HTTP 200, </w:t>
+            </w:r>
+            <w:r>
+              <w:rPr>
+                <w:rFonts w:ascii="Consolas" w:hAnsi="Consolas"/>
+                <w:sz w:val="18"/>
+              </w:rPr>
+              <w:t>database: available</w:t>
+            </w:r>
+            <w:r>
+              <w:rPr>
+                <w:sz w:val="18"/>
+              </w:rPr>
+              <w:t xml:space="preserve">, </w:t>
+            </w:r>
+            <w:r>
+              <w:rPr>
+                <w:rFonts w:ascii="Consolas" w:hAnsi="Consolas"/>
+                <w:sz w:val="18"/>
+              </w:rPr>
+              <w:t>maxActivas: 20</w:t>
+            </w:r>
+          </w:p>
+        </w:tc>
+        <w:tc>
+          <w:tcPr>
+            <w:tcW w:type="dxa" w:w="2436"/>
+          </w:tcPr>
+          <w:p>
+            <w:r>
+              <w:rPr>
+                <w:sz w:val="18"/>
+              </w:rPr>
+            </w:r>
+            <w:r>
+              <w:rPr>
+                <w:sz w:val="18"/>
+              </w:rPr>
+              <w:t>§12</w:t>
+            </w:r>
+          </w:p>
+        </w:tc>
+      </w:tr>
+      <w:tr>
+        <w:tc>
+          <w:tcPr>
+            <w:tcW w:type="dxa" w:w="2436"/>
+          </w:tcPr>
+          <w:p>
+            <w:r>
+              <w:rPr>
+                <w:sz w:val="18"/>
+              </w:rPr>
+            </w:r>
+            <w:r>
+              <w:rPr>
+                <w:sz w:val="18"/>
+              </w:rPr>
+              <w:t>6</w:t>
+            </w:r>
+          </w:p>
+        </w:tc>
+        <w:tc>
+          <w:tcPr>
+            <w:tcW w:type="dxa" w:w="2436"/>
+          </w:tcPr>
+          <w:p>
+            <w:r>
+              <w:rPr>
+                <w:sz w:val="18"/>
+              </w:rPr>
+            </w:r>
+            <w:r>
+              <w:rPr>
+                <w:sz w:val="18"/>
+              </w:rPr>
+              <w:t>Concurrencia</w:t>
+            </w:r>
+          </w:p>
+        </w:tc>
+        <w:tc>
+          <w:tcPr>
+            <w:tcW w:type="dxa" w:w="2436"/>
+          </w:tcPr>
+          <w:p>
+            <w:r>
+              <w:rPr>
+                <w:sz w:val="18"/>
+              </w:rPr>
+            </w:r>
+            <w:r>
+              <w:rPr>
+                <w:sz w:val="18"/>
+              </w:rPr>
+              <w:t xml:space="preserve">Respuesta de la 1.ª convocatoria (25 convocados), de la 2.ª (25 omitidos) y </w:t>
+            </w:r>
+            <w:r>
+              <w:rPr>
+                <w:rFonts w:ascii="Consolas" w:hAnsi="Consolas"/>
+                <w:sz w:val="18"/>
+              </w:rPr>
+              <w:t>SELECT COUNT(*)</w:t>
+            </w:r>
+            <w:r>
+              <w:rPr>
+                <w:sz w:val="18"/>
+              </w:rPr>
+              <w:t xml:space="preserve"> igual a 25</w:t>
+            </w:r>
+          </w:p>
+        </w:tc>
+        <w:tc>
+          <w:tcPr>
+            <w:tcW w:type="dxa" w:w="2436"/>
+          </w:tcPr>
+          <w:p>
+            <w:r>
+              <w:rPr>
+                <w:sz w:val="18"/>
+              </w:rPr>
+            </w:r>
+            <w:r>
+              <w:rPr>
+                <w:sz w:val="18"/>
+              </w:rPr>
+              <w:t>§10</w:t>
+            </w:r>
+          </w:p>
+        </w:tc>
+      </w:tr>
+      <w:tr>
+        <w:tc>
+          <w:tcPr>
+            <w:tcW w:type="dxa" w:w="2436"/>
+          </w:tcPr>
+          <w:p>
+            <w:r>
+              <w:rPr>
+                <w:sz w:val="18"/>
+              </w:rPr>
+            </w:r>
+            <w:r>
+              <w:rPr>
+                <w:sz w:val="18"/>
+              </w:rPr>
+              <w:t>7</w:t>
+            </w:r>
+          </w:p>
+        </w:tc>
+        <w:tc>
+          <w:tcPr>
+            <w:tcW w:type="dxa" w:w="2436"/>
+          </w:tcPr>
+          <w:p>
+            <w:r>
+              <w:rPr>
+                <w:sz w:val="18"/>
+              </w:rPr>
+            </w:r>
+            <w:r>
+              <w:rPr>
+                <w:sz w:val="18"/>
+              </w:rPr>
+              <w:t>Base caída</w:t>
+            </w:r>
+          </w:p>
+        </w:tc>
+        <w:tc>
+          <w:tcPr>
+            <w:tcW w:type="dxa" w:w="2436"/>
+          </w:tcPr>
+          <w:p>
+            <w:r>
+              <w:rPr>
+                <w:sz w:val="18"/>
+              </w:rPr>
+            </w:r>
+            <w:r>
+              <w:rPr>
+                <w:sz w:val="18"/>
+              </w:rPr>
+              <w:t xml:space="preserve">Respuesta HTTP 503 sin SQL y, después, </w:t>
+            </w:r>
+            <w:r>
+              <w:rPr>
+                <w:rFonts w:ascii="Consolas" w:hAnsi="Consolas"/>
+                <w:sz w:val="18"/>
+              </w:rPr>
+              <w:t>/health</w:t>
+            </w:r>
+            <w:r>
+              <w:rPr>
+                <w:sz w:val="18"/>
+              </w:rPr>
+              <w:t xml:space="preserve"> en 200</w:t>
+            </w:r>
+          </w:p>
+        </w:tc>
+        <w:tc>
+          <w:tcPr>
+            <w:tcW w:type="dxa" w:w="2436"/>
+          </w:tcPr>
+          <w:p>
+            <w:r>
+              <w:rPr>
+                <w:sz w:val="18"/>
+              </w:rPr>
+            </w:r>
+            <w:r>
+              <w:rPr>
+                <w:sz w:val="18"/>
+              </w:rPr>
+              <w:t>§15</w:t>
+            </w:r>
+          </w:p>
+        </w:tc>
+      </w:tr>
+      <w:tr>
+        <w:tc>
+          <w:tcPr>
+            <w:tcW w:type="dxa" w:w="2436"/>
+          </w:tcPr>
+          <w:p>
+            <w:r>
+              <w:rPr>
+                <w:sz w:val="18"/>
+              </w:rPr>
+            </w:r>
+            <w:r>
+              <w:rPr>
+                <w:sz w:val="18"/>
+              </w:rPr>
+              <w:t>8</w:t>
+            </w:r>
+          </w:p>
+        </w:tc>
+        <w:tc>
+          <w:tcPr>
+            <w:tcW w:type="dxa" w:w="2436"/>
+          </w:tcPr>
+          <w:p>
+            <w:r>
+              <w:rPr>
+                <w:sz w:val="18"/>
+              </w:rPr>
+            </w:r>
+            <w:r>
+              <w:rPr>
+                <w:sz w:val="18"/>
+              </w:rPr>
+              <w:t>Cifrado de claves</w:t>
+            </w:r>
+          </w:p>
+        </w:tc>
+        <w:tc>
+          <w:tcPr>
+            <w:tcW w:type="dxa" w:w="2436"/>
+          </w:tcPr>
+          <w:p>
+            <w:r>
+              <w:rPr>
+                <w:sz w:val="18"/>
+              </w:rPr>
+            </w:r>
+            <w:r>
+              <w:rPr>
+                <w:sz w:val="18"/>
+              </w:rPr>
+              <w:t xml:space="preserve">Valor de </w:t>
+            </w:r>
+            <w:r>
+              <w:rPr>
+                <w:rFonts w:ascii="Consolas" w:hAnsi="Consolas"/>
+                <w:sz w:val="18"/>
+              </w:rPr>
+              <w:t>clave_temporal</w:t>
+            </w:r>
+            <w:r>
+              <w:rPr>
+                <w:sz w:val="18"/>
+              </w:rPr>
+              <w:t xml:space="preserve"> que empieza por </w:t>
+            </w:r>
+            <w:r>
+              <w:rPr>
+                <w:rFonts w:ascii="Consolas" w:hAnsi="Consolas"/>
+                <w:sz w:val="18"/>
+              </w:rPr>
+              <w:t>enc:v1:</w:t>
+            </w:r>
+            <w:r>
+              <w:rPr>
+                <w:sz w:val="18"/>
+              </w:rPr>
+              <w:t xml:space="preserve"> (recortar el resto del valor)</w:t>
+            </w:r>
+          </w:p>
+        </w:tc>
+        <w:tc>
+          <w:tcPr>
+            <w:tcW w:type="dxa" w:w="2436"/>
+          </w:tcPr>
+          <w:p>
+            <w:r>
+              <w:rPr>
+                <w:sz w:val="18"/>
+              </w:rPr>
+            </w:r>
+            <w:r>
+              <w:rPr>
+                <w:sz w:val="18"/>
+              </w:rPr>
+              <w:t>§6</w:t>
+            </w:r>
+          </w:p>
+        </w:tc>
+      </w:tr>
+      <w:tr>
+        <w:tc>
+          <w:tcPr>
+            <w:tcW w:type="dxa" w:w="2436"/>
+          </w:tcPr>
+          <w:p>
+            <w:r>
+              <w:rPr>
+                <w:sz w:val="18"/>
+              </w:rPr>
+            </w:r>
+            <w:r>
+              <w:rPr>
+                <w:sz w:val="18"/>
+              </w:rPr>
+              <w:t>9</w:t>
+            </w:r>
+          </w:p>
+        </w:tc>
+        <w:tc>
+          <w:tcPr>
+            <w:tcW w:type="dxa" w:w="2436"/>
+          </w:tcPr>
+          <w:p>
+            <w:r>
+              <w:rPr>
+                <w:sz w:val="18"/>
+              </w:rPr>
+            </w:r>
+            <w:r>
+              <w:rPr>
+                <w:sz w:val="18"/>
+              </w:rPr>
+              <w:t>QA funcional</w:t>
+            </w:r>
+          </w:p>
+        </w:tc>
+        <w:tc>
+          <w:tcPr>
+            <w:tcW w:type="dxa" w:w="2436"/>
+          </w:tcPr>
+          <w:p>
+            <w:r>
+              <w:rPr>
+                <w:sz w:val="18"/>
+              </w:rPr>
+            </w:r>
+            <w:r>
+              <w:rPr>
+                <w:sz w:val="18"/>
+              </w:rPr>
+              <w:t>Inicio de sesión, miembros, reuniones, aportaciones, Auto-convocar, inicio de sesión móvil y generación de credenciales</w:t>
+            </w:r>
+          </w:p>
+        </w:tc>
+        <w:tc>
+          <w:tcPr>
+            <w:tcW w:type="dxa" w:w="2436"/>
+          </w:tcPr>
+          <w:p>
+            <w:r>
+              <w:rPr>
+                <w:sz w:val="18"/>
+              </w:rPr>
+            </w:r>
+            <w:r>
+              <w:rPr>
+                <w:sz w:val="18"/>
+              </w:rPr>
+              <w:t>Anexo A</w:t>
+            </w:r>
+          </w:p>
+        </w:tc>
+      </w:tr>
+      <w:tr>
+        <w:tc>
+          <w:tcPr>
+            <w:tcW w:type="dxa" w:w="2436"/>
+          </w:tcPr>
+          <w:p>
+            <w:r>
+              <w:rPr>
+                <w:sz w:val="18"/>
+              </w:rPr>
+            </w:r>
+            <w:r>
+              <w:rPr>
+                <w:sz w:val="18"/>
+              </w:rPr>
+              <w:t>10</w:t>
+            </w:r>
+          </w:p>
+        </w:tc>
+        <w:tc>
+          <w:tcPr>
+            <w:tcW w:type="dxa" w:w="2436"/>
+          </w:tcPr>
+          <w:p>
+            <w:r>
+              <w:rPr>
+                <w:sz w:val="18"/>
+              </w:rPr>
+            </w:r>
+            <w:r>
+              <w:rPr>
+                <w:sz w:val="18"/>
+              </w:rPr>
+              <w:t xml:space="preserve">Corrección </w:t>
+            </w:r>
+            <w:r>
+              <w:rPr>
+                <w:rFonts w:ascii="Consolas" w:hAnsi="Consolas"/>
+                <w:sz w:val="18"/>
+              </w:rPr>
+              <w:t>V009</w:t>
+            </w:r>
+          </w:p>
+        </w:tc>
+        <w:tc>
+          <w:tcPr>
+            <w:tcW w:type="dxa" w:w="2436"/>
+          </w:tcPr>
+          <w:p>
+            <w:r>
+              <w:rPr>
+                <w:sz w:val="18"/>
+              </w:rPr>
+            </w:r>
+            <w:r>
+              <w:rPr>
+                <w:sz w:val="18"/>
+              </w:rPr>
+              <w:t xml:space="preserve">Registro con </w:t>
+            </w:r>
+            <w:r>
+              <w:rPr>
+                <w:rFonts w:ascii="Consolas" w:hAnsi="Consolas"/>
+                <w:sz w:val="18"/>
+              </w:rPr>
+              <w:t>SQLState=42S22</w:t>
+            </w:r>
+            <w:r>
+              <w:rPr>
+                <w:sz w:val="18"/>
+              </w:rPr>
+              <w:t xml:space="preserve"> / </w:t>
+            </w:r>
+            <w:r>
+              <w:rPr>
+                <w:rFonts w:ascii="Consolas" w:hAnsi="Consolas"/>
+                <w:sz w:val="18"/>
+              </w:rPr>
+              <w:t>1054</w:t>
+            </w:r>
+            <w:r>
+              <w:rPr>
+                <w:sz w:val="18"/>
+              </w:rPr>
+              <w:t xml:space="preserve">, </w:t>
+            </w:r>
+            <w:r>
+              <w:rPr>
+                <w:rFonts w:ascii="Consolas" w:hAnsi="Consolas"/>
+                <w:sz w:val="18"/>
+              </w:rPr>
+              <w:t>SHOW CREATE TABLE reunion</w:t>
+            </w:r>
+            <w:r>
+              <w:rPr>
+                <w:sz w:val="18"/>
+              </w:rPr>
+              <w:t xml:space="preserve"> después de la corrección y reunión creada con éxito</w:t>
+            </w:r>
+          </w:p>
+        </w:tc>
+        <w:tc>
+          <w:tcPr>
+            <w:tcW w:type="dxa" w:w="2436"/>
+          </w:tcPr>
+          <w:p>
+            <w:r>
+              <w:rPr>
+                <w:sz w:val="18"/>
+              </w:rPr>
+            </w:r>
+            <w:r>
+              <w:rPr>
+                <w:sz w:val="18"/>
+              </w:rPr>
+              <w:t>§15</w:t>
+            </w:r>
+          </w:p>
+        </w:tc>
+      </w:tr>
+      <w:tr>
+        <w:tc>
+          <w:tcPr>
+            <w:tcW w:type="dxa" w:w="2436"/>
+          </w:tcPr>
+          <w:p>
+            <w:r>
+              <w:rPr>
+                <w:sz w:val="18"/>
+              </w:rPr>
+            </w:r>
+            <w:r>
+              <w:rPr>
+                <w:sz w:val="18"/>
+              </w:rPr>
+              <w:t>11</w:t>
+            </w:r>
+          </w:p>
+        </w:tc>
+        <w:tc>
+          <w:tcPr>
+            <w:tcW w:type="dxa" w:w="2436"/>
+          </w:tcPr>
+          <w:p>
+            <w:r>
+              <w:rPr>
+                <w:sz w:val="18"/>
+              </w:rPr>
+            </w:r>
+            <w:r>
+              <w:rPr>
+                <w:sz w:val="18"/>
+              </w:rPr>
+              <w:t>Pruebas locales</w:t>
+            </w:r>
+          </w:p>
+        </w:tc>
+        <w:tc>
+          <w:tcPr>
+            <w:tcW w:type="dxa" w:w="2436"/>
+          </w:tcPr>
+          <w:p>
+            <w:r>
+              <w:rPr>
+                <w:sz w:val="18"/>
+              </w:rPr>
+            </w:r>
+            <w:r>
+              <w:rPr>
+                <w:sz w:val="18"/>
+              </w:rPr>
+              <w:t xml:space="preserve">Salida de </w:t>
+            </w:r>
+            <w:r>
+              <w:rPr>
+                <w:rFonts w:ascii="Consolas" w:hAnsi="Consolas"/>
+                <w:sz w:val="18"/>
+              </w:rPr>
+              <w:t>./mvnw clean test</w:t>
+            </w:r>
+            <w:r>
+              <w:rPr>
+                <w:sz w:val="18"/>
+              </w:rPr>
+              <w:t xml:space="preserve"> con </w:t>
+            </w:r>
+            <w:r>
+              <w:rPr>
+                <w:rFonts w:ascii="Consolas" w:hAnsi="Consolas"/>
+                <w:sz w:val="18"/>
+              </w:rPr>
+              <w:t>BUILD SUCCESS</w:t>
+            </w:r>
+          </w:p>
+        </w:tc>
+        <w:tc>
+          <w:tcPr>
+            <w:tcW w:type="dxa" w:w="2436"/>
+          </w:tcPr>
+          <w:p>
+            <w:r>
+              <w:rPr>
+                <w:sz w:val="18"/>
+              </w:rPr>
+            </w:r>
+            <w:r>
+              <w:rPr>
+                <w:sz w:val="18"/>
+              </w:rPr>
+              <w:t>§16</w:t>
+            </w:r>
+          </w:p>
+        </w:tc>
+      </w:tr>
+    </w:tbl>
+    <w:p/>
+    <w:p>
+      <w:pPr>
+        <w:pStyle w:val="Heading3"/>
+        <w:pageBreakBefore/>
+      </w:pPr>
+      <w:r>
+        <w:rPr>
+          <w:color w:val="1F3A5F"/>
+        </w:rPr>
+        <w:t>Anexo C — cómo ejecutar y verificar</w:t>
       </w:r>
     </w:p>
     <w:p>
